--- a/Docs/Предзащита/Отчет_по_преддипломной_практике.docx
+++ b/Docs/Предзащита/Отчет_по_преддипломной_практике.docx
@@ -4590,7 +4590,7 @@
         </w:p>
         <w:p>
           <w:pPr>
-            <w:pStyle w:val="20"/>
+            <w:pStyle w:val="21"/>
             <w:tabs>
               <w:tab w:val="right" w:leader="dot" w:pos="9627"/>
             </w:tabs>
@@ -4681,7 +4681,7 @@
         </w:p>
         <w:p>
           <w:pPr>
-            <w:pStyle w:val="20"/>
+            <w:pStyle w:val="21"/>
             <w:tabs>
               <w:tab w:val="right" w:leader="dot" w:pos="9627"/>
             </w:tabs>
@@ -4772,7 +4772,7 @@
         </w:p>
         <w:p>
           <w:pPr>
-            <w:pStyle w:val="20"/>
+            <w:pStyle w:val="21"/>
             <w:tabs>
               <w:tab w:val="right" w:leader="dot" w:pos="9627"/>
             </w:tabs>
@@ -4863,7 +4863,7 @@
         </w:p>
         <w:p>
           <w:pPr>
-            <w:pStyle w:val="20"/>
+            <w:pStyle w:val="21"/>
             <w:tabs>
               <w:tab w:val="right" w:leader="dot" w:pos="9627"/>
             </w:tabs>
@@ -4954,7 +4954,7 @@
         </w:p>
         <w:p>
           <w:pPr>
-            <w:pStyle w:val="20"/>
+            <w:pStyle w:val="21"/>
             <w:tabs>
               <w:tab w:val="right" w:leader="dot" w:pos="9627"/>
             </w:tabs>
@@ -5045,7 +5045,7 @@
         </w:p>
         <w:p>
           <w:pPr>
-            <w:pStyle w:val="20"/>
+            <w:pStyle w:val="21"/>
             <w:tabs>
               <w:tab w:val="right" w:leader="dot" w:pos="9627"/>
             </w:tabs>
@@ -5136,7 +5136,7 @@
         </w:p>
         <w:p>
           <w:pPr>
-            <w:pStyle w:val="20"/>
+            <w:pStyle w:val="21"/>
             <w:tabs>
               <w:tab w:val="right" w:leader="dot" w:pos="9627"/>
             </w:tabs>
@@ -5227,7 +5227,7 @@
         </w:p>
         <w:p>
           <w:pPr>
-            <w:pStyle w:val="20"/>
+            <w:pStyle w:val="21"/>
             <w:tabs>
               <w:tab w:val="right" w:leader="dot" w:pos="9627"/>
             </w:tabs>
@@ -5318,7 +5318,7 @@
         </w:p>
         <w:p>
           <w:pPr>
-            <w:pStyle w:val="20"/>
+            <w:pStyle w:val="21"/>
             <w:tabs>
               <w:tab w:val="right" w:leader="dot" w:pos="9627"/>
             </w:tabs>
@@ -5409,7 +5409,7 @@
         </w:p>
         <w:p>
           <w:pPr>
-            <w:pStyle w:val="20"/>
+            <w:pStyle w:val="21"/>
             <w:tabs>
               <w:tab w:val="right" w:leader="dot" w:pos="9627"/>
             </w:tabs>
@@ -5500,7 +5500,7 @@
         </w:p>
         <w:p>
           <w:pPr>
-            <w:pStyle w:val="20"/>
+            <w:pStyle w:val="21"/>
             <w:tabs>
               <w:tab w:val="right" w:leader="dot" w:pos="9627"/>
             </w:tabs>
@@ -5591,7 +5591,7 @@
         </w:p>
         <w:p>
           <w:pPr>
-            <w:pStyle w:val="20"/>
+            <w:pStyle w:val="21"/>
             <w:tabs>
               <w:tab w:val="right" w:leader="dot" w:pos="9627"/>
             </w:tabs>
@@ -5682,7 +5682,7 @@
         </w:p>
         <w:p>
           <w:pPr>
-            <w:pStyle w:val="20"/>
+            <w:pStyle w:val="21"/>
             <w:tabs>
               <w:tab w:val="right" w:leader="dot" w:pos="9627"/>
             </w:tabs>
@@ -5773,7 +5773,7 @@
         </w:p>
         <w:p>
           <w:pPr>
-            <w:pStyle w:val="20"/>
+            <w:pStyle w:val="21"/>
             <w:tabs>
               <w:tab w:val="right" w:leader="dot" w:pos="9627"/>
             </w:tabs>
@@ -5864,7 +5864,7 @@
         </w:p>
         <w:p>
           <w:pPr>
-            <w:pStyle w:val="20"/>
+            <w:pStyle w:val="21"/>
             <w:tabs>
               <w:tab w:val="right" w:leader="dot" w:pos="9627"/>
             </w:tabs>
@@ -5955,7 +5955,7 @@
         </w:p>
         <w:p>
           <w:pPr>
-            <w:pStyle w:val="20"/>
+            <w:pStyle w:val="21"/>
             <w:tabs>
               <w:tab w:val="right" w:leader="dot" w:pos="9627"/>
             </w:tabs>
@@ -8895,16 +8895,7 @@
           <w:szCs w:val="28"/>
           <w:lang w:eastAsia="en-US"/>
         </w:rPr>
-        <w:t>На основе семантической близости векторов товаров искусственно создаются пары «Пользователь – Товар».</w:t>
-      </w:r>
-      <w:r>
-        <w:rPr>
-          <w:rFonts w:eastAsia="Calibri"/>
-          <w:sz w:val="28"/>
-          <w:szCs w:val="28"/>
-          <w:lang w:eastAsia="en-US"/>
-        </w:rPr>
-        <w:t xml:space="preserve"> </w:t>
+        <w:t xml:space="preserve">На основе семантической близости векторов товаров искусственно создаются пары «Пользователь – Товар». </w:t>
       </w:r>
       <w:r>
         <w:rPr>
@@ -8989,16 +8980,7 @@
           <w:szCs w:val="28"/>
           <w:lang w:eastAsia="en-US"/>
         </w:rPr>
-        <w:t>Используется функция потерь WARP, которая оптимизирует порядок выдачи: модель учится ставить наиболее релевантные по содержанию товары выше в списке рекомендаций.</w:t>
-      </w:r>
-      <w:r>
-        <w:rPr>
-          <w:rFonts w:eastAsia="Calibri"/>
-          <w:sz w:val="28"/>
-          <w:szCs w:val="28"/>
-          <w:lang w:eastAsia="en-US"/>
-        </w:rPr>
-        <w:t xml:space="preserve"> </w:t>
+        <w:t xml:space="preserve">Используется функция потерь WARP, которая оптимизирует порядок выдачи: модель учится ставить наиболее релевантные по содержанию товары выше в списке рекомендаций. </w:t>
       </w:r>
     </w:p>
     <w:p>
@@ -9029,16 +9011,7 @@
           <w:szCs w:val="28"/>
           <w:lang w:eastAsia="en-US"/>
         </w:rPr>
-        <w:t>бученные веса модели и словари признаков сохраняются в файл.</w:t>
-      </w:r>
-      <w:r>
-        <w:rPr>
-          <w:rFonts w:eastAsia="Calibri"/>
-          <w:sz w:val="28"/>
-          <w:szCs w:val="28"/>
-          <w:lang w:eastAsia="en-US"/>
-        </w:rPr>
-        <w:t xml:space="preserve"> </w:t>
+        <w:t xml:space="preserve">бученные веса модели и словари признаков сохраняются в файл. </w:t>
       </w:r>
       <w:r>
         <w:rPr>
@@ -9072,9 +9045,19 @@
           <w:lang w:eastAsia="en-US"/>
         </w:rPr>
         <w:lastRenderedPageBreak/>
-        <w:t>Слайд 8 – Метрики оценки точности имитации</w:t>
+        <w:t xml:space="preserve">Слайд 8 – </w:t>
       </w:r>
       <w:bookmarkEnd w:id="13"/>
+      <w:r>
+        <w:rPr>
+          <w:rFonts w:ascii="Times New Roman" w:eastAsia="Calibri" w:hAnsi="Times New Roman"/>
+          <w:bCs/>
+          <w:sz w:val="28"/>
+          <w:szCs w:val="28"/>
+          <w:lang w:eastAsia="en-US"/>
+        </w:rPr>
+        <w:t>Рекомендательная система</w:t>
+      </w:r>
     </w:p>
     <w:p>
       <w:pPr>
@@ -9098,9 +9081,9 @@
           <w:lang w:eastAsia="en-US"/>
         </w:rPr>
         <w:drawing>
-          <wp:inline distT="0" distB="0" distL="0" distR="0" wp14:anchorId="0C79E593" wp14:editId="3B68DEEB">
-            <wp:extent cx="5940425" cy="3341370"/>
-            <wp:effectExtent l="19050" t="19050" r="22225" b="11430"/>
+          <wp:inline distT="0" distB="0" distL="0" distR="0" wp14:anchorId="0C79E593" wp14:editId="49EA34AE">
+            <wp:extent cx="5940213" cy="3341370"/>
+            <wp:effectExtent l="19050" t="19050" r="22860" b="11430"/>
             <wp:docPr id="8" name="Рисунок 8"/>
             <wp:cNvGraphicFramePr>
               <a:graphicFrameLocks xmlns:a="http://schemas.openxmlformats.org/drawingml/2006/main" noChangeAspect="1"/>
@@ -9109,11 +9092,17 @@
               <a:graphicData uri="http://schemas.openxmlformats.org/drawingml/2006/picture">
                 <pic:pic xmlns:pic="http://schemas.openxmlformats.org/drawingml/2006/picture">
                   <pic:nvPicPr>
-                    <pic:cNvPr id="1" name=""/>
+                    <pic:cNvPr id="8" name="Рисунок 8"/>
                     <pic:cNvPicPr/>
                   </pic:nvPicPr>
                   <pic:blipFill>
-                    <a:blip r:embed="rId14"/>
+                    <a:blip r:embed="rId14">
+                      <a:extLst>
+                        <a:ext uri="{28A0092B-C50C-407E-A947-70E740481C1C}">
+                          <a14:useLocalDpi xmlns:a14="http://schemas.microsoft.com/office/drawing/2010/main" val="0"/>
+                        </a:ext>
+                      </a:extLst>
+                    </a:blip>
                     <a:stretch>
                       <a:fillRect/>
                     </a:stretch>
@@ -9121,7 +9110,7 @@
                   <pic:spPr>
                     <a:xfrm>
                       <a:off x="0" y="0"/>
-                      <a:ext cx="5940425" cy="3341370"/>
+                      <a:ext cx="5940213" cy="3341370"/>
                     </a:xfrm>
                     <a:prstGeom prst="rect">
                       <a:avLst/>
@@ -9142,7 +9131,7 @@
     <w:p>
       <w:pPr>
         <w:spacing w:line="360" w:lineRule="auto"/>
-        <w:ind w:firstLine="709"/>
+        <w:ind w:firstLine="708"/>
         <w:jc w:val="both"/>
         <w:rPr>
           <w:sz w:val="28"/>
@@ -9154,13 +9143,53 @@
           <w:sz w:val="28"/>
           <w:szCs w:val="28"/>
         </w:rPr>
-        <w:t>Для оценки качества имитации был разработан комплекс метрик. Математический вид можете увидеть на расчётно-пояснительной записке в пункте 1.4.</w:t>
+        <w:t xml:space="preserve">Созданная ранее модель применятся для формирования рекомендательной системы. На основе действий пользователя (созданные списки, забронированные подарки) </w:t>
+      </w:r>
+      <w:r>
+        <w:rPr>
+          <w:sz w:val="28"/>
+          <w:szCs w:val="28"/>
+        </w:rPr>
+        <w:t xml:space="preserve">идет преобразование в единый целевой вектор, с помощью </w:t>
+      </w:r>
+      <w:proofErr w:type="spellStart"/>
+      <w:r>
+        <w:rPr>
+          <w:sz w:val="28"/>
+          <w:szCs w:val="28"/>
+        </w:rPr>
+        <w:t>пердобученной</w:t>
+      </w:r>
+      <w:proofErr w:type="spellEnd"/>
+      <w:r>
+        <w:rPr>
+          <w:sz w:val="28"/>
+          <w:szCs w:val="28"/>
+        </w:rPr>
+        <w:t xml:space="preserve"> многоязычной модели </w:t>
+      </w:r>
+      <w:proofErr w:type="spellStart"/>
+      <w:r>
+        <w:rPr>
+          <w:sz w:val="28"/>
+          <w:szCs w:val="28"/>
+          <w:lang w:val="en-US"/>
+        </w:rPr>
+        <w:t>SentenceTransformer</w:t>
+      </w:r>
+      <w:proofErr w:type="spellEnd"/>
+      <w:r>
+        <w:rPr>
+          <w:sz w:val="28"/>
+          <w:szCs w:val="28"/>
+        </w:rPr>
+        <w:t>.</w:t>
       </w:r>
     </w:p>
     <w:p>
       <w:pPr>
         <w:spacing w:line="360" w:lineRule="auto"/>
-        <w:ind w:firstLine="709"/>
+        <w:ind w:firstLine="708"/>
         <w:jc w:val="both"/>
         <w:rPr>
           <w:sz w:val="28"/>
@@ -9172,124 +9201,71 @@
           <w:sz w:val="28"/>
           <w:szCs w:val="28"/>
         </w:rPr>
-        <w:t>Match Rate показывает прямое совпадение ходов модели и игрока. Top-k Match Rate учитывает, что в шахматах часто существует несколько равноценных ходов.</w:t>
+        <w:t xml:space="preserve">В базе данный выполняет быстрый поиск ближайших соседей среди векторов товаров относительно целевого вектора пользователя и отбирается группа </w:t>
+      </w:r>
+      <w:r>
+        <w:rPr>
+          <w:sz w:val="28"/>
+          <w:szCs w:val="28"/>
+        </w:rPr>
+        <w:t xml:space="preserve">кандидатов. Последние передаются модели </w:t>
+      </w:r>
+      <w:proofErr w:type="spellStart"/>
+      <w:r>
+        <w:rPr>
+          <w:sz w:val="28"/>
+          <w:szCs w:val="28"/>
+          <w:lang w:val="en-US"/>
+        </w:rPr>
+        <w:t>LightFM</w:t>
+      </w:r>
+      <w:proofErr w:type="spellEnd"/>
+      <w:r>
+        <w:rPr>
+          <w:sz w:val="28"/>
+          <w:szCs w:val="28"/>
+        </w:rPr>
+        <w:t>, которая делает предположения о вероятном взаимодействии «Пользователь – Кандидат»</w:t>
+      </w:r>
+      <w:r>
+        <w:rPr>
+          <w:sz w:val="28"/>
+          <w:szCs w:val="28"/>
+        </w:rPr>
+        <w:t>.</w:t>
       </w:r>
     </w:p>
     <w:p>
       <w:pPr>
         <w:spacing w:line="360" w:lineRule="auto"/>
-        <w:ind w:firstLine="709"/>
+        <w:ind w:firstLine="708"/>
         <w:jc w:val="both"/>
         <w:rPr>
-          <w:sz w:val="28"/>
-          <w:szCs w:val="28"/>
-        </w:rPr>
-      </w:pPr>
-      <w:r>
-        <w:rPr>
-          <w:sz w:val="28"/>
-          <w:szCs w:val="28"/>
-        </w:rPr>
-        <w:t xml:space="preserve">Для более глубокого анализа введён </w:t>
-      </w:r>
-      <w:proofErr w:type="spellStart"/>
-      <w:r>
-        <w:rPr>
-          <w:sz w:val="28"/>
-          <w:szCs w:val="28"/>
-        </w:rPr>
-        <w:t>Tactical</w:t>
-      </w:r>
-      <w:proofErr w:type="spellEnd"/>
-      <w:r>
-        <w:rPr>
-          <w:sz w:val="28"/>
-          <w:szCs w:val="28"/>
-        </w:rPr>
-        <w:t xml:space="preserve"> </w:t>
-      </w:r>
-      <w:proofErr w:type="spellStart"/>
-      <w:r>
-        <w:rPr>
-          <w:sz w:val="28"/>
-          <w:szCs w:val="28"/>
-        </w:rPr>
-        <w:t>Error</w:t>
-      </w:r>
-      <w:proofErr w:type="spellEnd"/>
-      <w:r>
-        <w:rPr>
-          <w:sz w:val="28"/>
-          <w:szCs w:val="28"/>
-        </w:rPr>
-        <w:t xml:space="preserve"> Profile, который сравнивает структуру тактических ошибок модели и игрока: среднюю величину ошибок, частоту грубых ошибок и распределение отклонений от лучшего хода.</w:t>
+          <w:rFonts w:eastAsia="Calibri"/>
+          <w:sz w:val="28"/>
+          <w:szCs w:val="28"/>
+          <w:lang w:eastAsia="en-US"/>
+        </w:rPr>
+      </w:pPr>
+      <w:r>
+        <w:rPr>
+          <w:sz w:val="28"/>
+          <w:szCs w:val="28"/>
+        </w:rPr>
+        <w:t>В конце, полученный список, отсортированный по убыванию вероятности, передается клиенту.</w:t>
+      </w:r>
+      <w:r>
+        <w:rPr>
+          <w:rFonts w:eastAsia="Calibri"/>
+          <w:sz w:val="28"/>
+          <w:szCs w:val="28"/>
+          <w:lang w:eastAsia="en-US"/>
+        </w:rPr>
+        <w:br w:type="page"/>
       </w:r>
     </w:p>
     <w:p>
       <w:pPr>
-        <w:spacing w:line="360" w:lineRule="auto"/>
-        <w:ind w:firstLine="709"/>
-        <w:jc w:val="both"/>
-        <w:rPr>
-          <w:sz w:val="28"/>
-          <w:szCs w:val="28"/>
-        </w:rPr>
-      </w:pPr>
-      <w:r>
-        <w:rPr>
-          <w:sz w:val="28"/>
-          <w:szCs w:val="28"/>
-        </w:rPr>
-        <w:t xml:space="preserve">Дополнительно оценивается игровая сила модели через рейтинг </w:t>
-      </w:r>
-      <w:proofErr w:type="spellStart"/>
-      <w:r>
-        <w:rPr>
-          <w:sz w:val="28"/>
-          <w:szCs w:val="28"/>
-        </w:rPr>
-        <w:t>Elo</w:t>
-      </w:r>
-      <w:proofErr w:type="spellEnd"/>
-      <w:r>
-        <w:rPr>
-          <w:sz w:val="28"/>
-          <w:szCs w:val="28"/>
-        </w:rPr>
-        <w:t xml:space="preserve"> по результатам матчей с эталонным соперником.</w:t>
-      </w:r>
-    </w:p>
-    <w:p>
-      <w:pPr>
-        <w:spacing w:line="360" w:lineRule="auto"/>
-        <w:ind w:firstLine="709"/>
-        <w:jc w:val="both"/>
-        <w:rPr>
-          <w:rFonts w:eastAsia="Calibri"/>
-          <w:sz w:val="28"/>
-          <w:szCs w:val="28"/>
-          <w:lang w:eastAsia="en-US"/>
-        </w:rPr>
-      </w:pPr>
-      <w:r>
-        <w:rPr>
-          <w:sz w:val="28"/>
-          <w:szCs w:val="28"/>
-        </w:rPr>
-        <w:t>Последовательность тестирования можете увидеть на графическом листе №3</w:t>
-      </w:r>
-      <w:r>
-        <w:rPr>
-          <w:rFonts w:eastAsia="Calibri"/>
-          <w:sz w:val="28"/>
-          <w:szCs w:val="28"/>
-          <w:lang w:eastAsia="en-US"/>
-        </w:rPr>
-        <w:br w:type="page"/>
-      </w:r>
-    </w:p>
-    <w:p>
-      <w:pPr>
         <w:pStyle w:val="2"/>
         <w:spacing w:before="0" w:after="0"/>
         <w:rPr>
@@ -9310,9 +9286,19 @@
           <w:lang w:eastAsia="en-US"/>
         </w:rPr>
         <w:lastRenderedPageBreak/>
-        <w:t>Слайд 9 – Результаты тестирования</w:t>
+        <w:t xml:space="preserve">Слайд 9 – </w:t>
       </w:r>
       <w:bookmarkEnd w:id="14"/>
+      <w:r>
+        <w:rPr>
+          <w:rFonts w:ascii="Times New Roman" w:eastAsia="Calibri" w:hAnsi="Times New Roman"/>
+          <w:bCs/>
+          <w:sz w:val="28"/>
+          <w:szCs w:val="28"/>
+          <w:lang w:eastAsia="en-US"/>
+        </w:rPr>
+        <w:t>Жизненный цикл подарка</w:t>
+      </w:r>
     </w:p>
     <w:p>
       <w:pPr>
@@ -9336,9 +9322,9 @@
           <w:lang w:eastAsia="en-US"/>
         </w:rPr>
         <w:drawing>
-          <wp:inline distT="0" distB="0" distL="0" distR="0" wp14:anchorId="413C9EC9" wp14:editId="4DA44E73">
-            <wp:extent cx="5940425" cy="3341370"/>
-            <wp:effectExtent l="19050" t="19050" r="22225" b="11430"/>
+          <wp:inline distT="0" distB="0" distL="0" distR="0" wp14:anchorId="413C9EC9" wp14:editId="6F7863F7">
+            <wp:extent cx="5940213" cy="3341370"/>
+            <wp:effectExtent l="19050" t="19050" r="22860" b="11430"/>
             <wp:docPr id="19" name="Рисунок 19"/>
             <wp:cNvGraphicFramePr>
               <a:graphicFrameLocks xmlns:a="http://schemas.openxmlformats.org/drawingml/2006/main" noChangeAspect="1"/>
@@ -9347,11 +9333,17 @@
               <a:graphicData uri="http://schemas.openxmlformats.org/drawingml/2006/picture">
                 <pic:pic xmlns:pic="http://schemas.openxmlformats.org/drawingml/2006/picture">
                   <pic:nvPicPr>
-                    <pic:cNvPr id="1" name=""/>
+                    <pic:cNvPr id="19" name="Рисунок 19"/>
                     <pic:cNvPicPr/>
                   </pic:nvPicPr>
                   <pic:blipFill>
-                    <a:blip r:embed="rId15"/>
+                    <a:blip r:embed="rId15">
+                      <a:extLst>
+                        <a:ext uri="{28A0092B-C50C-407E-A947-70E740481C1C}">
+                          <a14:useLocalDpi xmlns:a14="http://schemas.microsoft.com/office/drawing/2010/main" val="0"/>
+                        </a:ext>
+                      </a:extLst>
+                    </a:blip>
                     <a:stretch>
                       <a:fillRect/>
                     </a:stretch>
@@ -9359,7 +9351,7 @@
                   <pic:spPr>
                     <a:xfrm>
                       <a:off x="0" y="0"/>
-                      <a:ext cx="5940425" cy="3341370"/>
+                      <a:ext cx="5940213" cy="3341370"/>
                     </a:xfrm>
                     <a:prstGeom prst="rect">
                       <a:avLst/>
@@ -9392,39 +9384,7 @@
           <w:sz w:val="28"/>
           <w:szCs w:val="28"/>
         </w:rPr>
-        <w:t xml:space="preserve">Перейдём к результату тестирования модели одной из последних итерации. На слайде можете увидеть </w:t>
-      </w:r>
-      <w:proofErr w:type="spellStart"/>
-      <w:r>
-        <w:rPr>
-          <w:sz w:val="28"/>
-          <w:szCs w:val="28"/>
-        </w:rPr>
-        <w:t>MatchRate</w:t>
-      </w:r>
-      <w:proofErr w:type="spellEnd"/>
-      <w:r>
-        <w:rPr>
-          <w:sz w:val="28"/>
-          <w:szCs w:val="28"/>
-        </w:rPr>
-        <w:t xml:space="preserve">, top-5 </w:t>
-      </w:r>
-      <w:proofErr w:type="spellStart"/>
-      <w:r>
-        <w:rPr>
-          <w:sz w:val="28"/>
-          <w:szCs w:val="28"/>
-        </w:rPr>
-        <w:t>MatchRate</w:t>
-      </w:r>
-      <w:proofErr w:type="spellEnd"/>
-      <w:r>
-        <w:rPr>
-          <w:sz w:val="28"/>
-          <w:szCs w:val="28"/>
-        </w:rPr>
-        <w:t>.</w:t>
+        <w:t>Так как подарок – это главная сущность нашей системы, важно понимать, через какой жизненный цикл он проходит и кто может с ним взаимодействовать.</w:t>
       </w:r>
     </w:p>
     <w:p>
@@ -9442,7 +9402,166 @@
           <w:sz w:val="28"/>
           <w:szCs w:val="28"/>
         </w:rPr>
-        <w:t>Результаты тестирования показывают, что модель успешно воспроизводит стиль игры шахматиста. Метрика Match Rate показала, что более чем в трети позиций модель выбирает тот же ход, что и игрок. При этом показатель Top-5 Match Rate показывает, что в большинстве случаев ход игрока входит в число наиболее вероятных вариантов, предлагаемых моделью.</w:t>
+        <w:t>Подарок имеет 5 состояний:</w:t>
+      </w:r>
+    </w:p>
+    <w:p>
+      <w:pPr>
+        <w:pStyle w:val="a9"/>
+        <w:numPr>
+          <w:ilvl w:val="0"/>
+          <w:numId w:val="32"/>
+        </w:numPr>
+        <w:spacing w:line="360" w:lineRule="auto"/>
+        <w:jc w:val="both"/>
+        <w:rPr>
+          <w:sz w:val="28"/>
+          <w:szCs w:val="28"/>
+        </w:rPr>
+      </w:pPr>
+      <w:r>
+        <w:rPr>
+          <w:sz w:val="28"/>
+          <w:szCs w:val="28"/>
+        </w:rPr>
+        <w:t>Свободен — начальное состояние, доступно для бронирования.</w:t>
+      </w:r>
+    </w:p>
+    <w:p>
+      <w:pPr>
+        <w:pStyle w:val="a9"/>
+        <w:numPr>
+          <w:ilvl w:val="0"/>
+          <w:numId w:val="32"/>
+        </w:numPr>
+        <w:spacing w:line="360" w:lineRule="auto"/>
+        <w:jc w:val="both"/>
+        <w:rPr>
+          <w:sz w:val="28"/>
+          <w:szCs w:val="28"/>
+        </w:rPr>
+      </w:pPr>
+      <w:r>
+        <w:rPr>
+          <w:sz w:val="28"/>
+          <w:szCs w:val="28"/>
+        </w:rPr>
+        <w:t>Забронирован — подарок резервируется одним дарителем (личное дарение).</w:t>
+      </w:r>
+    </w:p>
+    <w:p>
+      <w:pPr>
+        <w:pStyle w:val="a9"/>
+        <w:numPr>
+          <w:ilvl w:val="0"/>
+          <w:numId w:val="32"/>
+        </w:numPr>
+        <w:spacing w:line="360" w:lineRule="auto"/>
+        <w:jc w:val="both"/>
+        <w:rPr>
+          <w:sz w:val="28"/>
+          <w:szCs w:val="28"/>
+        </w:rPr>
+      </w:pPr>
+      <w:r>
+        <w:rPr>
+          <w:sz w:val="28"/>
+          <w:szCs w:val="28"/>
+        </w:rPr>
+        <w:t xml:space="preserve">В процессе сбора — </w:t>
+      </w:r>
+      <w:r>
+        <w:rPr>
+          <w:sz w:val="28"/>
+          <w:szCs w:val="28"/>
+        </w:rPr>
+        <w:t xml:space="preserve">подарок резервируется </w:t>
+      </w:r>
+      <w:r>
+        <w:rPr>
+          <w:sz w:val="28"/>
+          <w:szCs w:val="28"/>
+        </w:rPr>
+        <w:t xml:space="preserve">с возможностью </w:t>
+      </w:r>
+      <w:r>
+        <w:rPr>
+          <w:sz w:val="28"/>
+          <w:szCs w:val="28"/>
+        </w:rPr>
+        <w:t>группово</w:t>
+      </w:r>
+      <w:r>
+        <w:rPr>
+          <w:sz w:val="28"/>
+          <w:szCs w:val="28"/>
+        </w:rPr>
+        <w:t>го</w:t>
+      </w:r>
+      <w:r>
+        <w:rPr>
+          <w:sz w:val="28"/>
+          <w:szCs w:val="28"/>
+        </w:rPr>
+        <w:t xml:space="preserve"> дарение.</w:t>
+      </w:r>
+    </w:p>
+    <w:p>
+      <w:pPr>
+        <w:pStyle w:val="a9"/>
+        <w:numPr>
+          <w:ilvl w:val="0"/>
+          <w:numId w:val="32"/>
+        </w:numPr>
+        <w:spacing w:line="360" w:lineRule="auto"/>
+        <w:jc w:val="both"/>
+        <w:rPr>
+          <w:sz w:val="28"/>
+          <w:szCs w:val="28"/>
+        </w:rPr>
+      </w:pPr>
+      <w:r>
+        <w:rPr>
+          <w:sz w:val="28"/>
+          <w:szCs w:val="28"/>
+        </w:rPr>
+        <w:t>Ожидает подтверждения — дарители готовы вручить подарок</w:t>
+      </w:r>
+      <w:r>
+        <w:rPr>
+          <w:sz w:val="28"/>
+          <w:szCs w:val="28"/>
+        </w:rPr>
+        <w:t>.</w:t>
+      </w:r>
+    </w:p>
+    <w:p>
+      <w:pPr>
+        <w:pStyle w:val="a9"/>
+        <w:numPr>
+          <w:ilvl w:val="0"/>
+          <w:numId w:val="32"/>
+        </w:numPr>
+        <w:spacing w:line="360" w:lineRule="auto"/>
+        <w:jc w:val="both"/>
+        <w:rPr>
+          <w:sz w:val="28"/>
+          <w:szCs w:val="28"/>
+        </w:rPr>
+      </w:pPr>
+      <w:r>
+        <w:rPr>
+          <w:sz w:val="28"/>
+          <w:szCs w:val="28"/>
+        </w:rPr>
+        <w:t>Подарен — финальное состояние</w:t>
+      </w:r>
+      <w:r>
+        <w:rPr>
+          <w:sz w:val="28"/>
+          <w:szCs w:val="28"/>
+        </w:rPr>
+        <w:t>.</w:t>
       </w:r>
     </w:p>
     <w:p>
@@ -9459,23 +9578,203 @@
       </w:pPr>
       <w:r>
         <w:rPr>
-          <w:sz w:val="28"/>
-          <w:szCs w:val="28"/>
-        </w:rPr>
-        <w:t>Анализ тактических ошибок показал, что модель в среднем играет точнее игрока.</w:t>
-      </w:r>
-      <w:r>
-        <w:rPr>
           <w:rFonts w:eastAsia="Calibri"/>
           <w:sz w:val="28"/>
           <w:szCs w:val="28"/>
           <w:lang w:eastAsia="en-US"/>
         </w:rPr>
-        <w:br w:type="page"/>
+        <w:t>Владелец подарка (создатель карточки)</w:t>
+      </w:r>
+      <w:r>
+        <w:rPr>
+          <w:rFonts w:eastAsia="Calibri"/>
+          <w:sz w:val="28"/>
+          <w:szCs w:val="28"/>
+          <w:lang w:eastAsia="en-US"/>
+        </w:rPr>
+        <w:t xml:space="preserve"> н</w:t>
+      </w:r>
+      <w:r>
+        <w:rPr>
+          <w:rFonts w:eastAsia="Calibri"/>
+          <w:sz w:val="28"/>
+          <w:szCs w:val="28"/>
+          <w:lang w:eastAsia="en-US"/>
+        </w:rPr>
+        <w:t>е может бронировать свой подарок.</w:t>
+      </w:r>
+      <w:r>
+        <w:rPr>
+          <w:rFonts w:eastAsia="Calibri"/>
+          <w:sz w:val="28"/>
+          <w:szCs w:val="28"/>
+          <w:lang w:eastAsia="en-US"/>
+        </w:rPr>
+        <w:t xml:space="preserve"> Он е</w:t>
+      </w:r>
+      <w:r>
+        <w:rPr>
+          <w:rFonts w:eastAsia="Calibri"/>
+          <w:sz w:val="28"/>
+          <w:szCs w:val="28"/>
+          <w:lang w:eastAsia="en-US"/>
+        </w:rPr>
+        <w:t>динственный, кто переводит статус в «Подарен» (подтверждение получения)</w:t>
+      </w:r>
+      <w:r>
+        <w:rPr>
+          <w:rFonts w:eastAsia="Calibri"/>
+          <w:sz w:val="28"/>
+          <w:szCs w:val="28"/>
+          <w:lang w:eastAsia="en-US"/>
+        </w:rPr>
+        <w:t>.</w:t>
       </w:r>
     </w:p>
     <w:p>
       <w:pPr>
+        <w:spacing w:line="360" w:lineRule="auto"/>
+        <w:ind w:firstLine="709"/>
+        <w:jc w:val="both"/>
+        <w:rPr>
+          <w:rFonts w:eastAsia="Calibri"/>
+          <w:sz w:val="28"/>
+          <w:szCs w:val="28"/>
+          <w:lang w:eastAsia="en-US"/>
+        </w:rPr>
+      </w:pPr>
+      <w:r>
+        <w:rPr>
+          <w:rFonts w:eastAsia="Calibri"/>
+          <w:sz w:val="28"/>
+          <w:szCs w:val="28"/>
+          <w:lang w:eastAsia="en-US"/>
+        </w:rPr>
+        <w:t>Инициатор бронирования (первый забронировавший)</w:t>
+      </w:r>
+      <w:r>
+        <w:rPr>
+          <w:rFonts w:eastAsia="Calibri"/>
+          <w:sz w:val="28"/>
+          <w:szCs w:val="28"/>
+          <w:lang w:eastAsia="en-US"/>
+        </w:rPr>
+        <w:t xml:space="preserve"> у</w:t>
+      </w:r>
+      <w:r>
+        <w:rPr>
+          <w:rFonts w:eastAsia="Calibri"/>
+          <w:sz w:val="28"/>
+          <w:szCs w:val="28"/>
+          <w:lang w:eastAsia="en-US"/>
+        </w:rPr>
+        <w:t>правляет процессом: переключает статусы между «Забронирован», «В процессе сбора» и «Ожидает подтверждения».</w:t>
+      </w:r>
+      <w:r>
+        <w:rPr>
+          <w:rFonts w:eastAsia="Calibri"/>
+          <w:sz w:val="28"/>
+          <w:szCs w:val="28"/>
+          <w:lang w:eastAsia="en-US"/>
+        </w:rPr>
+        <w:t xml:space="preserve"> </w:t>
+      </w:r>
+      <w:r>
+        <w:rPr>
+          <w:rFonts w:eastAsia="Calibri"/>
+          <w:sz w:val="28"/>
+          <w:szCs w:val="28"/>
+          <w:lang w:eastAsia="en-US"/>
+        </w:rPr>
+        <w:t>Не может установить статус «Подарен».</w:t>
+      </w:r>
+    </w:p>
+    <w:p>
+      <w:pPr>
+        <w:spacing w:line="360" w:lineRule="auto"/>
+        <w:ind w:firstLine="709"/>
+        <w:jc w:val="both"/>
+        <w:rPr>
+          <w:rFonts w:eastAsia="Calibri"/>
+          <w:sz w:val="28"/>
+          <w:szCs w:val="28"/>
+          <w:lang w:eastAsia="en-US"/>
+        </w:rPr>
+      </w:pPr>
+      <w:r>
+        <w:rPr>
+          <w:rFonts w:eastAsia="Calibri"/>
+          <w:sz w:val="28"/>
+          <w:szCs w:val="28"/>
+          <w:lang w:eastAsia="en-US"/>
+        </w:rPr>
+        <w:lastRenderedPageBreak/>
+        <w:t>Участник дарения (присоединившийся к группе)</w:t>
+      </w:r>
+      <w:r>
+        <w:rPr>
+          <w:rFonts w:eastAsia="Calibri"/>
+          <w:sz w:val="28"/>
+          <w:szCs w:val="28"/>
+          <w:lang w:eastAsia="en-US"/>
+        </w:rPr>
+        <w:t xml:space="preserve"> м</w:t>
+      </w:r>
+      <w:r>
+        <w:rPr>
+          <w:rFonts w:eastAsia="Calibri"/>
+          <w:sz w:val="28"/>
+          <w:szCs w:val="28"/>
+          <w:lang w:eastAsia="en-US"/>
+        </w:rPr>
+        <w:t xml:space="preserve">ожет только присоединяться к </w:t>
+      </w:r>
+      <w:r>
+        <w:rPr>
+          <w:rFonts w:eastAsia="Calibri"/>
+          <w:sz w:val="28"/>
+          <w:szCs w:val="28"/>
+          <w:lang w:eastAsia="en-US"/>
+        </w:rPr>
+        <w:t>дарению</w:t>
+      </w:r>
+      <w:r>
+        <w:rPr>
+          <w:rFonts w:eastAsia="Calibri"/>
+          <w:sz w:val="28"/>
+          <w:szCs w:val="28"/>
+          <w:lang w:eastAsia="en-US"/>
+        </w:rPr>
+        <w:t xml:space="preserve"> или отменять своё участие.</w:t>
+      </w:r>
+      <w:r>
+        <w:rPr>
+          <w:rFonts w:eastAsia="Calibri"/>
+          <w:sz w:val="28"/>
+          <w:szCs w:val="28"/>
+          <w:lang w:eastAsia="en-US"/>
+        </w:rPr>
+        <w:t xml:space="preserve"> </w:t>
+      </w:r>
+      <w:r>
+        <w:rPr>
+          <w:rFonts w:eastAsia="Calibri"/>
+          <w:sz w:val="28"/>
+          <w:szCs w:val="28"/>
+          <w:lang w:eastAsia="en-US"/>
+        </w:rPr>
+        <w:t>Не имеет прав на изменение общих статусов подарка.</w:t>
+      </w:r>
+      <w:r>
+        <w:rPr>
+          <w:sz w:val="28"/>
+          <w:szCs w:val="28"/>
+        </w:rPr>
+        <w:br w:type="page"/>
+      </w:r>
+    </w:p>
+    <w:p>
+      <w:pPr>
         <w:pStyle w:val="2"/>
         <w:spacing w:before="0" w:after="0"/>
         <w:rPr>
@@ -9486,7 +9785,7 @@
           <w:lang w:eastAsia="en-US"/>
         </w:rPr>
       </w:pPr>
-      <w:bookmarkStart w:id="15" w:name="_Toc230003936"/>
+      <w:bookmarkStart w:id="15" w:name="_Toc230003938"/>
       <w:r>
         <w:rPr>
           <w:rFonts w:ascii="Times New Roman" w:eastAsia="Calibri" w:hAnsi="Times New Roman"/>
@@ -9496,7 +9795,27 @@
           <w:lang w:eastAsia="en-US"/>
         </w:rPr>
         <w:lastRenderedPageBreak/>
-        <w:t>Слайд 10 – Результаты тестирования</w:t>
+        <w:t>Слайд 1</w:t>
+      </w:r>
+      <w:r>
+        <w:rPr>
+          <w:rFonts w:ascii="Times New Roman" w:eastAsia="Calibri" w:hAnsi="Times New Roman"/>
+          <w:bCs/>
+          <w:sz w:val="28"/>
+          <w:szCs w:val="28"/>
+          <w:lang w:eastAsia="en-US"/>
+        </w:rPr>
+        <w:t>0</w:t>
+      </w:r>
+      <w:r>
+        <w:rPr>
+          <w:rFonts w:ascii="Times New Roman" w:eastAsia="Calibri" w:hAnsi="Times New Roman"/>
+          <w:bCs/>
+          <w:sz w:val="28"/>
+          <w:szCs w:val="28"/>
+          <w:lang w:eastAsia="en-US"/>
+        </w:rPr>
+        <w:t xml:space="preserve"> – Концептуальная модель базы данных</w:t>
       </w:r>
       <w:bookmarkEnd w:id="15"/>
     </w:p>
@@ -9516,18 +9835,16 @@
       <w:r>
         <w:rPr>
           <w:rFonts w:eastAsia="Calibri"/>
-          <w:b/>
-          <w:bCs/>
           <w:noProof/>
           <w:sz w:val="28"/>
           <w:szCs w:val="28"/>
           <w:lang w:eastAsia="en-US"/>
         </w:rPr>
         <w:drawing>
-          <wp:inline distT="0" distB="0" distL="0" distR="0" wp14:anchorId="33626BEB" wp14:editId="61D2DD8D">
-            <wp:extent cx="5940425" cy="3341370"/>
-            <wp:effectExtent l="19050" t="19050" r="22225" b="11430"/>
-            <wp:docPr id="20" name="Рисунок 20"/>
+          <wp:inline distT="0" distB="0" distL="0" distR="0" wp14:anchorId="5A3E1A2A" wp14:editId="47063AE6">
+            <wp:extent cx="5940213" cy="3341370"/>
+            <wp:effectExtent l="19050" t="19050" r="22860" b="11430"/>
+            <wp:docPr id="14" name="Рисунок 14"/>
             <wp:cNvGraphicFramePr>
               <a:graphicFrameLocks xmlns:a="http://schemas.openxmlformats.org/drawingml/2006/main" noChangeAspect="1"/>
             </wp:cNvGraphicFramePr>
@@ -9535,11 +9852,17 @@
               <a:graphicData uri="http://schemas.openxmlformats.org/drawingml/2006/picture">
                 <pic:pic xmlns:pic="http://schemas.openxmlformats.org/drawingml/2006/picture">
                   <pic:nvPicPr>
-                    <pic:cNvPr id="1" name=""/>
+                    <pic:cNvPr id="14" name="Рисунок 14"/>
                     <pic:cNvPicPr/>
                   </pic:nvPicPr>
                   <pic:blipFill>
-                    <a:blip r:embed="rId16"/>
+                    <a:blip r:embed="rId16">
+                      <a:extLst>
+                        <a:ext uri="{28A0092B-C50C-407E-A947-70E740481C1C}">
+                          <a14:useLocalDpi xmlns:a14="http://schemas.microsoft.com/office/drawing/2010/main" val="0"/>
+                        </a:ext>
+                      </a:extLst>
+                    </a:blip>
                     <a:stretch>
                       <a:fillRect/>
                     </a:stretch>
@@ -9547,7 +9870,7 @@
                   <pic:spPr>
                     <a:xfrm>
                       <a:off x="0" y="0"/>
-                      <a:ext cx="5940425" cy="3341370"/>
+                      <a:ext cx="5940213" cy="3341370"/>
                     </a:xfrm>
                     <a:prstGeom prst="rect">
                       <a:avLst/>
@@ -9580,7 +9903,36 @@
           <w:sz w:val="28"/>
           <w:szCs w:val="28"/>
         </w:rPr>
-        <w:t>Кроме того, модель реже допускает неточности и грубые ошибки.</w:t>
+        <w:t xml:space="preserve">Перед разработкой структуры базы данных необходимо понять, с чем пользователь сможет взаимодействовать в системе. Для представления взаимодействия пользователей с системой была разработана </w:t>
+      </w:r>
+      <w:r>
+        <w:rPr>
+          <w:sz w:val="28"/>
+          <w:szCs w:val="28"/>
+          <w:lang w:val="en-US"/>
+        </w:rPr>
+        <w:t>UML</w:t>
+      </w:r>
+      <w:r>
+        <w:rPr>
+          <w:sz w:val="28"/>
+          <w:szCs w:val="28"/>
+        </w:rPr>
+        <w:t>-диаграмма. Её можно рассмотреть на графическом листе №</w:t>
+      </w:r>
+      <w:r>
+        <w:rPr>
+          <w:sz w:val="28"/>
+          <w:szCs w:val="28"/>
+        </w:rPr>
+        <w:t>4</w:t>
+      </w:r>
+      <w:r>
+        <w:rPr>
+          <w:sz w:val="28"/>
+          <w:szCs w:val="28"/>
+        </w:rPr>
+        <w:t>.</w:t>
       </w:r>
     </w:p>
     <w:p>
@@ -9598,34 +9950,90 @@
           <w:sz w:val="28"/>
           <w:szCs w:val="28"/>
         </w:rPr>
-        <w:t xml:space="preserve">Распределение ошибок также показывает преимущество модели: в диапазоне минимальных отклонений 0–50 </w:t>
-      </w:r>
-      <w:proofErr w:type="spellStart"/>
-      <w:r>
-        <w:rPr>
-          <w:sz w:val="28"/>
-          <w:szCs w:val="28"/>
-        </w:rPr>
-        <w:t>cp</w:t>
-      </w:r>
-      <w:proofErr w:type="spellEnd"/>
-      <w:r>
-        <w:rPr>
-          <w:sz w:val="28"/>
-          <w:szCs w:val="28"/>
-        </w:rPr>
-        <w:t xml:space="preserve"> оказалось 73.8% ходов модели против 64.7% у игрока, тогда как количество крупных ошибок во всех остальных диапазонах оказалось ниже. Это означает, что нейросеть не просто копирует стиль игры, а формирует более стабильную и тактически аккуратную версию поведения шахматиста. </w:t>
-      </w:r>
-      <w:r>
-        <w:rPr>
-          <w:sz w:val="28"/>
-          <w:szCs w:val="28"/>
-        </w:rPr>
-        <w:br w:type="page"/>
-      </w:r>
+        <w:t xml:space="preserve">На основе </w:t>
+      </w:r>
+      <w:r>
+        <w:rPr>
+          <w:sz w:val="28"/>
+          <w:szCs w:val="28"/>
+          <w:lang w:val="en-US"/>
+        </w:rPr>
+        <w:t>UML</w:t>
+      </w:r>
+      <w:r>
+        <w:rPr>
+          <w:sz w:val="28"/>
+          <w:szCs w:val="28"/>
+        </w:rPr>
+        <w:t>-диаграммы была разработана концептуальная модель базы данных, которая представлена на графическом листе №</w:t>
+      </w:r>
+      <w:r>
+        <w:rPr>
+          <w:sz w:val="28"/>
+          <w:szCs w:val="28"/>
+        </w:rPr>
+        <w:t>5</w:t>
+      </w:r>
+      <w:r>
+        <w:rPr>
+          <w:sz w:val="28"/>
+          <w:szCs w:val="28"/>
+        </w:rPr>
+        <w:t xml:space="preserve"> и на слайде.</w:t>
+      </w:r>
+      <w:bookmarkStart w:id="16" w:name="_Hlk167222018"/>
     </w:p>
     <w:p>
       <w:pPr>
+        <w:keepLines/>
+        <w:spacing w:line="360" w:lineRule="auto"/>
+        <w:ind w:firstLine="709"/>
+        <w:jc w:val="both"/>
+        <w:rPr>
+          <w:sz w:val="28"/>
+          <w:szCs w:val="28"/>
+        </w:rPr>
+      </w:pPr>
+      <w:r>
+        <w:rPr>
+          <w:sz w:val="28"/>
+          <w:szCs w:val="28"/>
+        </w:rPr>
+        <w:t>После проектирования модели базы данных следует реализовать её в проекте. Физическая модель реализованной базы данных представлена на графическом листе №</w:t>
+      </w:r>
+      <w:bookmarkEnd w:id="16"/>
+      <w:r>
+        <w:rPr>
+          <w:sz w:val="28"/>
+          <w:szCs w:val="28"/>
+        </w:rPr>
+        <w:t>6</w:t>
+      </w:r>
+      <w:r>
+        <w:rPr>
+          <w:sz w:val="28"/>
+          <w:szCs w:val="28"/>
+        </w:rPr>
+        <w:t>.</w:t>
+      </w:r>
+    </w:p>
+    <w:p>
+      <w:pPr>
+        <w:rPr>
+          <w:sz w:val="28"/>
+          <w:szCs w:val="28"/>
+        </w:rPr>
+      </w:pPr>
+      <w:r>
+        <w:rPr>
+          <w:sz w:val="28"/>
+          <w:szCs w:val="28"/>
+        </w:rPr>
+        <w:br w:type="page"/>
+      </w:r>
+    </w:p>
+    <w:p>
+      <w:pPr>
         <w:pStyle w:val="2"/>
         <w:spacing w:before="0" w:after="0"/>
         <w:rPr>
@@ -9636,7 +10044,7 @@
           <w:lang w:eastAsia="en-US"/>
         </w:rPr>
       </w:pPr>
-      <w:bookmarkStart w:id="16" w:name="_Toc230003937"/>
+      <w:bookmarkStart w:id="17" w:name="_Toc230003940"/>
       <w:r>
         <w:rPr>
           <w:rFonts w:ascii="Times New Roman" w:eastAsia="Calibri" w:hAnsi="Times New Roman"/>
@@ -9646,36 +10054,48 @@
           <w:lang w:eastAsia="en-US"/>
         </w:rPr>
         <w:lastRenderedPageBreak/>
-        <w:t>Слайд 11 – Тестовые партии против движка</w:t>
-      </w:r>
-      <w:bookmarkEnd w:id="16"/>
+        <w:t>Слайд 1</w:t>
+      </w:r>
+      <w:r>
+        <w:rPr>
+          <w:rFonts w:ascii="Times New Roman" w:eastAsia="Calibri" w:hAnsi="Times New Roman"/>
+          <w:bCs/>
+          <w:sz w:val="28"/>
+          <w:szCs w:val="28"/>
+          <w:lang w:eastAsia="en-US"/>
+        </w:rPr>
+        <w:t>1</w:t>
+      </w:r>
+      <w:r>
+        <w:rPr>
+          <w:rFonts w:ascii="Times New Roman" w:eastAsia="Calibri" w:hAnsi="Times New Roman"/>
+          <w:bCs/>
+          <w:sz w:val="28"/>
+          <w:szCs w:val="28"/>
+          <w:lang w:eastAsia="en-US"/>
+        </w:rPr>
+        <w:t xml:space="preserve"> – Проектирование интерфейса</w:t>
+      </w:r>
+      <w:bookmarkEnd w:id="17"/>
     </w:p>
     <w:p>
       <w:pPr>
-        <w:spacing w:after="160" w:line="360" w:lineRule="auto"/>
-        <w:jc w:val="both"/>
-        <w:rPr>
-          <w:rFonts w:eastAsia="Calibri"/>
-          <w:b/>
-          <w:bCs/>
-          <w:sz w:val="28"/>
-          <w:szCs w:val="28"/>
-          <w:lang w:eastAsia="en-US"/>
-        </w:rPr>
-      </w:pPr>
-      <w:r>
-        <w:rPr>
-          <w:rFonts w:eastAsia="Calibri"/>
+        <w:rPr>
+          <w:sz w:val="28"/>
+          <w:szCs w:val="28"/>
+        </w:rPr>
+      </w:pPr>
+      <w:r>
+        <w:rPr>
           <w:noProof/>
           <w:sz w:val="28"/>
           <w:szCs w:val="28"/>
-          <w:lang w:eastAsia="en-US"/>
         </w:rPr>
         <w:drawing>
-          <wp:inline distT="0" distB="0" distL="0" distR="0" wp14:anchorId="718A597D" wp14:editId="6398067F">
-            <wp:extent cx="5940425" cy="3341370"/>
-            <wp:effectExtent l="19050" t="19050" r="22225" b="11430"/>
-            <wp:docPr id="21" name="Рисунок 21"/>
+          <wp:inline distT="0" distB="0" distL="0" distR="0" wp14:anchorId="371F59FC" wp14:editId="073EE982">
+            <wp:extent cx="5940213" cy="3341370"/>
+            <wp:effectExtent l="19050" t="19050" r="22860" b="11430"/>
+            <wp:docPr id="24" name="Рисунок 24"/>
             <wp:cNvGraphicFramePr>
               <a:graphicFrameLocks xmlns:a="http://schemas.openxmlformats.org/drawingml/2006/main" noChangeAspect="1"/>
             </wp:cNvGraphicFramePr>
@@ -9683,11 +10103,17 @@
               <a:graphicData uri="http://schemas.openxmlformats.org/drawingml/2006/picture">
                 <pic:pic xmlns:pic="http://schemas.openxmlformats.org/drawingml/2006/picture">
                   <pic:nvPicPr>
-                    <pic:cNvPr id="1" name=""/>
+                    <pic:cNvPr id="24" name="Рисунок 24"/>
                     <pic:cNvPicPr/>
                   </pic:nvPicPr>
                   <pic:blipFill>
-                    <a:blip r:embed="rId17"/>
+                    <a:blip r:embed="rId17">
+                      <a:extLst>
+                        <a:ext uri="{28A0092B-C50C-407E-A947-70E740481C1C}">
+                          <a14:useLocalDpi xmlns:a14="http://schemas.microsoft.com/office/drawing/2010/main" val="0"/>
+                        </a:ext>
+                      </a:extLst>
+                    </a:blip>
                     <a:stretch>
                       <a:fillRect/>
                     </a:stretch>
@@ -9695,7 +10121,7 @@
                   <pic:spPr>
                     <a:xfrm>
                       <a:off x="0" y="0"/>
-                      <a:ext cx="5940425" cy="3341370"/>
+                      <a:ext cx="5940213" cy="3341370"/>
                     </a:xfrm>
                     <a:prstGeom prst="rect">
                       <a:avLst/>
@@ -9715,6 +10141,14 @@
     </w:p>
     <w:p>
       <w:pPr>
+        <w:rPr>
+          <w:sz w:val="28"/>
+          <w:szCs w:val="28"/>
+        </w:rPr>
+      </w:pPr>
+    </w:p>
+    <w:p>
+      <w:pPr>
         <w:spacing w:line="360" w:lineRule="auto"/>
         <w:ind w:firstLine="709"/>
         <w:jc w:val="both"/>
@@ -9723,134 +10157,125 @@
           <w:szCs w:val="28"/>
         </w:rPr>
       </w:pPr>
-      <w:r>
-        <w:rPr>
-          <w:sz w:val="28"/>
-          <w:szCs w:val="28"/>
-        </w:rPr>
-        <w:t xml:space="preserve">Дополнительная оценка силы игры проводилась через матчи против </w:t>
-      </w:r>
-      <w:proofErr w:type="spellStart"/>
-      <w:r>
-        <w:rPr>
-          <w:sz w:val="28"/>
-          <w:szCs w:val="28"/>
-        </w:rPr>
-        <w:t>Stockfish</w:t>
-      </w:r>
-      <w:proofErr w:type="spellEnd"/>
-      <w:r>
-        <w:rPr>
-          <w:sz w:val="28"/>
-          <w:szCs w:val="28"/>
-        </w:rPr>
-        <w:t xml:space="preserve"> с ограниченным рейтингом. Модель одержала 7 побед, сыграла 2 партии вничью и проиграла 6 партий. </w:t>
+      <w:bookmarkStart w:id="18" w:name="_Hlk167222109"/>
+      <w:r>
+        <w:rPr>
+          <w:sz w:val="28"/>
+          <w:szCs w:val="28"/>
+        </w:rPr>
+        <w:t>Во время проектирования интерфейса веб-</w:t>
+      </w:r>
+      <w:r>
+        <w:rPr>
+          <w:sz w:val="28"/>
+          <w:szCs w:val="28"/>
+        </w:rPr>
+        <w:t>приложения</w:t>
+      </w:r>
+      <w:r>
+        <w:rPr>
+          <w:sz w:val="28"/>
+          <w:szCs w:val="28"/>
+        </w:rPr>
+        <w:t xml:space="preserve"> были сделаны макеты страниц. Примеры некоторых макетов представлены в графическом листе №</w:t>
+      </w:r>
+      <w:r>
+        <w:rPr>
+          <w:sz w:val="28"/>
+          <w:szCs w:val="28"/>
+        </w:rPr>
+        <w:t>1</w:t>
+      </w:r>
+      <w:r>
+        <w:rPr>
+          <w:sz w:val="28"/>
+          <w:szCs w:val="28"/>
+        </w:rPr>
+        <w:t>.</w:t>
+      </w:r>
+    </w:p>
+    <w:bookmarkEnd w:id="18"/>
+    <w:p>
+      <w:pPr>
+        <w:spacing w:line="360" w:lineRule="auto"/>
+        <w:ind w:firstLine="709"/>
+        <w:rPr>
+          <w:sz w:val="32"/>
+          <w:szCs w:val="32"/>
+        </w:rPr>
+      </w:pPr>
+      <w:r>
+        <w:rPr>
+          <w:sz w:val="32"/>
+          <w:szCs w:val="32"/>
+        </w:rPr>
+        <w:br w:type="page"/>
       </w:r>
     </w:p>
     <w:p>
       <w:pPr>
-        <w:spacing w:line="360" w:lineRule="auto"/>
-        <w:ind w:firstLine="709"/>
-        <w:jc w:val="both"/>
-        <w:rPr>
-          <w:sz w:val="28"/>
-          <w:szCs w:val="28"/>
-        </w:rPr>
-      </w:pPr>
-      <w:r>
-        <w:rPr>
-          <w:sz w:val="28"/>
-          <w:szCs w:val="28"/>
-        </w:rPr>
-        <w:t xml:space="preserve">Таким образом, результаты эксперимента подтверждают, что разработанная </w:t>
-      </w:r>
-      <w:proofErr w:type="spellStart"/>
-      <w:r>
-        <w:rPr>
-          <w:sz w:val="28"/>
-          <w:szCs w:val="28"/>
-        </w:rPr>
-        <w:t>нейросетевая</w:t>
-      </w:r>
-      <w:proofErr w:type="spellEnd"/>
-      <w:r>
-        <w:rPr>
-          <w:sz w:val="28"/>
-          <w:szCs w:val="28"/>
-        </w:rPr>
-        <w:t xml:space="preserve"> система способна эффективно имитировать стиль конкретного шахматиста, сохраняя характерные особенности его игры и одновременно уменьшая количество тактических ошибок.</w:t>
-      </w:r>
+        <w:pStyle w:val="2"/>
+        <w:spacing w:before="0" w:after="0"/>
+        <w:rPr>
+          <w:rFonts w:ascii="Times New Roman" w:eastAsia="Calibri" w:hAnsi="Times New Roman"/>
+          <w:bCs/>
+          <w:sz w:val="28"/>
+          <w:szCs w:val="28"/>
+          <w:lang w:eastAsia="en-US"/>
+        </w:rPr>
+      </w:pPr>
+      <w:bookmarkStart w:id="19" w:name="_Toc230003941"/>
+      <w:r>
+        <w:rPr>
+          <w:rFonts w:ascii="Times New Roman" w:eastAsia="Calibri" w:hAnsi="Times New Roman"/>
+          <w:bCs/>
+          <w:sz w:val="28"/>
+          <w:szCs w:val="28"/>
+          <w:lang w:eastAsia="en-US"/>
+        </w:rPr>
+        <w:lastRenderedPageBreak/>
+        <w:t>Слайд 1</w:t>
+      </w:r>
+      <w:r>
+        <w:rPr>
+          <w:rFonts w:ascii="Times New Roman" w:eastAsia="Calibri" w:hAnsi="Times New Roman"/>
+          <w:bCs/>
+          <w:sz w:val="28"/>
+          <w:szCs w:val="28"/>
+          <w:lang w:eastAsia="en-US"/>
+        </w:rPr>
+        <w:t>2</w:t>
+      </w:r>
+      <w:r>
+        <w:rPr>
+          <w:rFonts w:ascii="Times New Roman" w:eastAsia="Calibri" w:hAnsi="Times New Roman"/>
+          <w:bCs/>
+          <w:sz w:val="28"/>
+          <w:szCs w:val="28"/>
+          <w:lang w:eastAsia="en-US"/>
+        </w:rPr>
+        <w:t xml:space="preserve"> – Проектирование интерфейса</w:t>
+      </w:r>
+      <w:bookmarkEnd w:id="19"/>
     </w:p>
     <w:p>
       <w:pPr>
-        <w:spacing w:line="360" w:lineRule="auto"/>
-        <w:ind w:firstLine="709"/>
-        <w:jc w:val="both"/>
-        <w:rPr>
-          <w:sz w:val="28"/>
-          <w:szCs w:val="28"/>
-        </w:rPr>
-      </w:pPr>
-      <w:r>
-        <w:rPr>
-          <w:sz w:val="28"/>
-          <w:szCs w:val="28"/>
-        </w:rPr>
-        <w:br w:type="page"/>
-      </w:r>
-    </w:p>
-    <w:p>
-      <w:pPr>
-        <w:pStyle w:val="2"/>
-        <w:spacing w:before="0" w:after="0"/>
-        <w:rPr>
-          <w:rFonts w:ascii="Times New Roman" w:eastAsia="Calibri" w:hAnsi="Times New Roman"/>
-          <w:bCs/>
-          <w:sz w:val="28"/>
-          <w:szCs w:val="28"/>
-          <w:lang w:eastAsia="en-US"/>
-        </w:rPr>
-      </w:pPr>
-      <w:bookmarkStart w:id="17" w:name="_Toc230003938"/>
-      <w:r>
-        <w:rPr>
-          <w:rFonts w:ascii="Times New Roman" w:eastAsia="Calibri" w:hAnsi="Times New Roman"/>
-          <w:bCs/>
-          <w:sz w:val="28"/>
-          <w:szCs w:val="28"/>
-          <w:lang w:eastAsia="en-US"/>
-        </w:rPr>
-        <w:lastRenderedPageBreak/>
-        <w:t>Слайд 12 – Концептуальная модель базы данных</w:t>
-      </w:r>
-      <w:bookmarkEnd w:id="17"/>
-    </w:p>
-    <w:p>
-      <w:pPr>
-        <w:spacing w:after="160" w:line="360" w:lineRule="auto"/>
-        <w:jc w:val="both"/>
-        <w:rPr>
-          <w:rFonts w:eastAsia="Calibri"/>
-          <w:b/>
-          <w:bCs/>
-          <w:sz w:val="28"/>
-          <w:szCs w:val="28"/>
-          <w:lang w:eastAsia="en-US"/>
-        </w:rPr>
-      </w:pPr>
-      <w:r>
-        <w:rPr>
-          <w:rFonts w:eastAsia="Calibri"/>
+        <w:rPr>
+          <w:sz w:val="28"/>
+          <w:szCs w:val="28"/>
+        </w:rPr>
+      </w:pPr>
+      <w:r>
+        <w:rPr>
           <w:noProof/>
           <w:sz w:val="28"/>
           <w:szCs w:val="28"/>
-          <w:lang w:eastAsia="en-US"/>
         </w:rPr>
         <w:drawing>
-          <wp:inline distT="0" distB="0" distL="0" distR="0" wp14:anchorId="5A3E1A2A" wp14:editId="1B7EA9E8">
-            <wp:extent cx="5940425" cy="3341370"/>
-            <wp:effectExtent l="19050" t="19050" r="22225" b="11430"/>
-            <wp:docPr id="14" name="Рисунок 14"/>
+          <wp:inline distT="0" distB="0" distL="0" distR="0" wp14:anchorId="50C5CCAA" wp14:editId="0A32171A">
+            <wp:extent cx="5940213" cy="3341370"/>
+            <wp:effectExtent l="19050" t="19050" r="22860" b="11430"/>
+            <wp:docPr id="34" name="Рисунок 34"/>
             <wp:cNvGraphicFramePr>
               <a:graphicFrameLocks xmlns:a="http://schemas.openxmlformats.org/drawingml/2006/main" noChangeAspect="1"/>
             </wp:cNvGraphicFramePr>
@@ -9858,11 +10283,17 @@
               <a:graphicData uri="http://schemas.openxmlformats.org/drawingml/2006/picture">
                 <pic:pic xmlns:pic="http://schemas.openxmlformats.org/drawingml/2006/picture">
                   <pic:nvPicPr>
-                    <pic:cNvPr id="1" name=""/>
+                    <pic:cNvPr id="34" name="Рисунок 34"/>
                     <pic:cNvPicPr/>
                   </pic:nvPicPr>
                   <pic:blipFill>
-                    <a:blip r:embed="rId18"/>
+                    <a:blip r:embed="rId18">
+                      <a:extLst>
+                        <a:ext uri="{28A0092B-C50C-407E-A947-70E740481C1C}">
+                          <a14:useLocalDpi xmlns:a14="http://schemas.microsoft.com/office/drawing/2010/main" val="0"/>
+                        </a:ext>
+                      </a:extLst>
+                    </a:blip>
                     <a:stretch>
                       <a:fillRect/>
                     </a:stretch>
@@ -9870,7 +10301,7 @@
                   <pic:spPr>
                     <a:xfrm>
                       <a:off x="0" y="0"/>
-                      <a:ext cx="5940425" cy="3341370"/>
+                      <a:ext cx="5940213" cy="3341370"/>
                     </a:xfrm>
                     <a:prstGeom prst="rect">
                       <a:avLst/>
@@ -9890,6 +10321,14 @@
     </w:p>
     <w:p>
       <w:pPr>
+        <w:rPr>
+          <w:sz w:val="28"/>
+          <w:szCs w:val="28"/>
+        </w:rPr>
+      </w:pPr>
+    </w:p>
+    <w:p>
+      <w:pPr>
         <w:spacing w:line="360" w:lineRule="auto"/>
         <w:ind w:firstLine="709"/>
         <w:jc w:val="both"/>
@@ -9903,83 +10342,119 @@
           <w:sz w:val="28"/>
           <w:szCs w:val="28"/>
         </w:rPr>
-        <w:t xml:space="preserve">Перед разработкой структуры базы данных необходимо понять, с чем пользователь сможет взаимодействовать в системе. Для представления взаимодействия пользователей с системой была разработана </w:t>
-      </w:r>
-      <w:r>
-        <w:rPr>
-          <w:sz w:val="28"/>
-          <w:szCs w:val="28"/>
-          <w:lang w:val="en-US"/>
-        </w:rPr>
-        <w:t>UML</w:t>
-      </w:r>
-      <w:r>
-        <w:rPr>
-          <w:sz w:val="28"/>
-          <w:szCs w:val="28"/>
-        </w:rPr>
-        <w:t>-диаграмма. Её можно рассмотреть на графическом листе №4.</w:t>
+        <w:t xml:space="preserve">Опираясь на макеты, был реализован интерфейс системы </w:t>
+      </w:r>
+      <w:r>
+        <w:rPr>
+          <w:sz w:val="28"/>
+          <w:szCs w:val="28"/>
+        </w:rPr>
+        <w:t xml:space="preserve">преимущественно </w:t>
+      </w:r>
+      <w:r>
+        <w:rPr>
+          <w:sz w:val="28"/>
+          <w:szCs w:val="28"/>
+        </w:rPr>
+        <w:t>для мобильных устройств. Интерфейс системы представлена в графических листах №</w:t>
+      </w:r>
+      <w:r>
+        <w:rPr>
+          <w:sz w:val="28"/>
+          <w:szCs w:val="28"/>
+        </w:rPr>
+        <w:t>2</w:t>
+      </w:r>
+      <w:r>
+        <w:rPr>
+          <w:sz w:val="28"/>
+          <w:szCs w:val="28"/>
+        </w:rPr>
+        <w:t>, №</w:t>
+      </w:r>
+      <w:r>
+        <w:rPr>
+          <w:sz w:val="28"/>
+          <w:szCs w:val="28"/>
+        </w:rPr>
+        <w:t>3</w:t>
+      </w:r>
+      <w:r>
+        <w:rPr>
+          <w:sz w:val="28"/>
+          <w:szCs w:val="28"/>
+        </w:rPr>
+        <w:t xml:space="preserve">. </w:t>
       </w:r>
     </w:p>
     <w:p>
       <w:pPr>
-        <w:spacing w:line="360" w:lineRule="auto"/>
-        <w:ind w:firstLine="709"/>
-        <w:jc w:val="both"/>
-        <w:rPr>
-          <w:sz w:val="28"/>
-          <w:szCs w:val="28"/>
-        </w:rPr>
-      </w:pPr>
-      <w:r>
-        <w:rPr>
-          <w:sz w:val="28"/>
-          <w:szCs w:val="28"/>
-        </w:rPr>
-        <w:t xml:space="preserve">На основе </w:t>
-      </w:r>
-      <w:r>
-        <w:rPr>
-          <w:sz w:val="28"/>
-          <w:szCs w:val="28"/>
-          <w:lang w:val="en-US"/>
-        </w:rPr>
-        <w:t>UML</w:t>
-      </w:r>
-      <w:r>
-        <w:rPr>
-          <w:sz w:val="28"/>
-          <w:szCs w:val="28"/>
-        </w:rPr>
-        <w:t>-диаграммы была разработана концептуальная модель базы данных, которая представлена на графическом листе №5 и на слайде.</w:t>
-      </w:r>
-      <w:bookmarkStart w:id="18" w:name="_Hlk167222018"/>
+        <w:suppressAutoHyphens w:val="0"/>
+        <w:rPr>
+          <w:sz w:val="28"/>
+          <w:szCs w:val="28"/>
+        </w:rPr>
+      </w:pPr>
+      <w:r>
+        <w:rPr>
+          <w:sz w:val="28"/>
+          <w:szCs w:val="28"/>
+        </w:rPr>
+        <w:br w:type="page"/>
+      </w:r>
     </w:p>
     <w:p>
       <w:pPr>
-        <w:keepLines/>
-        <w:spacing w:line="360" w:lineRule="auto"/>
-        <w:ind w:firstLine="709"/>
-        <w:jc w:val="both"/>
-        <w:rPr>
-          <w:sz w:val="28"/>
-          <w:szCs w:val="28"/>
-        </w:rPr>
-      </w:pPr>
-      <w:r>
-        <w:rPr>
-          <w:sz w:val="28"/>
-          <w:szCs w:val="28"/>
-        </w:rPr>
-        <w:t>После проектирования модели базы данных следует реализовать её в проекте. Физическая модель реализованной базы данных представлена на графическом листе №</w:t>
-      </w:r>
-      <w:bookmarkEnd w:id="18"/>
-      <w:r>
-        <w:rPr>
-          <w:sz w:val="28"/>
-          <w:szCs w:val="28"/>
-        </w:rPr>
-        <w:t>6.</w:t>
+        <w:pStyle w:val="2"/>
+        <w:spacing w:before="0" w:after="0"/>
+        <w:rPr>
+          <w:rFonts w:ascii="Times New Roman" w:eastAsia="Calibri" w:hAnsi="Times New Roman"/>
+          <w:bCs/>
+          <w:sz w:val="28"/>
+          <w:szCs w:val="28"/>
+          <w:lang w:eastAsia="en-US"/>
+        </w:rPr>
+      </w:pPr>
+      <w:r>
+        <w:rPr>
+          <w:rFonts w:ascii="Times New Roman" w:eastAsia="Calibri" w:hAnsi="Times New Roman"/>
+          <w:bCs/>
+          <w:sz w:val="28"/>
+          <w:szCs w:val="28"/>
+          <w:lang w:eastAsia="en-US"/>
+        </w:rPr>
+        <w:lastRenderedPageBreak/>
+        <w:t>Слайд 1</w:t>
+      </w:r>
+      <w:r>
+        <w:rPr>
+          <w:rFonts w:ascii="Times New Roman" w:eastAsia="Calibri" w:hAnsi="Times New Roman"/>
+          <w:bCs/>
+          <w:sz w:val="28"/>
+          <w:szCs w:val="28"/>
+          <w:lang w:eastAsia="en-US"/>
+        </w:rPr>
+        <w:t>3</w:t>
+      </w:r>
+      <w:r>
+        <w:rPr>
+          <w:rFonts w:ascii="Times New Roman" w:eastAsia="Calibri" w:hAnsi="Times New Roman"/>
+          <w:bCs/>
+          <w:sz w:val="28"/>
+          <w:szCs w:val="28"/>
+          <w:lang w:eastAsia="en-US"/>
+        </w:rPr>
+        <w:t xml:space="preserve"> – </w:t>
+      </w:r>
+      <w:r>
+        <w:rPr>
+          <w:rFonts w:ascii="Times New Roman" w:eastAsia="Calibri" w:hAnsi="Times New Roman"/>
+          <w:bCs/>
+          <w:sz w:val="28"/>
+          <w:szCs w:val="28"/>
+          <w:lang w:eastAsia="en-US"/>
+        </w:rPr>
+        <w:t>Будущее разработки</w:t>
       </w:r>
     </w:p>
     <w:p>
@@ -9991,56 +10466,15 @@
       </w:pPr>
       <w:r>
         <w:rPr>
-          <w:sz w:val="28"/>
-          <w:szCs w:val="28"/>
-        </w:rPr>
-        <w:br w:type="page"/>
-      </w:r>
-    </w:p>
-    <w:p>
-      <w:pPr>
-        <w:pStyle w:val="2"/>
-        <w:spacing w:before="0" w:after="0"/>
-        <w:rPr>
-          <w:rFonts w:ascii="Times New Roman" w:eastAsia="Calibri" w:hAnsi="Times New Roman"/>
-          <w:bCs/>
-          <w:sz w:val="28"/>
-          <w:szCs w:val="28"/>
-          <w:lang w:eastAsia="en-US"/>
-        </w:rPr>
-      </w:pPr>
-      <w:bookmarkStart w:id="19" w:name="_Toc230003939"/>
-      <w:r>
-        <w:rPr>
-          <w:rFonts w:ascii="Times New Roman" w:eastAsia="Calibri" w:hAnsi="Times New Roman"/>
-          <w:bCs/>
-          <w:sz w:val="28"/>
-          <w:szCs w:val="28"/>
-          <w:lang w:eastAsia="en-US"/>
-        </w:rPr>
-        <w:lastRenderedPageBreak/>
-        <w:t>Слайд 13 – Схема структуры системы</w:t>
-      </w:r>
-      <w:bookmarkEnd w:id="19"/>
-    </w:p>
-    <w:p>
-      <w:pPr>
-        <w:rPr>
-          <w:sz w:val="28"/>
-          <w:szCs w:val="28"/>
-        </w:rPr>
-      </w:pPr>
-      <w:r>
-        <w:rPr>
           <w:noProof/>
-          <w:sz w:val="32"/>
-          <w:szCs w:val="32"/>
+          <w:sz w:val="28"/>
+          <w:szCs w:val="28"/>
         </w:rPr>
         <w:drawing>
-          <wp:inline distT="0" distB="0" distL="0" distR="0" wp14:anchorId="6548EB4B" wp14:editId="3977770F">
-            <wp:extent cx="5940425" cy="3341370"/>
-            <wp:effectExtent l="19050" t="19050" r="22225" b="11430"/>
-            <wp:docPr id="15" name="Рисунок 15"/>
+          <wp:inline distT="0" distB="0" distL="0" distR="0" wp14:anchorId="59F17EEF" wp14:editId="253EA805">
+            <wp:extent cx="5940213" cy="3341369"/>
+            <wp:effectExtent l="19050" t="19050" r="22860" b="12065"/>
+            <wp:docPr id="4" name="Рисунок 4"/>
             <wp:cNvGraphicFramePr>
               <a:graphicFrameLocks xmlns:a="http://schemas.openxmlformats.org/drawingml/2006/main" noChangeAspect="1"/>
             </wp:cNvGraphicFramePr>
@@ -10048,11 +10482,17 @@
               <a:graphicData uri="http://schemas.openxmlformats.org/drawingml/2006/picture">
                 <pic:pic xmlns:pic="http://schemas.openxmlformats.org/drawingml/2006/picture">
                   <pic:nvPicPr>
-                    <pic:cNvPr id="1" name=""/>
+                    <pic:cNvPr id="4" name="Рисунок 4"/>
                     <pic:cNvPicPr/>
                   </pic:nvPicPr>
                   <pic:blipFill>
-                    <a:blip r:embed="rId19"/>
+                    <a:blip r:embed="rId19">
+                      <a:extLst>
+                        <a:ext uri="{28A0092B-C50C-407E-A947-70E740481C1C}">
+                          <a14:useLocalDpi xmlns:a14="http://schemas.microsoft.com/office/drawing/2010/main" val="0"/>
+                        </a:ext>
+                      </a:extLst>
+                    </a:blip>
                     <a:stretch>
                       <a:fillRect/>
                     </a:stretch>
@@ -10060,7 +10500,7 @@
                   <pic:spPr>
                     <a:xfrm>
                       <a:off x="0" y="0"/>
-                      <a:ext cx="5940425" cy="3341370"/>
+                      <a:ext cx="5940213" cy="3341369"/>
                     </a:xfrm>
                     <a:prstGeom prst="rect">
                       <a:avLst/>
@@ -10080,8 +10520,6 @@
     </w:p>
     <w:p>
       <w:pPr>
-        <w:spacing w:line="360" w:lineRule="auto"/>
-        <w:jc w:val="both"/>
         <w:rPr>
           <w:sz w:val="28"/>
           <w:szCs w:val="28"/>
@@ -10103,82 +10541,205 @@
           <w:sz w:val="28"/>
           <w:szCs w:val="28"/>
         </w:rPr>
-        <w:t xml:space="preserve">Для реализации такой системы использовались следующие инструменты: фреймворк </w:t>
-      </w:r>
-      <w:proofErr w:type="spellStart"/>
-      <w:r>
-        <w:rPr>
-          <w:sz w:val="28"/>
-          <w:szCs w:val="28"/>
-        </w:rPr>
-        <w:t>Django</w:t>
-      </w:r>
-      <w:proofErr w:type="spellEnd"/>
-      <w:r>
-        <w:rPr>
-          <w:sz w:val="28"/>
-          <w:szCs w:val="28"/>
-        </w:rPr>
-        <w:t xml:space="preserve"> на языке Python (для описания логики системы); Next.js/</w:t>
-      </w:r>
-      <w:proofErr w:type="spellStart"/>
-      <w:r>
-        <w:rPr>
-          <w:sz w:val="28"/>
-          <w:szCs w:val="28"/>
-        </w:rPr>
-        <w:t>React</w:t>
-      </w:r>
-      <w:proofErr w:type="spellEnd"/>
-      <w:r>
-        <w:rPr>
-          <w:sz w:val="28"/>
-          <w:szCs w:val="28"/>
-        </w:rPr>
-        <w:t xml:space="preserve"> (для реализации интерфейса сайта); среда разработки </w:t>
-      </w:r>
-      <w:proofErr w:type="spellStart"/>
-      <w:r>
-        <w:rPr>
-          <w:sz w:val="28"/>
-          <w:szCs w:val="28"/>
-        </w:rPr>
-        <w:t>PyCharm</w:t>
-      </w:r>
-      <w:proofErr w:type="spellEnd"/>
-      <w:r>
-        <w:rPr>
-          <w:sz w:val="28"/>
-          <w:szCs w:val="28"/>
-        </w:rPr>
-        <w:t xml:space="preserve"> и VS Code; СУБД </w:t>
-      </w:r>
-      <w:proofErr w:type="spellStart"/>
-      <w:r>
-        <w:rPr>
-          <w:sz w:val="28"/>
-          <w:szCs w:val="28"/>
-        </w:rPr>
-        <w:t>PostgreSQL</w:t>
-      </w:r>
-      <w:proofErr w:type="spellEnd"/>
-      <w:r>
-        <w:rPr>
-          <w:sz w:val="28"/>
-          <w:szCs w:val="28"/>
-        </w:rPr>
-        <w:t xml:space="preserve"> (для управления базой данных). На графическом листе №7 и на слайде можете увидеть конечный вариант архитектуры программной системы.</w:t>
-      </w:r>
-      <w:r>
-        <w:rPr>
-          <w:sz w:val="28"/>
-          <w:szCs w:val="28"/>
-        </w:rPr>
-        <w:br w:type="page"/>
+        <w:t>В будущем приложение будет дорабатываться такими вещами как:</w:t>
       </w:r>
     </w:p>
     <w:p>
       <w:pPr>
+        <w:pStyle w:val="a9"/>
+        <w:numPr>
+          <w:ilvl w:val="0"/>
+          <w:numId w:val="33"/>
+        </w:numPr>
+        <w:spacing w:line="360" w:lineRule="auto"/>
+        <w:jc w:val="both"/>
+        <w:rPr>
+          <w:sz w:val="28"/>
+          <w:szCs w:val="28"/>
+        </w:rPr>
+      </w:pPr>
+      <w:r>
+        <w:rPr>
+          <w:sz w:val="28"/>
+          <w:szCs w:val="28"/>
+        </w:rPr>
+        <w:t>Адаптация под большие экраны и десктоп устройства;</w:t>
+      </w:r>
+    </w:p>
+    <w:p>
+      <w:pPr>
+        <w:pStyle w:val="a9"/>
+        <w:numPr>
+          <w:ilvl w:val="0"/>
+          <w:numId w:val="33"/>
+        </w:numPr>
+        <w:spacing w:line="360" w:lineRule="auto"/>
+        <w:jc w:val="both"/>
+        <w:rPr>
+          <w:sz w:val="28"/>
+          <w:szCs w:val="28"/>
+        </w:rPr>
+      </w:pPr>
+      <w:r>
+        <w:rPr>
+          <w:sz w:val="28"/>
+          <w:szCs w:val="28"/>
+        </w:rPr>
+        <w:t>Улучшение интеграции русского языка, в частности, для рекомендательной системы;</w:t>
+      </w:r>
+    </w:p>
+    <w:p>
+      <w:pPr>
+        <w:pStyle w:val="a9"/>
+        <w:numPr>
+          <w:ilvl w:val="0"/>
+          <w:numId w:val="33"/>
+        </w:numPr>
+        <w:spacing w:line="360" w:lineRule="auto"/>
+        <w:jc w:val="both"/>
+        <w:rPr>
+          <w:sz w:val="28"/>
+          <w:szCs w:val="28"/>
+        </w:rPr>
+      </w:pPr>
+      <w:r>
+        <w:rPr>
+          <w:sz w:val="28"/>
+          <w:szCs w:val="28"/>
+        </w:rPr>
+        <w:t xml:space="preserve">Улучшение самой рекомендательной системы с помощью </w:t>
+      </w:r>
+      <w:proofErr w:type="spellStart"/>
+      <w:r>
+        <w:rPr>
+          <w:sz w:val="28"/>
+          <w:szCs w:val="28"/>
+        </w:rPr>
+        <w:t>дообучения</w:t>
+      </w:r>
+      <w:proofErr w:type="spellEnd"/>
+      <w:r>
+        <w:rPr>
+          <w:sz w:val="28"/>
+          <w:szCs w:val="28"/>
+        </w:rPr>
+        <w:t xml:space="preserve"> на сторонних </w:t>
+      </w:r>
+      <w:proofErr w:type="spellStart"/>
+      <w:r>
+        <w:rPr>
+          <w:sz w:val="28"/>
+          <w:szCs w:val="28"/>
+        </w:rPr>
+        <w:t>датасетах</w:t>
+      </w:r>
+      <w:proofErr w:type="spellEnd"/>
+      <w:r>
+        <w:rPr>
+          <w:sz w:val="28"/>
+          <w:szCs w:val="28"/>
+        </w:rPr>
+        <w:t>, например «</w:t>
+      </w:r>
+      <w:proofErr w:type="spellStart"/>
+      <w:r>
+        <w:rPr>
+          <w:sz w:val="28"/>
+          <w:szCs w:val="28"/>
+        </w:rPr>
+        <w:t>amazon</w:t>
+      </w:r>
+      <w:proofErr w:type="spellEnd"/>
+      <w:r>
+        <w:rPr>
+          <w:sz w:val="28"/>
+          <w:szCs w:val="28"/>
+        </w:rPr>
+        <w:t xml:space="preserve"> </w:t>
+      </w:r>
+      <w:proofErr w:type="spellStart"/>
+      <w:r>
+        <w:rPr>
+          <w:sz w:val="28"/>
+          <w:szCs w:val="28"/>
+        </w:rPr>
+        <w:t>reviews</w:t>
+      </w:r>
+      <w:proofErr w:type="spellEnd"/>
+      <w:r>
+        <w:rPr>
+          <w:sz w:val="28"/>
+          <w:szCs w:val="28"/>
+        </w:rPr>
+        <w:t xml:space="preserve"> </w:t>
+      </w:r>
+      <w:proofErr w:type="spellStart"/>
+      <w:r>
+        <w:rPr>
+          <w:sz w:val="28"/>
+          <w:szCs w:val="28"/>
+        </w:rPr>
+        <w:t>dataset</w:t>
+      </w:r>
+      <w:proofErr w:type="spellEnd"/>
+      <w:r>
+        <w:rPr>
+          <w:sz w:val="28"/>
+          <w:szCs w:val="28"/>
+        </w:rPr>
+        <w:t>»;</w:t>
+      </w:r>
+    </w:p>
+    <w:p>
+      <w:pPr>
+        <w:pStyle w:val="a9"/>
+        <w:numPr>
+          <w:ilvl w:val="0"/>
+          <w:numId w:val="33"/>
+        </w:numPr>
+        <w:spacing w:line="360" w:lineRule="auto"/>
+        <w:jc w:val="both"/>
+        <w:rPr>
+          <w:sz w:val="28"/>
+          <w:szCs w:val="28"/>
+        </w:rPr>
+      </w:pPr>
+      <w:r>
+        <w:rPr>
+          <w:sz w:val="28"/>
+          <w:szCs w:val="28"/>
+        </w:rPr>
+        <w:t>И другие улучшения.</w:t>
+      </w:r>
+    </w:p>
+    <w:p>
+      <w:pPr>
+        <w:spacing w:line="360" w:lineRule="auto"/>
+        <w:ind w:firstLine="709"/>
+        <w:jc w:val="both"/>
+        <w:rPr>
+          <w:sz w:val="28"/>
+          <w:szCs w:val="28"/>
+        </w:rPr>
+      </w:pPr>
+    </w:p>
+    <w:p>
+      <w:pPr>
+        <w:rPr>
+          <w:sz w:val="28"/>
+          <w:szCs w:val="28"/>
+        </w:rPr>
+      </w:pPr>
+      <w:r>
+        <w:rPr>
+          <w:sz w:val="28"/>
+          <w:szCs w:val="28"/>
+        </w:rPr>
+        <w:br w:type="page"/>
+      </w:r>
+    </w:p>
+    <w:p>
+      <w:pPr>
         <w:pStyle w:val="2"/>
         <w:spacing w:before="0" w:after="0"/>
         <w:rPr>
@@ -10189,7 +10750,7 @@
           <w:lang w:eastAsia="en-US"/>
         </w:rPr>
       </w:pPr>
-      <w:bookmarkStart w:id="20" w:name="_Toc230003940"/>
+      <w:bookmarkStart w:id="20" w:name="_Toc230003942"/>
       <w:r>
         <w:rPr>
           <w:rFonts w:ascii="Times New Roman" w:eastAsia="Calibri" w:hAnsi="Times New Roman"/>
@@ -10199,7 +10760,27 @@
           <w:lang w:eastAsia="en-US"/>
         </w:rPr>
         <w:lastRenderedPageBreak/>
-        <w:t>Слайд 14 – Проектирование интерфейса</w:t>
+        <w:t>Слайд 1</w:t>
+      </w:r>
+      <w:r>
+        <w:rPr>
+          <w:rFonts w:ascii="Times New Roman" w:eastAsia="Calibri" w:hAnsi="Times New Roman"/>
+          <w:bCs/>
+          <w:sz w:val="28"/>
+          <w:szCs w:val="28"/>
+          <w:lang w:eastAsia="en-US"/>
+        </w:rPr>
+        <w:t xml:space="preserve">4 </w:t>
+      </w:r>
+      <w:r>
+        <w:rPr>
+          <w:rFonts w:ascii="Times New Roman" w:eastAsia="Calibri" w:hAnsi="Times New Roman"/>
+          <w:bCs/>
+          <w:sz w:val="28"/>
+          <w:szCs w:val="28"/>
+          <w:lang w:eastAsia="en-US"/>
+        </w:rPr>
+        <w:t>– Заключение</w:t>
       </w:r>
       <w:bookmarkEnd w:id="20"/>
     </w:p>
@@ -10217,10 +10798,10 @@
           <w:szCs w:val="28"/>
         </w:rPr>
         <w:drawing>
-          <wp:inline distT="0" distB="0" distL="0" distR="0" wp14:anchorId="371F59FC" wp14:editId="48CBE2BA">
-            <wp:extent cx="5940425" cy="3341370"/>
-            <wp:effectExtent l="19050" t="19050" r="22225" b="11430"/>
-            <wp:docPr id="24" name="Рисунок 24"/>
+          <wp:inline distT="0" distB="0" distL="0" distR="0" wp14:anchorId="51D1D528" wp14:editId="2EA88CB5">
+            <wp:extent cx="5940213" cy="3341370"/>
+            <wp:effectExtent l="19050" t="19050" r="22860" b="11430"/>
+            <wp:docPr id="22" name="Рисунок 22"/>
             <wp:cNvGraphicFramePr>
               <a:graphicFrameLocks xmlns:a="http://schemas.openxmlformats.org/drawingml/2006/main" noChangeAspect="1"/>
             </wp:cNvGraphicFramePr>
@@ -10228,11 +10809,17 @@
               <a:graphicData uri="http://schemas.openxmlformats.org/drawingml/2006/picture">
                 <pic:pic xmlns:pic="http://schemas.openxmlformats.org/drawingml/2006/picture">
                   <pic:nvPicPr>
-                    <pic:cNvPr id="1" name=""/>
+                    <pic:cNvPr id="22" name="Рисунок 22"/>
                     <pic:cNvPicPr/>
                   </pic:nvPicPr>
                   <pic:blipFill>
-                    <a:blip r:embed="rId20"/>
+                    <a:blip r:embed="rId20">
+                      <a:extLst>
+                        <a:ext uri="{28A0092B-C50C-407E-A947-70E740481C1C}">
+                          <a14:useLocalDpi xmlns:a14="http://schemas.microsoft.com/office/drawing/2010/main" val="0"/>
+                        </a:ext>
+                      </a:extLst>
+                    </a:blip>
                     <a:stretch>
                       <a:fillRect/>
                     </a:stretch>
@@ -10240,7 +10827,7 @@
                   <pic:spPr>
                     <a:xfrm>
                       <a:off x="0" y="0"/>
-                      <a:ext cx="5940425" cy="3341370"/>
+                      <a:ext cx="5940213" cy="3341370"/>
                     </a:xfrm>
                     <a:prstGeom prst="rect">
                       <a:avLst/>
@@ -10260,7 +10847,11 @@
     </w:p>
     <w:p>
       <w:pPr>
-        <w:rPr>
+        <w:spacing w:line="360" w:lineRule="auto"/>
+        <w:jc w:val="both"/>
+        <w:rPr>
+          <w:b/>
+          <w:bCs/>
           <w:sz w:val="28"/>
           <w:szCs w:val="28"/>
         </w:rPr>
@@ -10276,121 +10867,27 @@
           <w:szCs w:val="28"/>
         </w:rPr>
       </w:pPr>
-      <w:bookmarkStart w:id="21" w:name="_Hlk167222109"/>
-      <w:r>
-        <w:rPr>
-          <w:sz w:val="28"/>
-          <w:szCs w:val="28"/>
-        </w:rPr>
-        <w:t>Во время проектирования интерфейса веб-сайта были сделаны макеты страниц. Примеры некоторых макетов представлены в графическом листе №8.</w:t>
-      </w:r>
-    </w:p>
-    <w:bookmarkEnd w:id="21"/>
-    <w:p>
-      <w:pPr>
-        <w:spacing w:line="360" w:lineRule="auto"/>
-        <w:ind w:firstLine="709"/>
-        <w:rPr>
-          <w:sz w:val="32"/>
-          <w:szCs w:val="32"/>
-        </w:rPr>
-      </w:pPr>
-      <w:r>
-        <w:rPr>
-          <w:sz w:val="32"/>
-          <w:szCs w:val="32"/>
-        </w:rPr>
-        <w:br w:type="page"/>
-      </w:r>
-    </w:p>
-    <w:p>
-      <w:pPr>
-        <w:pStyle w:val="2"/>
-        <w:spacing w:before="0" w:after="0"/>
-        <w:rPr>
-          <w:rFonts w:ascii="Times New Roman" w:eastAsia="Calibri" w:hAnsi="Times New Roman"/>
-          <w:bCs/>
-          <w:sz w:val="28"/>
-          <w:szCs w:val="28"/>
-          <w:lang w:eastAsia="en-US"/>
-        </w:rPr>
-      </w:pPr>
-      <w:bookmarkStart w:id="22" w:name="_Toc230003941"/>
-      <w:r>
-        <w:rPr>
-          <w:rFonts w:ascii="Times New Roman" w:eastAsia="Calibri" w:hAnsi="Times New Roman"/>
-          <w:bCs/>
-          <w:sz w:val="28"/>
-          <w:szCs w:val="28"/>
-          <w:lang w:eastAsia="en-US"/>
-        </w:rPr>
-        <w:lastRenderedPageBreak/>
-        <w:t>Слайд 15 – Проектирование интерфейса</w:t>
-      </w:r>
-      <w:bookmarkEnd w:id="22"/>
-    </w:p>
-    <w:p>
-      <w:pPr>
-        <w:rPr>
-          <w:sz w:val="28"/>
-          <w:szCs w:val="28"/>
-        </w:rPr>
-      </w:pPr>
-      <w:r>
-        <w:rPr>
-          <w:noProof/>
-          <w:sz w:val="28"/>
-          <w:szCs w:val="28"/>
-        </w:rPr>
-        <w:drawing>
-          <wp:inline distT="0" distB="0" distL="0" distR="0" wp14:anchorId="50C5CCAA" wp14:editId="4F498075">
-            <wp:extent cx="5940425" cy="3341370"/>
-            <wp:effectExtent l="19050" t="19050" r="22225" b="11430"/>
-            <wp:docPr id="34" name="Рисунок 34"/>
-            <wp:cNvGraphicFramePr>
-              <a:graphicFrameLocks xmlns:a="http://schemas.openxmlformats.org/drawingml/2006/main" noChangeAspect="1"/>
-            </wp:cNvGraphicFramePr>
-            <a:graphic xmlns:a="http://schemas.openxmlformats.org/drawingml/2006/main">
-              <a:graphicData uri="http://schemas.openxmlformats.org/drawingml/2006/picture">
-                <pic:pic xmlns:pic="http://schemas.openxmlformats.org/drawingml/2006/picture">
-                  <pic:nvPicPr>
-                    <pic:cNvPr id="1" name=""/>
-                    <pic:cNvPicPr/>
-                  </pic:nvPicPr>
-                  <pic:blipFill>
-                    <a:blip r:embed="rId21"/>
-                    <a:stretch>
-                      <a:fillRect/>
-                    </a:stretch>
-                  </pic:blipFill>
-                  <pic:spPr>
-                    <a:xfrm>
-                      <a:off x="0" y="0"/>
-                      <a:ext cx="5940425" cy="3341370"/>
-                    </a:xfrm>
-                    <a:prstGeom prst="rect">
-                      <a:avLst/>
-                    </a:prstGeom>
-                    <a:ln w="12700">
-                      <a:solidFill>
-                        <a:schemeClr val="tx1"/>
-                      </a:solidFill>
-                    </a:ln>
-                  </pic:spPr>
-                </pic:pic>
-              </a:graphicData>
-            </a:graphic>
-          </wp:inline>
-        </w:drawing>
-      </w:r>
-    </w:p>
-    <w:p>
-      <w:pPr>
-        <w:rPr>
-          <w:sz w:val="28"/>
-          <w:szCs w:val="28"/>
-        </w:rPr>
-      </w:pPr>
+      <w:r>
+        <w:rPr>
+          <w:sz w:val="28"/>
+          <w:szCs w:val="28"/>
+        </w:rPr>
+        <w:t xml:space="preserve">В результате была разработана система организации праздничных списков желаемого, обеспечивающая механизм коллективного </w:t>
+      </w:r>
+      <w:r>
+        <w:rPr>
+          <w:sz w:val="28"/>
+          <w:szCs w:val="28"/>
+        </w:rPr>
+        <w:t>дарения</w:t>
+      </w:r>
+      <w:r>
+        <w:rPr>
+          <w:sz w:val="28"/>
+          <w:szCs w:val="28"/>
+        </w:rPr>
+        <w:t xml:space="preserve"> и интеллектуальную генерацию идей на основе интересов пользователя.</w:t>
+      </w:r>
     </w:p>
     <w:p>
       <w:pPr>
@@ -10407,150 +10904,6 @@
           <w:sz w:val="28"/>
           <w:szCs w:val="28"/>
         </w:rPr>
-        <w:t xml:space="preserve">Опираясь на макеты, был реализован интерфейс системы, как для десктопных, так и для мобильных устройств. Интерфейс системы представлена в графических листах №9, №10. </w:t>
-      </w:r>
-    </w:p>
-    <w:p>
-      <w:pPr>
-        <w:rPr>
-          <w:sz w:val="28"/>
-          <w:szCs w:val="28"/>
-        </w:rPr>
-      </w:pPr>
-      <w:r>
-        <w:rPr>
-          <w:sz w:val="28"/>
-          <w:szCs w:val="28"/>
-        </w:rPr>
-        <w:br w:type="page"/>
-      </w:r>
-    </w:p>
-    <w:p>
-      <w:pPr>
-        <w:pStyle w:val="2"/>
-        <w:spacing w:before="0" w:after="0"/>
-        <w:rPr>
-          <w:rFonts w:ascii="Times New Roman" w:eastAsia="Calibri" w:hAnsi="Times New Roman"/>
-          <w:bCs/>
-          <w:sz w:val="28"/>
-          <w:szCs w:val="28"/>
-          <w:lang w:eastAsia="en-US"/>
-        </w:rPr>
-      </w:pPr>
-      <w:bookmarkStart w:id="23" w:name="_Toc230003942"/>
-      <w:r>
-        <w:rPr>
-          <w:rFonts w:ascii="Times New Roman" w:eastAsia="Calibri" w:hAnsi="Times New Roman"/>
-          <w:bCs/>
-          <w:sz w:val="28"/>
-          <w:szCs w:val="28"/>
-          <w:lang w:eastAsia="en-US"/>
-        </w:rPr>
-        <w:lastRenderedPageBreak/>
-        <w:t>Слайд 16 – Заключение</w:t>
-      </w:r>
-      <w:bookmarkEnd w:id="23"/>
-    </w:p>
-    <w:p>
-      <w:pPr>
-        <w:rPr>
-          <w:sz w:val="28"/>
-          <w:szCs w:val="28"/>
-        </w:rPr>
-      </w:pPr>
-      <w:r>
-        <w:rPr>
-          <w:noProof/>
-          <w:sz w:val="28"/>
-          <w:szCs w:val="28"/>
-        </w:rPr>
-        <w:drawing>
-          <wp:inline distT="0" distB="0" distL="0" distR="0" wp14:anchorId="51D1D528" wp14:editId="79EB3266">
-            <wp:extent cx="5940425" cy="3341370"/>
-            <wp:effectExtent l="19050" t="19050" r="22225" b="11430"/>
-            <wp:docPr id="22" name="Рисунок 22"/>
-            <wp:cNvGraphicFramePr>
-              <a:graphicFrameLocks xmlns:a="http://schemas.openxmlformats.org/drawingml/2006/main" noChangeAspect="1"/>
-            </wp:cNvGraphicFramePr>
-            <a:graphic xmlns:a="http://schemas.openxmlformats.org/drawingml/2006/main">
-              <a:graphicData uri="http://schemas.openxmlformats.org/drawingml/2006/picture">
-                <pic:pic xmlns:pic="http://schemas.openxmlformats.org/drawingml/2006/picture">
-                  <pic:nvPicPr>
-                    <pic:cNvPr id="1" name=""/>
-                    <pic:cNvPicPr/>
-                  </pic:nvPicPr>
-                  <pic:blipFill>
-                    <a:blip r:embed="rId22"/>
-                    <a:stretch>
-                      <a:fillRect/>
-                    </a:stretch>
-                  </pic:blipFill>
-                  <pic:spPr>
-                    <a:xfrm>
-                      <a:off x="0" y="0"/>
-                      <a:ext cx="5940425" cy="3341370"/>
-                    </a:xfrm>
-                    <a:prstGeom prst="rect">
-                      <a:avLst/>
-                    </a:prstGeom>
-                    <a:ln w="12700">
-                      <a:solidFill>
-                        <a:schemeClr val="tx1"/>
-                      </a:solidFill>
-                    </a:ln>
-                  </pic:spPr>
-                </pic:pic>
-              </a:graphicData>
-            </a:graphic>
-          </wp:inline>
-        </w:drawing>
-      </w:r>
-    </w:p>
-    <w:p>
-      <w:pPr>
-        <w:spacing w:line="360" w:lineRule="auto"/>
-        <w:jc w:val="both"/>
-        <w:rPr>
-          <w:b/>
-          <w:bCs/>
-          <w:sz w:val="28"/>
-          <w:szCs w:val="28"/>
-        </w:rPr>
-      </w:pPr>
-    </w:p>
-    <w:p>
-      <w:pPr>
-        <w:spacing w:line="360" w:lineRule="auto"/>
-        <w:ind w:firstLine="709"/>
-        <w:jc w:val="both"/>
-        <w:rPr>
-          <w:sz w:val="28"/>
-          <w:szCs w:val="28"/>
-        </w:rPr>
-      </w:pPr>
-      <w:r>
-        <w:rPr>
-          <w:sz w:val="28"/>
-          <w:szCs w:val="28"/>
-        </w:rPr>
-        <w:t>В результате была разработана система, способная имитировать стиль игры конкретного шахматиста, обеспечивая баланс между реалистичностью и силой игры.</w:t>
-      </w:r>
-    </w:p>
-    <w:p>
-      <w:pPr>
-        <w:spacing w:line="360" w:lineRule="auto"/>
-        <w:ind w:firstLine="709"/>
-        <w:jc w:val="both"/>
-        <w:rPr>
-          <w:sz w:val="28"/>
-          <w:szCs w:val="28"/>
-        </w:rPr>
-      </w:pPr>
-      <w:r>
-        <w:rPr>
-          <w:sz w:val="28"/>
-          <w:szCs w:val="28"/>
-        </w:rPr>
         <w:t>На этом у меня всё. Спасибо за внимание, я готов ответить на ваши вопросы.</w:t>
       </w:r>
     </w:p>
@@ -10571,22 +10924,22 @@
           <w:szCs w:val="28"/>
         </w:rPr>
       </w:pPr>
-      <w:bookmarkStart w:id="24" w:name="_Toc216647574"/>
-      <w:bookmarkStart w:id="25" w:name="_Toc216647907"/>
-      <w:bookmarkStart w:id="26" w:name="_Toc216647924"/>
-      <w:bookmarkStart w:id="27" w:name="_Toc216651512"/>
-      <w:bookmarkStart w:id="28" w:name="_Toc216689851"/>
-      <w:bookmarkStart w:id="29" w:name="_Toc216695106"/>
-      <w:bookmarkStart w:id="30" w:name="_Toc227573167"/>
+      <w:bookmarkStart w:id="21" w:name="_Toc216647574"/>
+      <w:bookmarkStart w:id="22" w:name="_Toc216647907"/>
+      <w:bookmarkStart w:id="23" w:name="_Toc216647924"/>
+      <w:bookmarkStart w:id="24" w:name="_Toc216651512"/>
+      <w:bookmarkStart w:id="25" w:name="_Toc216689851"/>
+      <w:bookmarkStart w:id="26" w:name="_Toc216695106"/>
+      <w:bookmarkStart w:id="27" w:name="_Toc227573167"/>
       <w:bookmarkEnd w:id="2"/>
       <w:bookmarkEnd w:id="3"/>
+      <w:bookmarkEnd w:id="21"/>
+      <w:bookmarkEnd w:id="22"/>
+      <w:bookmarkEnd w:id="23"/>
       <w:bookmarkEnd w:id="24"/>
       <w:bookmarkEnd w:id="25"/>
       <w:bookmarkEnd w:id="26"/>
       <w:bookmarkEnd w:id="27"/>
-      <w:bookmarkEnd w:id="28"/>
-      <w:bookmarkEnd w:id="29"/>
-      <w:bookmarkEnd w:id="30"/>
       <w:r>
         <w:rPr>
           <w:sz w:val="28"/>
@@ -10594,7 +10947,7 @@
         </w:rPr>
         <w:br w:type="page"/>
       </w:r>
-      <w:bookmarkStart w:id="31" w:name="_Toc230003943"/>
+      <w:bookmarkStart w:id="28" w:name="_Toc230003943"/>
       <w:r>
         <w:rPr>
           <w:sz w:val="28"/>
@@ -10603,7 +10956,7 @@
         <w:lastRenderedPageBreak/>
         <w:t>Заключение</w:t>
       </w:r>
-      <w:bookmarkEnd w:id="31"/>
+      <w:bookmarkEnd w:id="28"/>
     </w:p>
     <w:p>
       <w:pPr>
@@ -10634,7 +10987,14 @@
           <w:sz w:val="28"/>
           <w:szCs w:val="28"/>
         </w:rPr>
-        <w:t xml:space="preserve"> практики была рассмотрена задача разработки системы, способной имитировать стиль игры конкретного шахматиста на основе анализа его партий. Проведён анализ предметной области показал, что существующие решения ориентированы либо на максимальную силу игры, либо на статистический анализ, однако не позволяют воспроизводить индивидуальные особенности конкретного игрока. </w:t>
+        <w:t xml:space="preserve"> практики </w:t>
+      </w:r>
+      <w:r>
+        <w:rPr>
+          <w:sz w:val="28"/>
+          <w:szCs w:val="28"/>
+        </w:rPr>
+        <w:t>была успешно разработана и внедрена система организации праздничных списков желаемого, полностью соответствующая поставленным целям и задачам.</w:t>
       </w:r>
     </w:p>
     <w:p>
@@ -10652,39 +11012,7 @@
           <w:sz w:val="28"/>
           <w:szCs w:val="28"/>
         </w:rPr>
-        <w:t xml:space="preserve">В рамках работы был выполнен сравнительный анализ современных шахматных движков, аналитических платформ и </w:t>
-      </w:r>
-      <w:proofErr w:type="spellStart"/>
-      <w:r>
-        <w:rPr>
-          <w:sz w:val="28"/>
-          <w:szCs w:val="28"/>
-        </w:rPr>
-        <w:t>нейросетевых</w:t>
-      </w:r>
-      <w:proofErr w:type="spellEnd"/>
-      <w:r>
-        <w:rPr>
-          <w:sz w:val="28"/>
-          <w:szCs w:val="28"/>
-        </w:rPr>
-        <w:t xml:space="preserve"> моделей. Установлено, что наиболее перспективным является использование гибридного подхода, сочетающего </w:t>
-      </w:r>
-      <w:proofErr w:type="spellStart"/>
-      <w:r>
-        <w:rPr>
-          <w:sz w:val="28"/>
-          <w:szCs w:val="28"/>
-        </w:rPr>
-        <w:t>нейросетевую</w:t>
-      </w:r>
-      <w:proofErr w:type="spellEnd"/>
-      <w:r>
-        <w:rPr>
-          <w:sz w:val="28"/>
-          <w:szCs w:val="28"/>
-        </w:rPr>
-        <w:t xml:space="preserve"> модель и классический шахматный движок. Такой подход позволяет обеспечить баланс между реалистичностью поведения и силой игры. </w:t>
+        <w:t>Реализован единый интерфейс для управления списками и статусами, что позволило централизовать процесс подготовки к празднику.</w:t>
       </w:r>
     </w:p>
     <w:p>
@@ -10702,55 +11030,7 @@
           <w:sz w:val="28"/>
           <w:szCs w:val="28"/>
         </w:rPr>
-        <w:t xml:space="preserve">Также был разработан метод оценки точности имитации, включающий комплекс метрик, таких как Match Rate, Top-k Match Rate, </w:t>
-      </w:r>
-      <w:proofErr w:type="spellStart"/>
-      <w:r>
-        <w:rPr>
-          <w:sz w:val="28"/>
-          <w:szCs w:val="28"/>
-        </w:rPr>
-        <w:t>Tactical</w:t>
-      </w:r>
-      <w:proofErr w:type="spellEnd"/>
-      <w:r>
-        <w:rPr>
-          <w:sz w:val="28"/>
-          <w:szCs w:val="28"/>
-        </w:rPr>
-        <w:t xml:space="preserve"> </w:t>
-      </w:r>
-      <w:proofErr w:type="spellStart"/>
-      <w:r>
-        <w:rPr>
-          <w:sz w:val="28"/>
-          <w:szCs w:val="28"/>
-        </w:rPr>
-        <w:t>Error</w:t>
-      </w:r>
-      <w:proofErr w:type="spellEnd"/>
-      <w:r>
-        <w:rPr>
-          <w:sz w:val="28"/>
-          <w:szCs w:val="28"/>
-        </w:rPr>
-        <w:t xml:space="preserve"> Profile и оценка силы игры в рейтинге </w:t>
-      </w:r>
-      <w:proofErr w:type="spellStart"/>
-      <w:r>
-        <w:rPr>
-          <w:sz w:val="28"/>
-          <w:szCs w:val="28"/>
-        </w:rPr>
-        <w:t>Эло</w:t>
-      </w:r>
-      <w:proofErr w:type="spellEnd"/>
-      <w:r>
-        <w:rPr>
-          <w:sz w:val="28"/>
-          <w:szCs w:val="28"/>
-        </w:rPr>
-        <w:t xml:space="preserve">. Это позволяет объективно оценивать степень сходства модели с реальным игроком как по отдельным ходам, так и по общему стилю игры. </w:t>
+        <w:t>Внедрен механизм конфиденциального бронирования с разграничением прав доступа, гарантирующий, что получатель не увидит информацию о подарке до момента вручения.</w:t>
       </w:r>
     </w:p>
     <w:p>
@@ -10768,87 +11048,7 @@
           <w:sz w:val="28"/>
           <w:szCs w:val="28"/>
         </w:rPr>
-        <w:t xml:space="preserve">Обоснован выбор инструментов разработки, включающих язык Python, библиотеку </w:t>
-      </w:r>
-      <w:proofErr w:type="spellStart"/>
-      <w:r>
-        <w:rPr>
-          <w:sz w:val="28"/>
-          <w:szCs w:val="28"/>
-        </w:rPr>
-        <w:t>python-chess</w:t>
-      </w:r>
-      <w:proofErr w:type="spellEnd"/>
-      <w:r>
-        <w:rPr>
-          <w:sz w:val="28"/>
-          <w:szCs w:val="28"/>
-        </w:rPr>
-        <w:t xml:space="preserve">, </w:t>
-      </w:r>
-      <w:proofErr w:type="spellStart"/>
-      <w:r>
-        <w:rPr>
-          <w:sz w:val="28"/>
-          <w:szCs w:val="28"/>
-        </w:rPr>
-        <w:t>нейросетевые</w:t>
-      </w:r>
-      <w:proofErr w:type="spellEnd"/>
-      <w:r>
-        <w:rPr>
-          <w:sz w:val="28"/>
-          <w:szCs w:val="28"/>
-        </w:rPr>
-        <w:t xml:space="preserve"> фреймворки </w:t>
-      </w:r>
-      <w:proofErr w:type="spellStart"/>
-      <w:r>
-        <w:rPr>
-          <w:sz w:val="28"/>
-          <w:szCs w:val="28"/>
-        </w:rPr>
-        <w:t>TensorFlow</w:t>
-      </w:r>
-      <w:proofErr w:type="spellEnd"/>
-      <w:r>
-        <w:rPr>
-          <w:sz w:val="28"/>
-          <w:szCs w:val="28"/>
-        </w:rPr>
-        <w:t>/</w:t>
-      </w:r>
-      <w:proofErr w:type="spellStart"/>
-      <w:r>
-        <w:rPr>
-          <w:sz w:val="28"/>
-          <w:szCs w:val="28"/>
-        </w:rPr>
-        <w:t>PyTorch</w:t>
-      </w:r>
-      <w:proofErr w:type="spellEnd"/>
-      <w:r>
-        <w:rPr>
-          <w:sz w:val="28"/>
-          <w:szCs w:val="28"/>
-        </w:rPr>
-        <w:t xml:space="preserve"> и движок </w:t>
-      </w:r>
-      <w:proofErr w:type="spellStart"/>
-      <w:r>
-        <w:rPr>
-          <w:sz w:val="28"/>
-          <w:szCs w:val="28"/>
-        </w:rPr>
-        <w:t>Stockfish</w:t>
-      </w:r>
-      <w:proofErr w:type="spellEnd"/>
-      <w:r>
-        <w:rPr>
-          <w:sz w:val="28"/>
-          <w:szCs w:val="28"/>
-        </w:rPr>
-        <w:t xml:space="preserve">, обеспечивающий высокую производительность и гибкость интеграции. </w:t>
+        <w:t>Интегрирован интеллектуальный модуль рекомендаций на основе гибридной фильтрации и семантического анализа, позволяющий пользователям находить релевантные подарки даже без точного формулирования запроса.</w:t>
       </w:r>
     </w:p>
     <w:p>
@@ -10866,7 +11066,7 @@
           <w:sz w:val="28"/>
           <w:szCs w:val="28"/>
         </w:rPr>
-        <w:t>В результате была сформулирована постановка задачи проектирования и определены основные этапы реализации системы: сбор и обработка данных, обучение модели, интеграция с движком и оценка качества работы.</w:t>
+        <w:t>Проведен глубокий анализ предметной области и существующих аналогов, выявлены их ключевые недостатки, что легло в основу требований к новой системе.</w:t>
       </w:r>
     </w:p>
     <w:p>
@@ -10884,7 +11084,116 @@
           <w:sz w:val="28"/>
           <w:szCs w:val="28"/>
         </w:rPr>
-        <w:t>Таким образом, поставленные цели практики были достигнуты. Полученные результаты могут быть использованы при дальнейшей разработке интеллектуальной системы для имитации стиля игры шахматистов, а также для расширения возможностей обучения и анализа в шахматной практике.</w:t>
+        <w:t xml:space="preserve">Разработан и обучен интеллектуальный модуль рекомендаций, использующий </w:t>
+      </w:r>
+      <w:proofErr w:type="spellStart"/>
+      <w:r>
+        <w:rPr>
+          <w:sz w:val="28"/>
+          <w:szCs w:val="28"/>
+        </w:rPr>
+        <w:t>датасет</w:t>
+      </w:r>
+      <w:proofErr w:type="spellEnd"/>
+      <w:r>
+        <w:rPr>
+          <w:sz w:val="28"/>
+          <w:szCs w:val="28"/>
+        </w:rPr>
+        <w:t xml:space="preserve"> </w:t>
+      </w:r>
+      <w:proofErr w:type="spellStart"/>
+      <w:r>
+        <w:rPr>
+          <w:sz w:val="28"/>
+          <w:szCs w:val="28"/>
+        </w:rPr>
+        <w:t>Etsy</w:t>
+      </w:r>
+      <w:proofErr w:type="spellEnd"/>
+      <w:r>
+        <w:rPr>
+          <w:sz w:val="28"/>
+          <w:szCs w:val="28"/>
+        </w:rPr>
+        <w:t xml:space="preserve"> и модель </w:t>
+      </w:r>
+      <w:proofErr w:type="spellStart"/>
+      <w:r>
+        <w:rPr>
+          <w:sz w:val="28"/>
+          <w:szCs w:val="28"/>
+        </w:rPr>
+        <w:t>LightFM</w:t>
+      </w:r>
+      <w:proofErr w:type="spellEnd"/>
+      <w:r>
+        <w:rPr>
+          <w:sz w:val="28"/>
+          <w:szCs w:val="28"/>
+        </w:rPr>
+        <w:t xml:space="preserve"> для генерации персонализированных предложений с учетом интересов пользователя и поведения схожих профилей.</w:t>
+      </w:r>
+    </w:p>
+    <w:p>
+      <w:pPr>
+        <w:spacing w:line="360" w:lineRule="auto"/>
+        <w:ind w:firstLine="709"/>
+        <w:jc w:val="both"/>
+        <w:rPr>
+          <w:sz w:val="28"/>
+          <w:szCs w:val="28"/>
+        </w:rPr>
+      </w:pPr>
+      <w:r>
+        <w:rPr>
+          <w:sz w:val="28"/>
+          <w:szCs w:val="28"/>
+        </w:rPr>
+        <w:t>Спроектирована и реализована структура работы системы, включающая ролевую модель и конечный автомат жизненного цикла подарка, обеспечивающие корректную логику совместного дарения.</w:t>
+      </w:r>
+    </w:p>
+    <w:p>
+      <w:pPr>
+        <w:spacing w:line="360" w:lineRule="auto"/>
+        <w:ind w:firstLine="709"/>
+        <w:jc w:val="both"/>
+        <w:rPr>
+          <w:sz w:val="28"/>
+          <w:szCs w:val="28"/>
+        </w:rPr>
+      </w:pPr>
+      <w:r>
+        <w:rPr>
+          <w:sz w:val="28"/>
+          <w:szCs w:val="28"/>
+        </w:rPr>
+        <w:t>Разработан графический интерфейс веб-приложения, предоставляющий интуитивно понятные инструменты для создания списков, управления бронированиями и просмотра рекомендаций.</w:t>
+      </w:r>
+    </w:p>
+    <w:p>
+      <w:pPr>
+        <w:spacing w:line="360" w:lineRule="auto"/>
+        <w:ind w:firstLine="709"/>
+        <w:jc w:val="both"/>
+        <w:rPr>
+          <w:sz w:val="28"/>
+          <w:szCs w:val="28"/>
+        </w:rPr>
+      </w:pPr>
+      <w:r>
+        <w:rPr>
+          <w:sz w:val="28"/>
+          <w:szCs w:val="28"/>
+        </w:rPr>
+        <w:t>Таким образом, все поставленные задачи были выполнены в полном объеме, а созданное программное обеспечение готово к практическому использованию для оптимизации процесса дарения подарков</w:t>
+      </w:r>
+      <w:r>
+        <w:rPr>
+          <w:sz w:val="28"/>
+          <w:szCs w:val="28"/>
+        </w:rPr>
+        <w:t>.</w:t>
       </w:r>
     </w:p>
     <w:p>
@@ -10907,9 +11216,9 @@
         </w:rPr>
         <w:br w:type="page"/>
       </w:r>
-      <w:bookmarkStart w:id="32" w:name="_Toc164021465"/>
-      <w:bookmarkStart w:id="33" w:name="_Toc216695111"/>
-      <w:bookmarkStart w:id="34" w:name="_Toc230003944"/>
+      <w:bookmarkStart w:id="29" w:name="_Toc164021465"/>
+      <w:bookmarkStart w:id="30" w:name="_Toc216695111"/>
+      <w:bookmarkStart w:id="31" w:name="_Toc230003944"/>
       <w:r>
         <w:rPr>
           <w:color w:val="000000" w:themeColor="text1"/>
@@ -10928,8 +11237,8 @@
         </w:rPr>
         <w:t xml:space="preserve">писок используемой </w:t>
       </w:r>
-      <w:bookmarkEnd w:id="32"/>
-      <w:bookmarkEnd w:id="33"/>
+      <w:bookmarkEnd w:id="29"/>
+      <w:bookmarkEnd w:id="30"/>
       <w:r>
         <w:rPr>
           <w:color w:val="000000" w:themeColor="text1"/>
@@ -10938,7 +11247,7 @@
         </w:rPr>
         <w:t>источников</w:t>
       </w:r>
-      <w:bookmarkEnd w:id="34"/>
+      <w:bookmarkEnd w:id="31"/>
     </w:p>
     <w:p>
       <w:pPr>
@@ -10948,9 +11257,32 @@
           <w:numId w:val="8"/>
         </w:numPr>
         <w:spacing w:line="360" w:lineRule="auto"/>
-        <w:ind w:left="0" w:firstLine="720"/>
         <w:jc w:val="both"/>
-      </w:pPr>
+        <w:rPr>
+          <w:color w:val="000000" w:themeColor="text1"/>
+          <w:sz w:val="28"/>
+          <w:szCs w:val="28"/>
+        </w:rPr>
+      </w:pPr>
+      <w:proofErr w:type="spellStart"/>
+      <w:r>
+        <w:rPr>
+          <w:color w:val="000000" w:themeColor="text1"/>
+          <w:sz w:val="28"/>
+          <w:szCs w:val="28"/>
+        </w:rPr>
+        <w:t>Рамирес</w:t>
+      </w:r>
+      <w:proofErr w:type="spellEnd"/>
+      <w:r>
+        <w:rPr>
+          <w:color w:val="000000" w:themeColor="text1"/>
+          <w:sz w:val="28"/>
+          <w:szCs w:val="28"/>
+        </w:rPr>
+        <w:t xml:space="preserve"> С. </w:t>
+      </w:r>
+      <w:proofErr w:type="spellStart"/>
       <w:r>
         <w:rPr>
           <w:color w:val="000000" w:themeColor="text1"/>
@@ -10958,7 +11290,16 @@
           <w:szCs w:val="28"/>
           <w:lang w:val="en-US"/>
         </w:rPr>
-        <w:t>Stockfish Chess Engine. Official documentation and source code.</w:t>
+        <w:t>FastAPI</w:t>
+      </w:r>
+      <w:proofErr w:type="spellEnd"/>
+      <w:r>
+        <w:rPr>
+          <w:color w:val="000000" w:themeColor="text1"/>
+          <w:sz w:val="28"/>
+          <w:szCs w:val="28"/>
+        </w:rPr>
+        <w:t xml:space="preserve">. Официальная документация [Электронный ресурс]. – Режим доступа: </w:t>
       </w:r>
       <w:r>
         <w:rPr>
@@ -10967,40 +11308,17 @@
           <w:szCs w:val="28"/>
           <w:lang w:val="en-US"/>
         </w:rPr>
-        <w:br/>
-      </w:r>
-      <w:r>
-        <w:rPr>
-          <w:color w:val="000000" w:themeColor="text1"/>
-          <w:sz w:val="28"/>
-          <w:szCs w:val="28"/>
-        </w:rPr>
-        <w:t>Электронный</w:t>
-      </w:r>
-      <w:r>
-        <w:rPr>
-          <w:color w:val="000000" w:themeColor="text1"/>
-          <w:sz w:val="28"/>
-          <w:szCs w:val="28"/>
-        </w:rPr>
-        <w:t xml:space="preserve"> </w:t>
-      </w:r>
-      <w:r>
-        <w:rPr>
-          <w:color w:val="000000" w:themeColor="text1"/>
-          <w:sz w:val="28"/>
-          <w:szCs w:val="28"/>
-        </w:rPr>
-        <w:t>ресурс</w:t>
-      </w:r>
-      <w:r>
-        <w:rPr>
-          <w:color w:val="000000" w:themeColor="text1"/>
-          <w:sz w:val="28"/>
-          <w:szCs w:val="28"/>
-        </w:rPr>
-        <w:t xml:space="preserve">. – </w:t>
-      </w:r>
+        <w:t>https</w:t>
+      </w:r>
+      <w:r>
+        <w:rPr>
+          <w:color w:val="000000" w:themeColor="text1"/>
+          <w:sz w:val="28"/>
+          <w:szCs w:val="28"/>
+        </w:rPr>
+        <w:t>://</w:t>
+      </w:r>
+      <w:proofErr w:type="spellStart"/>
       <w:r>
         <w:rPr>
           <w:color w:val="000000" w:themeColor="text1"/>
@@ -11008,118 +11326,92 @@
           <w:szCs w:val="28"/>
           <w:lang w:val="en-US"/>
         </w:rPr>
-        <w:t>URL</w:t>
-      </w:r>
-      <w:r>
-        <w:rPr>
-          <w:color w:val="000000" w:themeColor="text1"/>
-          <w:sz w:val="28"/>
-          <w:szCs w:val="28"/>
-        </w:rPr>
-        <w:t xml:space="preserve">: </w:t>
-      </w:r>
-      <w:hyperlink r:id="rId23" w:tgtFrame="_new" w:history="1">
-        <w:r>
-          <w:rPr>
-            <w:rStyle w:val="ad"/>
-            <w:sz w:val="28"/>
-            <w:szCs w:val="28"/>
-            <w:lang w:val="en-US"/>
-          </w:rPr>
-          <w:t>https</w:t>
-        </w:r>
-        <w:r>
-          <w:rPr>
-            <w:rStyle w:val="ad"/>
-            <w:sz w:val="28"/>
-            <w:szCs w:val="28"/>
-          </w:rPr>
-          <w:t>://</w:t>
-        </w:r>
-        <w:proofErr w:type="spellStart"/>
-        <w:r>
-          <w:rPr>
-            <w:rStyle w:val="ad"/>
-            <w:sz w:val="28"/>
-            <w:szCs w:val="28"/>
-            <w:lang w:val="en-US"/>
-          </w:rPr>
-          <w:t>stockfishchess</w:t>
-        </w:r>
-        <w:proofErr w:type="spellEnd"/>
-        <w:r>
-          <w:rPr>
-            <w:rStyle w:val="ad"/>
-            <w:sz w:val="28"/>
-            <w:szCs w:val="28"/>
-          </w:rPr>
-          <w:t>.</w:t>
-        </w:r>
-        <w:r>
-          <w:rPr>
-            <w:rStyle w:val="ad"/>
-            <w:sz w:val="28"/>
-            <w:szCs w:val="28"/>
-            <w:lang w:val="en-US"/>
-          </w:rPr>
-          <w:t>org</w:t>
-        </w:r>
-      </w:hyperlink>
-      <w:r>
-        <w:rPr>
-          <w:color w:val="000000" w:themeColor="text1"/>
-          <w:sz w:val="28"/>
-          <w:szCs w:val="28"/>
-        </w:rPr>
-        <w:t xml:space="preserve"> (</w:t>
-      </w:r>
-      <w:r>
-        <w:rPr>
-          <w:color w:val="000000" w:themeColor="text1"/>
-          <w:sz w:val="28"/>
-          <w:szCs w:val="28"/>
-        </w:rPr>
-        <w:t>дата</w:t>
-      </w:r>
-      <w:r>
-        <w:rPr>
-          <w:color w:val="000000" w:themeColor="text1"/>
-          <w:sz w:val="28"/>
-          <w:szCs w:val="28"/>
-        </w:rPr>
-        <w:t xml:space="preserve"> </w:t>
-      </w:r>
-      <w:r>
-        <w:rPr>
-          <w:color w:val="000000" w:themeColor="text1"/>
-          <w:sz w:val="28"/>
-          <w:szCs w:val="28"/>
-        </w:rPr>
-        <w:t>обращения</w:t>
-      </w:r>
-      <w:r>
-        <w:rPr>
-          <w:color w:val="000000" w:themeColor="text1"/>
-          <w:sz w:val="28"/>
-          <w:szCs w:val="28"/>
-        </w:rPr>
-        <w:t xml:space="preserve">: </w:t>
-      </w:r>
-      <w:r>
-        <w:rPr>
-          <w:color w:val="000000" w:themeColor="text1"/>
-          <w:sz w:val="28"/>
-          <w:szCs w:val="28"/>
-        </w:rPr>
-        <w:t>12.10.</w:t>
-      </w:r>
-      <w:r>
-        <w:rPr>
-          <w:color w:val="000000" w:themeColor="text1"/>
-          <w:sz w:val="28"/>
-          <w:szCs w:val="28"/>
-        </w:rPr>
-        <w:t>2025</w:t>
+        <w:t>fastapi</w:t>
+      </w:r>
+      <w:proofErr w:type="spellEnd"/>
+      <w:r>
+        <w:rPr>
+          <w:color w:val="000000" w:themeColor="text1"/>
+          <w:sz w:val="28"/>
+          <w:szCs w:val="28"/>
+        </w:rPr>
+        <w:t>.</w:t>
+      </w:r>
+      <w:proofErr w:type="spellStart"/>
+      <w:r>
+        <w:rPr>
+          <w:color w:val="000000" w:themeColor="text1"/>
+          <w:sz w:val="28"/>
+          <w:szCs w:val="28"/>
+          <w:lang w:val="en-US"/>
+        </w:rPr>
+        <w:t>tiangolo</w:t>
+      </w:r>
+      <w:proofErr w:type="spellEnd"/>
+      <w:r>
+        <w:rPr>
+          <w:color w:val="000000" w:themeColor="text1"/>
+          <w:sz w:val="28"/>
+          <w:szCs w:val="28"/>
+        </w:rPr>
+        <w:t>.</w:t>
+      </w:r>
+      <w:r>
+        <w:rPr>
+          <w:color w:val="000000" w:themeColor="text1"/>
+          <w:sz w:val="28"/>
+          <w:szCs w:val="28"/>
+          <w:lang w:val="en-US"/>
+        </w:rPr>
+        <w:t>com</w:t>
+      </w:r>
+      <w:r>
+        <w:rPr>
+          <w:color w:val="000000" w:themeColor="text1"/>
+          <w:sz w:val="28"/>
+          <w:szCs w:val="28"/>
+        </w:rPr>
+        <w:t xml:space="preserve">/ (дата обращения: </w:t>
+      </w:r>
+      <w:r>
+        <w:rPr>
+          <w:color w:val="000000" w:themeColor="text1"/>
+          <w:sz w:val="28"/>
+          <w:szCs w:val="28"/>
+        </w:rPr>
+        <w:t>15</w:t>
+      </w:r>
+      <w:r>
+        <w:rPr>
+          <w:color w:val="000000" w:themeColor="text1"/>
+          <w:sz w:val="28"/>
+          <w:szCs w:val="28"/>
+        </w:rPr>
+        <w:t>.</w:t>
+      </w:r>
+      <w:r>
+        <w:rPr>
+          <w:color w:val="000000" w:themeColor="text1"/>
+          <w:sz w:val="28"/>
+          <w:szCs w:val="28"/>
+        </w:rPr>
+        <w:t>11</w:t>
+      </w:r>
+      <w:r>
+        <w:rPr>
+          <w:color w:val="000000" w:themeColor="text1"/>
+          <w:sz w:val="28"/>
+          <w:szCs w:val="28"/>
+        </w:rPr>
+        <w:t>.202</w:t>
+      </w:r>
+      <w:r>
+        <w:rPr>
+          <w:color w:val="000000" w:themeColor="text1"/>
+          <w:sz w:val="28"/>
+          <w:szCs w:val="28"/>
+        </w:rPr>
+        <w:t>5</w:t>
       </w:r>
       <w:r>
         <w:rPr>
@@ -11138,8 +11430,12 @@
           <w:numId w:val="8"/>
         </w:numPr>
         <w:spacing w:line="360" w:lineRule="auto"/>
-        <w:ind w:left="0" w:firstLine="720"/>
         <w:jc w:val="both"/>
+        <w:rPr>
+          <w:color w:val="000000" w:themeColor="text1"/>
+          <w:sz w:val="28"/>
+          <w:szCs w:val="28"/>
+        </w:rPr>
       </w:pPr>
       <w:r>
         <w:rPr>
@@ -11148,7 +11444,43 @@
           <w:szCs w:val="28"/>
           <w:lang w:val="en-US"/>
         </w:rPr>
-        <w:t>Komodo</w:t>
+        <w:t>Vue</w:t>
+      </w:r>
+      <w:r>
+        <w:rPr>
+          <w:color w:val="000000" w:themeColor="text1"/>
+          <w:sz w:val="28"/>
+          <w:szCs w:val="28"/>
+        </w:rPr>
+        <w:t>.</w:t>
+      </w:r>
+      <w:proofErr w:type="spellStart"/>
+      <w:r>
+        <w:rPr>
+          <w:color w:val="000000" w:themeColor="text1"/>
+          <w:sz w:val="28"/>
+          <w:szCs w:val="28"/>
+          <w:lang w:val="en-US"/>
+        </w:rPr>
+        <w:t>js</w:t>
+      </w:r>
+      <w:proofErr w:type="spellEnd"/>
+      <w:r>
+        <w:rPr>
+          <w:color w:val="000000" w:themeColor="text1"/>
+          <w:sz w:val="28"/>
+          <w:szCs w:val="28"/>
+        </w:rPr>
+        <w:t>. Документация по версии 3 (</w:t>
+      </w:r>
+      <w:r>
+        <w:rPr>
+          <w:color w:val="000000" w:themeColor="text1"/>
+          <w:sz w:val="28"/>
+          <w:szCs w:val="28"/>
+          <w:lang w:val="en-US"/>
+        </w:rPr>
+        <w:t>Composition</w:t>
       </w:r>
       <w:r>
         <w:rPr>
@@ -11165,15 +11497,15 @@
           <w:szCs w:val="28"/>
           <w:lang w:val="en-US"/>
         </w:rPr>
-        <w:t>chess</w:t>
-      </w:r>
-      <w:r>
-        <w:rPr>
-          <w:color w:val="000000" w:themeColor="text1"/>
-          <w:sz w:val="28"/>
-          <w:szCs w:val="28"/>
-        </w:rPr>
-        <w:t xml:space="preserve"> </w:t>
+        <w:t>API</w:t>
+      </w:r>
+      <w:r>
+        <w:rPr>
+          <w:color w:val="000000" w:themeColor="text1"/>
+          <w:sz w:val="28"/>
+          <w:szCs w:val="28"/>
+        </w:rPr>
+        <w:t xml:space="preserve">) [Электронный ресурс]. – Режим доступа: </w:t>
       </w:r>
       <w:r>
         <w:rPr>
@@ -11182,16 +11514,17 @@
           <w:szCs w:val="28"/>
           <w:lang w:val="en-US"/>
         </w:rPr>
-        <w:t>engine</w:t>
-      </w:r>
-      <w:r>
-        <w:rPr>
-          <w:color w:val="000000" w:themeColor="text1"/>
-          <w:sz w:val="28"/>
-          <w:szCs w:val="28"/>
-        </w:rPr>
-        <w:t xml:space="preserve">. [Электронный ресурс]. –  </w:t>
-      </w:r>
+        <w:t>https</w:t>
+      </w:r>
+      <w:r>
+        <w:rPr>
+          <w:color w:val="000000" w:themeColor="text1"/>
+          <w:sz w:val="28"/>
+          <w:szCs w:val="28"/>
+        </w:rPr>
+        <w:t>://</w:t>
+      </w:r>
+      <w:proofErr w:type="spellStart"/>
       <w:r>
         <w:rPr>
           <w:color w:val="000000" w:themeColor="text1"/>
@@ -11199,94 +11532,81 @@
           <w:szCs w:val="28"/>
           <w:lang w:val="en-US"/>
         </w:rPr>
-        <w:t>URL</w:t>
-      </w:r>
-      <w:r>
-        <w:rPr>
-          <w:color w:val="000000" w:themeColor="text1"/>
-          <w:sz w:val="28"/>
-          <w:szCs w:val="28"/>
-        </w:rPr>
-        <w:t xml:space="preserve">: </w:t>
-      </w:r>
-      <w:hyperlink r:id="rId24" w:history="1">
-        <w:r>
-          <w:rPr>
-            <w:rStyle w:val="ad"/>
-            <w:sz w:val="28"/>
-            <w:szCs w:val="28"/>
-            <w:lang w:val="en-US"/>
-          </w:rPr>
-          <w:t>https</w:t>
-        </w:r>
-        <w:r>
-          <w:rPr>
-            <w:rStyle w:val="ad"/>
-            <w:sz w:val="28"/>
-            <w:szCs w:val="28"/>
-          </w:rPr>
-          <w:t>://</w:t>
-        </w:r>
-        <w:proofErr w:type="spellStart"/>
-        <w:r>
-          <w:rPr>
-            <w:rStyle w:val="ad"/>
-            <w:sz w:val="28"/>
-            <w:szCs w:val="28"/>
-            <w:lang w:val="en-US"/>
-          </w:rPr>
-          <w:t>komodochess</w:t>
-        </w:r>
-        <w:proofErr w:type="spellEnd"/>
-        <w:r>
-          <w:rPr>
-            <w:rStyle w:val="ad"/>
-            <w:sz w:val="28"/>
-            <w:szCs w:val="28"/>
-          </w:rPr>
-          <w:t>.</w:t>
-        </w:r>
-        <w:r>
-          <w:rPr>
-            <w:rStyle w:val="ad"/>
-            <w:sz w:val="28"/>
-            <w:szCs w:val="28"/>
-            <w:lang w:val="en-US"/>
-          </w:rPr>
-          <w:t>com</w:t>
-        </w:r>
-      </w:hyperlink>
-      <w:r>
-        <w:rPr>
-          <w:color w:val="000000" w:themeColor="text1"/>
-          <w:sz w:val="28"/>
-          <w:szCs w:val="28"/>
-        </w:rPr>
-        <w:t xml:space="preserve"> </w:t>
-      </w:r>
-      <w:r>
-        <w:rPr>
-          <w:color w:val="000000" w:themeColor="text1"/>
-          <w:sz w:val="28"/>
-          <w:szCs w:val="28"/>
-        </w:rPr>
-        <w:t xml:space="preserve">(дата обращения: </w:t>
-      </w:r>
-      <w:r>
-        <w:rPr>
-          <w:color w:val="000000" w:themeColor="text1"/>
-          <w:sz w:val="28"/>
-          <w:szCs w:val="28"/>
-        </w:rPr>
-        <w:t>12.10.</w:t>
-      </w:r>
-      <w:r>
-        <w:rPr>
-          <w:color w:val="000000" w:themeColor="text1"/>
-          <w:sz w:val="28"/>
-          <w:szCs w:val="28"/>
-        </w:rPr>
-        <w:t>2025)</w:t>
+        <w:t>vuejs</w:t>
+      </w:r>
+      <w:proofErr w:type="spellEnd"/>
+      <w:r>
+        <w:rPr>
+          <w:color w:val="000000" w:themeColor="text1"/>
+          <w:sz w:val="28"/>
+          <w:szCs w:val="28"/>
+        </w:rPr>
+        <w:t>.</w:t>
+      </w:r>
+      <w:r>
+        <w:rPr>
+          <w:color w:val="000000" w:themeColor="text1"/>
+          <w:sz w:val="28"/>
+          <w:szCs w:val="28"/>
+          <w:lang w:val="en-US"/>
+        </w:rPr>
+        <w:t>org</w:t>
+      </w:r>
+      <w:r>
+        <w:rPr>
+          <w:color w:val="000000" w:themeColor="text1"/>
+          <w:sz w:val="28"/>
+          <w:szCs w:val="28"/>
+        </w:rPr>
+        <w:t xml:space="preserve">/ (дата обращения: </w:t>
+      </w:r>
+      <w:r>
+        <w:rPr>
+          <w:color w:val="000000" w:themeColor="text1"/>
+          <w:sz w:val="28"/>
+          <w:szCs w:val="28"/>
+        </w:rPr>
+        <w:t>23</w:t>
+      </w:r>
+      <w:r>
+        <w:rPr>
+          <w:color w:val="000000" w:themeColor="text1"/>
+          <w:sz w:val="28"/>
+          <w:szCs w:val="28"/>
+        </w:rPr>
+        <w:t>.</w:t>
+      </w:r>
+      <w:r>
+        <w:rPr>
+          <w:color w:val="000000" w:themeColor="text1"/>
+          <w:sz w:val="28"/>
+          <w:szCs w:val="28"/>
+        </w:rPr>
+        <w:t>11</w:t>
+      </w:r>
+      <w:r>
+        <w:rPr>
+          <w:color w:val="000000" w:themeColor="text1"/>
+          <w:sz w:val="28"/>
+          <w:szCs w:val="28"/>
+        </w:rPr>
+        <w:t>.202</w:t>
+      </w:r>
+      <w:r>
+        <w:rPr>
+          <w:color w:val="000000" w:themeColor="text1"/>
+          <w:sz w:val="28"/>
+          <w:szCs w:val="28"/>
+        </w:rPr>
+        <w:t>5</w:t>
+      </w:r>
+      <w:r>
+        <w:rPr>
+          <w:color w:val="000000" w:themeColor="text1"/>
+          <w:sz w:val="28"/>
+          <w:szCs w:val="28"/>
+        </w:rPr>
+        <w:t>).</w:t>
       </w:r>
     </w:p>
     <w:p>
@@ -11297,7 +11617,6 @@
           <w:numId w:val="8"/>
         </w:numPr>
         <w:spacing w:line="360" w:lineRule="auto"/>
-        <w:ind w:left="0" w:firstLine="720"/>
         <w:jc w:val="both"/>
         <w:rPr>
           <w:color w:val="000000" w:themeColor="text1"/>
@@ -11312,7 +11631,15 @@
           <w:szCs w:val="28"/>
           <w:lang w:val="en-US"/>
         </w:rPr>
-        <w:t>Leela Chess Zero (Lc0). Official project documentation.</w:t>
+        <w:t>Tailwind</w:t>
+      </w:r>
+      <w:r>
+        <w:rPr>
+          <w:color w:val="000000" w:themeColor="text1"/>
+          <w:sz w:val="28"/>
+          <w:szCs w:val="28"/>
+        </w:rPr>
+        <w:t xml:space="preserve"> </w:t>
       </w:r>
       <w:r>
         <w:rPr>
@@ -11321,49 +11648,184 @@
           <w:szCs w:val="28"/>
           <w:lang w:val="en-US"/>
         </w:rPr>
-        <w:br/>
-      </w:r>
-      <w:r>
-        <w:rPr>
-          <w:color w:val="000000" w:themeColor="text1"/>
-          <w:sz w:val="28"/>
-          <w:szCs w:val="28"/>
-        </w:rPr>
-        <w:t xml:space="preserve">Электронный ресурс. – URL: </w:t>
-      </w:r>
-      <w:hyperlink r:id="rId25" w:tgtFrame="_new" w:history="1">
-        <w:r>
-          <w:rPr>
-            <w:rStyle w:val="ad"/>
-            <w:sz w:val="28"/>
-            <w:szCs w:val="28"/>
-          </w:rPr>
-          <w:t>https://lczero.org</w:t>
-        </w:r>
-      </w:hyperlink>
-      <w:r>
-        <w:rPr>
-          <w:color w:val="000000" w:themeColor="text1"/>
-          <w:sz w:val="28"/>
-          <w:szCs w:val="28"/>
-        </w:rPr>
-        <w:t xml:space="preserve"> (дата обращения: </w:t>
-      </w:r>
-      <w:r>
-        <w:rPr>
-          <w:color w:val="000000" w:themeColor="text1"/>
-          <w:sz w:val="28"/>
-          <w:szCs w:val="28"/>
-        </w:rPr>
-        <w:t>12.10.</w:t>
-      </w:r>
-      <w:r>
-        <w:rPr>
-          <w:color w:val="000000" w:themeColor="text1"/>
-          <w:sz w:val="28"/>
-          <w:szCs w:val="28"/>
-        </w:rPr>
-        <w:t xml:space="preserve">2025). </w:t>
+        <w:t>Labs</w:t>
+      </w:r>
+      <w:r>
+        <w:rPr>
+          <w:color w:val="000000" w:themeColor="text1"/>
+          <w:sz w:val="28"/>
+          <w:szCs w:val="28"/>
+        </w:rPr>
+        <w:t xml:space="preserve"> </w:t>
+      </w:r>
+      <w:r>
+        <w:rPr>
+          <w:color w:val="000000" w:themeColor="text1"/>
+          <w:sz w:val="28"/>
+          <w:szCs w:val="28"/>
+          <w:lang w:val="en-US"/>
+        </w:rPr>
+        <w:t>Inc</w:t>
+      </w:r>
+      <w:r>
+        <w:rPr>
+          <w:color w:val="000000" w:themeColor="text1"/>
+          <w:sz w:val="28"/>
+          <w:szCs w:val="28"/>
+        </w:rPr>
+        <w:t xml:space="preserve">. </w:t>
+      </w:r>
+      <w:r>
+        <w:rPr>
+          <w:color w:val="000000" w:themeColor="text1"/>
+          <w:sz w:val="28"/>
+          <w:szCs w:val="28"/>
+          <w:lang w:val="en-US"/>
+        </w:rPr>
+        <w:t>Tailwind</w:t>
+      </w:r>
+      <w:r>
+        <w:rPr>
+          <w:color w:val="000000" w:themeColor="text1"/>
+          <w:sz w:val="28"/>
+          <w:szCs w:val="28"/>
+        </w:rPr>
+        <w:t xml:space="preserve"> </w:t>
+      </w:r>
+      <w:r>
+        <w:rPr>
+          <w:color w:val="000000" w:themeColor="text1"/>
+          <w:sz w:val="28"/>
+          <w:szCs w:val="28"/>
+          <w:lang w:val="en-US"/>
+        </w:rPr>
+        <w:t>CSS</w:t>
+      </w:r>
+      <w:r>
+        <w:rPr>
+          <w:color w:val="000000" w:themeColor="text1"/>
+          <w:sz w:val="28"/>
+          <w:szCs w:val="28"/>
+        </w:rPr>
+        <w:t xml:space="preserve">: утилитарный </w:t>
+      </w:r>
+      <w:r>
+        <w:rPr>
+          <w:color w:val="000000" w:themeColor="text1"/>
+          <w:sz w:val="28"/>
+          <w:szCs w:val="28"/>
+          <w:lang w:val="en-US"/>
+        </w:rPr>
+        <w:t>CSS</w:t>
+      </w:r>
+      <w:r>
+        <w:rPr>
+          <w:color w:val="000000" w:themeColor="text1"/>
+          <w:sz w:val="28"/>
+          <w:szCs w:val="28"/>
+        </w:rPr>
+        <w:t xml:space="preserve">-фреймворк [Электронный ресурс]. – Режим доступа: </w:t>
+      </w:r>
+      <w:r>
+        <w:rPr>
+          <w:color w:val="000000" w:themeColor="text1"/>
+          <w:sz w:val="28"/>
+          <w:szCs w:val="28"/>
+          <w:lang w:val="en-US"/>
+        </w:rPr>
+        <w:t>https</w:t>
+      </w:r>
+      <w:r>
+        <w:rPr>
+          <w:color w:val="000000" w:themeColor="text1"/>
+          <w:sz w:val="28"/>
+          <w:szCs w:val="28"/>
+        </w:rPr>
+        <w:t>://</w:t>
+      </w:r>
+      <w:proofErr w:type="spellStart"/>
+      <w:r>
+        <w:rPr>
+          <w:color w:val="000000" w:themeColor="text1"/>
+          <w:sz w:val="28"/>
+          <w:szCs w:val="28"/>
+          <w:lang w:val="en-US"/>
+        </w:rPr>
+        <w:t>tailwindcss</w:t>
+      </w:r>
+      <w:proofErr w:type="spellEnd"/>
+      <w:r>
+        <w:rPr>
+          <w:color w:val="000000" w:themeColor="text1"/>
+          <w:sz w:val="28"/>
+          <w:szCs w:val="28"/>
+        </w:rPr>
+        <w:t>.</w:t>
+      </w:r>
+      <w:r>
+        <w:rPr>
+          <w:color w:val="000000" w:themeColor="text1"/>
+          <w:sz w:val="28"/>
+          <w:szCs w:val="28"/>
+          <w:lang w:val="en-US"/>
+        </w:rPr>
+        <w:t>com</w:t>
+      </w:r>
+      <w:r>
+        <w:rPr>
+          <w:color w:val="000000" w:themeColor="text1"/>
+          <w:sz w:val="28"/>
+          <w:szCs w:val="28"/>
+        </w:rPr>
+        <w:t xml:space="preserve">/ (дата обращения: </w:t>
+      </w:r>
+      <w:r>
+        <w:rPr>
+          <w:color w:val="000000" w:themeColor="text1"/>
+          <w:sz w:val="28"/>
+          <w:szCs w:val="28"/>
+        </w:rPr>
+        <w:t>24</w:t>
+      </w:r>
+      <w:r>
+        <w:rPr>
+          <w:color w:val="000000" w:themeColor="text1"/>
+          <w:sz w:val="28"/>
+          <w:szCs w:val="28"/>
+        </w:rPr>
+        <w:t>.</w:t>
+      </w:r>
+      <w:r>
+        <w:rPr>
+          <w:color w:val="000000" w:themeColor="text1"/>
+          <w:sz w:val="28"/>
+          <w:szCs w:val="28"/>
+        </w:rPr>
+        <w:t>11</w:t>
+      </w:r>
+      <w:r>
+        <w:rPr>
+          <w:color w:val="000000" w:themeColor="text1"/>
+          <w:sz w:val="28"/>
+          <w:szCs w:val="28"/>
+        </w:rPr>
+        <w:t>.202</w:t>
+      </w:r>
+      <w:r>
+        <w:rPr>
+          <w:color w:val="000000" w:themeColor="text1"/>
+          <w:sz w:val="28"/>
+          <w:szCs w:val="28"/>
+        </w:rPr>
+        <w:t>5</w:t>
+      </w:r>
+      <w:r>
+        <w:rPr>
+          <w:color w:val="000000" w:themeColor="text1"/>
+          <w:sz w:val="28"/>
+          <w:szCs w:val="28"/>
+        </w:rPr>
+        <w:t>).</w:t>
       </w:r>
     </w:p>
     <w:p>
@@ -11374,7 +11836,6 @@
           <w:numId w:val="8"/>
         </w:numPr>
         <w:spacing w:line="360" w:lineRule="auto"/>
-        <w:ind w:left="0" w:firstLine="720"/>
         <w:jc w:val="both"/>
         <w:rPr>
           <w:color w:val="000000" w:themeColor="text1"/>
@@ -11382,6 +11843,142 @@
           <w:szCs w:val="28"/>
         </w:rPr>
       </w:pPr>
+      <w:r>
+        <w:rPr>
+          <w:color w:val="000000" w:themeColor="text1"/>
+          <w:sz w:val="28"/>
+          <w:szCs w:val="28"/>
+          <w:lang w:val="en-US"/>
+        </w:rPr>
+        <w:t>PostgreSQL</w:t>
+      </w:r>
+      <w:r>
+        <w:rPr>
+          <w:color w:val="000000" w:themeColor="text1"/>
+          <w:sz w:val="28"/>
+          <w:szCs w:val="28"/>
+        </w:rPr>
+        <w:t xml:space="preserve"> </w:t>
+      </w:r>
+      <w:r>
+        <w:rPr>
+          <w:color w:val="000000" w:themeColor="text1"/>
+          <w:sz w:val="28"/>
+          <w:szCs w:val="28"/>
+          <w:lang w:val="en-US"/>
+        </w:rPr>
+        <w:t>Global</w:t>
+      </w:r>
+      <w:r>
+        <w:rPr>
+          <w:color w:val="000000" w:themeColor="text1"/>
+          <w:sz w:val="28"/>
+          <w:szCs w:val="28"/>
+        </w:rPr>
+        <w:t xml:space="preserve"> </w:t>
+      </w:r>
+      <w:r>
+        <w:rPr>
+          <w:color w:val="000000" w:themeColor="text1"/>
+          <w:sz w:val="28"/>
+          <w:szCs w:val="28"/>
+          <w:lang w:val="en-US"/>
+        </w:rPr>
+        <w:t>Development</w:t>
+      </w:r>
+      <w:r>
+        <w:rPr>
+          <w:color w:val="000000" w:themeColor="text1"/>
+          <w:sz w:val="28"/>
+          <w:szCs w:val="28"/>
+        </w:rPr>
+        <w:t xml:space="preserve"> </w:t>
+      </w:r>
+      <w:r>
+        <w:rPr>
+          <w:color w:val="000000" w:themeColor="text1"/>
+          <w:sz w:val="28"/>
+          <w:szCs w:val="28"/>
+          <w:lang w:val="en-US"/>
+        </w:rPr>
+        <w:t>Group</w:t>
+      </w:r>
+      <w:r>
+        <w:rPr>
+          <w:color w:val="000000" w:themeColor="text1"/>
+          <w:sz w:val="28"/>
+          <w:szCs w:val="28"/>
+        </w:rPr>
+        <w:t xml:space="preserve">. </w:t>
+      </w:r>
+      <w:r>
+        <w:rPr>
+          <w:color w:val="000000" w:themeColor="text1"/>
+          <w:sz w:val="28"/>
+          <w:szCs w:val="28"/>
+          <w:lang w:val="en-US"/>
+        </w:rPr>
+        <w:t>PostgreSQL</w:t>
+      </w:r>
+      <w:r>
+        <w:rPr>
+          <w:color w:val="000000" w:themeColor="text1"/>
+          <w:sz w:val="28"/>
+          <w:szCs w:val="28"/>
+        </w:rPr>
+        <w:t xml:space="preserve"> </w:t>
+      </w:r>
+      <w:r>
+        <w:rPr>
+          <w:color w:val="000000" w:themeColor="text1"/>
+          <w:sz w:val="28"/>
+          <w:szCs w:val="28"/>
+          <w:lang w:val="en-US"/>
+        </w:rPr>
+        <w:t>Documentation</w:t>
+      </w:r>
+      <w:r>
+        <w:rPr>
+          <w:color w:val="000000" w:themeColor="text1"/>
+          <w:sz w:val="28"/>
+          <w:szCs w:val="28"/>
+        </w:rPr>
+        <w:t xml:space="preserve"> [Электронный ресурс]. – Режим доступа: </w:t>
+      </w:r>
+      <w:r>
+        <w:rPr>
+          <w:color w:val="000000" w:themeColor="text1"/>
+          <w:sz w:val="28"/>
+          <w:szCs w:val="28"/>
+          <w:lang w:val="en-US"/>
+        </w:rPr>
+        <w:t>https</w:t>
+      </w:r>
+      <w:r>
+        <w:rPr>
+          <w:color w:val="000000" w:themeColor="text1"/>
+          <w:sz w:val="28"/>
+          <w:szCs w:val="28"/>
+        </w:rPr>
+        <w:t>://</w:t>
+      </w:r>
+      <w:r>
+        <w:rPr>
+          <w:color w:val="000000" w:themeColor="text1"/>
+          <w:sz w:val="28"/>
+          <w:szCs w:val="28"/>
+          <w:lang w:val="en-US"/>
+        </w:rPr>
+        <w:t>www</w:t>
+      </w:r>
+      <w:r>
+        <w:rPr>
+          <w:color w:val="000000" w:themeColor="text1"/>
+          <w:sz w:val="28"/>
+          <w:szCs w:val="28"/>
+        </w:rPr>
+        <w:t>.</w:t>
+      </w:r>
       <w:proofErr w:type="spellStart"/>
       <w:r>
         <w:rPr>
@@ -11390,7 +11987,7 @@
           <w:szCs w:val="28"/>
           <w:lang w:val="en-US"/>
         </w:rPr>
-        <w:t>ChessBase</w:t>
+        <w:t>postgresql</w:t>
       </w:r>
       <w:proofErr w:type="spellEnd"/>
       <w:r>
@@ -11399,7 +11996,7 @@
           <w:sz w:val="28"/>
           <w:szCs w:val="28"/>
         </w:rPr>
-        <w:t xml:space="preserve">. [Электронный ресурс]. – </w:t>
+        <w:t>.</w:t>
       </w:r>
       <w:r>
         <w:rPr>
@@ -11408,113 +12005,64 @@
           <w:szCs w:val="28"/>
           <w:lang w:val="en-US"/>
         </w:rPr>
-        <w:t>URL</w:t>
-      </w:r>
-      <w:r>
-        <w:rPr>
-          <w:color w:val="000000" w:themeColor="text1"/>
-          <w:sz w:val="28"/>
-          <w:szCs w:val="28"/>
-        </w:rPr>
-        <w:t xml:space="preserve">: </w:t>
-      </w:r>
-      <w:hyperlink r:id="rId26" w:history="1">
-        <w:r>
-          <w:rPr>
-            <w:rStyle w:val="ad"/>
-            <w:sz w:val="28"/>
-            <w:szCs w:val="28"/>
-            <w:lang w:val="en-US"/>
-          </w:rPr>
-          <w:t>https</w:t>
-        </w:r>
-        <w:r>
-          <w:rPr>
-            <w:rStyle w:val="ad"/>
-            <w:sz w:val="28"/>
-            <w:szCs w:val="28"/>
-          </w:rPr>
-          <w:t>://</w:t>
-        </w:r>
-        <w:proofErr w:type="spellStart"/>
-        <w:r>
-          <w:rPr>
-            <w:rStyle w:val="ad"/>
-            <w:sz w:val="28"/>
-            <w:szCs w:val="28"/>
-            <w:lang w:val="en-US"/>
-          </w:rPr>
-          <w:t>en</w:t>
-        </w:r>
-        <w:proofErr w:type="spellEnd"/>
-        <w:r>
-          <w:rPr>
-            <w:rStyle w:val="ad"/>
-            <w:sz w:val="28"/>
-            <w:szCs w:val="28"/>
-          </w:rPr>
-          <w:t>.</w:t>
-        </w:r>
-        <w:proofErr w:type="spellStart"/>
-        <w:r>
-          <w:rPr>
-            <w:rStyle w:val="ad"/>
-            <w:sz w:val="28"/>
-            <w:szCs w:val="28"/>
-            <w:lang w:val="en-US"/>
-          </w:rPr>
-          <w:t>chessbase</w:t>
-        </w:r>
-        <w:proofErr w:type="spellEnd"/>
-        <w:r>
-          <w:rPr>
-            <w:rStyle w:val="ad"/>
-            <w:sz w:val="28"/>
-            <w:szCs w:val="28"/>
-          </w:rPr>
-          <w:t>.</w:t>
-        </w:r>
-        <w:r>
-          <w:rPr>
-            <w:rStyle w:val="ad"/>
-            <w:sz w:val="28"/>
-            <w:szCs w:val="28"/>
-            <w:lang w:val="en-US"/>
-          </w:rPr>
-          <w:t>com</w:t>
-        </w:r>
-      </w:hyperlink>
-      <w:r>
-        <w:rPr>
-          <w:color w:val="000000" w:themeColor="text1"/>
-          <w:sz w:val="28"/>
-          <w:szCs w:val="28"/>
-        </w:rPr>
-        <w:t xml:space="preserve"> </w:t>
-      </w:r>
-      <w:r>
-        <w:rPr>
-          <w:color w:val="000000" w:themeColor="text1"/>
-          <w:sz w:val="28"/>
-          <w:szCs w:val="28"/>
-        </w:rPr>
-        <w:t xml:space="preserve">(дата обращения: </w:t>
-      </w:r>
-      <w:r>
-        <w:rPr>
-          <w:color w:val="000000" w:themeColor="text1"/>
-          <w:sz w:val="28"/>
-          <w:szCs w:val="28"/>
-        </w:rPr>
-        <w:t>12.10.</w:t>
-      </w:r>
-      <w:r>
-        <w:rPr>
-          <w:color w:val="000000" w:themeColor="text1"/>
-          <w:sz w:val="28"/>
-          <w:szCs w:val="28"/>
-        </w:rPr>
-        <w:t>2025).</w:t>
+        <w:t>org</w:t>
+      </w:r>
+      <w:r>
+        <w:rPr>
+          <w:color w:val="000000" w:themeColor="text1"/>
+          <w:sz w:val="28"/>
+          <w:szCs w:val="28"/>
+        </w:rPr>
+        <w:t>/</w:t>
+      </w:r>
+      <w:r>
+        <w:rPr>
+          <w:color w:val="000000" w:themeColor="text1"/>
+          <w:sz w:val="28"/>
+          <w:szCs w:val="28"/>
+          <w:lang w:val="en-US"/>
+        </w:rPr>
+        <w:t>docs</w:t>
+      </w:r>
+      <w:r>
+        <w:rPr>
+          <w:color w:val="000000" w:themeColor="text1"/>
+          <w:sz w:val="28"/>
+          <w:szCs w:val="28"/>
+        </w:rPr>
+        <w:t xml:space="preserve">/ (дата обращения: </w:t>
+      </w:r>
+      <w:r>
+        <w:rPr>
+          <w:color w:val="000000" w:themeColor="text1"/>
+          <w:sz w:val="28"/>
+          <w:szCs w:val="28"/>
+        </w:rPr>
+        <w:t>13</w:t>
+      </w:r>
+      <w:r>
+        <w:rPr>
+          <w:color w:val="000000" w:themeColor="text1"/>
+          <w:sz w:val="28"/>
+          <w:szCs w:val="28"/>
+        </w:rPr>
+        <w:t>.0</w:t>
+      </w:r>
+      <w:r>
+        <w:rPr>
+          <w:color w:val="000000" w:themeColor="text1"/>
+          <w:sz w:val="28"/>
+          <w:szCs w:val="28"/>
+        </w:rPr>
+        <w:t>1</w:t>
+      </w:r>
+      <w:r>
+        <w:rPr>
+          <w:color w:val="000000" w:themeColor="text1"/>
+          <w:sz w:val="28"/>
+          <w:szCs w:val="28"/>
+        </w:rPr>
+        <w:t>.2026).</w:t>
       </w:r>
     </w:p>
     <w:p>
@@ -11525,7 +12073,6 @@
           <w:numId w:val="8"/>
         </w:numPr>
         <w:spacing w:line="360" w:lineRule="auto"/>
-        <w:ind w:left="0" w:firstLine="720"/>
         <w:jc w:val="both"/>
         <w:rPr>
           <w:color w:val="000000" w:themeColor="text1"/>
@@ -11533,6 +12080,7 @@
           <w:szCs w:val="28"/>
         </w:rPr>
       </w:pPr>
+      <w:proofErr w:type="spellStart"/>
       <w:r>
         <w:rPr>
           <w:color w:val="000000" w:themeColor="text1"/>
@@ -11540,8 +12088,62 @@
           <w:szCs w:val="28"/>
           <w:lang w:val="en-US"/>
         </w:rPr>
-        <w:t>Chess</w:t>
-      </w:r>
+        <w:t>pgvector</w:t>
+      </w:r>
+      <w:proofErr w:type="spellEnd"/>
+      <w:r>
+        <w:rPr>
+          <w:color w:val="000000" w:themeColor="text1"/>
+          <w:sz w:val="28"/>
+          <w:szCs w:val="28"/>
+        </w:rPr>
+        <w:t xml:space="preserve">. Расширение для векторного поиска в </w:t>
+      </w:r>
+      <w:r>
+        <w:rPr>
+          <w:color w:val="000000" w:themeColor="text1"/>
+          <w:sz w:val="28"/>
+          <w:szCs w:val="28"/>
+          <w:lang w:val="en-US"/>
+        </w:rPr>
+        <w:t>PostgreSQL</w:t>
+      </w:r>
+      <w:r>
+        <w:rPr>
+          <w:color w:val="000000" w:themeColor="text1"/>
+          <w:sz w:val="28"/>
+          <w:szCs w:val="28"/>
+        </w:rPr>
+        <w:t xml:space="preserve"> [Электронный ресурс]. – Режим доступа: </w:t>
+      </w:r>
+      <w:r>
+        <w:rPr>
+          <w:color w:val="000000" w:themeColor="text1"/>
+          <w:sz w:val="28"/>
+          <w:szCs w:val="28"/>
+          <w:lang w:val="en-US"/>
+        </w:rPr>
+        <w:t>https</w:t>
+      </w:r>
+      <w:r>
+        <w:rPr>
+          <w:color w:val="000000" w:themeColor="text1"/>
+          <w:sz w:val="28"/>
+          <w:szCs w:val="28"/>
+        </w:rPr>
+        <w:t>://</w:t>
+      </w:r>
+      <w:proofErr w:type="spellStart"/>
+      <w:r>
+        <w:rPr>
+          <w:color w:val="000000" w:themeColor="text1"/>
+          <w:sz w:val="28"/>
+          <w:szCs w:val="28"/>
+          <w:lang w:val="en-US"/>
+        </w:rPr>
+        <w:t>github</w:t>
+      </w:r>
+      <w:proofErr w:type="spellEnd"/>
       <w:r>
         <w:rPr>
           <w:color w:val="000000" w:themeColor="text1"/>
@@ -11565,8 +12167,9 @@
           <w:sz w:val="28"/>
           <w:szCs w:val="28"/>
         </w:rPr>
-        <w:t xml:space="preserve"> </w:t>
-      </w:r>
+        <w:t>/</w:t>
+      </w:r>
+      <w:proofErr w:type="spellStart"/>
       <w:r>
         <w:rPr>
           <w:color w:val="000000" w:themeColor="text1"/>
@@ -11574,16 +12177,18 @@
           <w:szCs w:val="28"/>
           <w:lang w:val="en-US"/>
         </w:rPr>
-        <w:t>chess</w:t>
-      </w:r>
-      <w:r>
-        <w:rPr>
-          <w:color w:val="000000" w:themeColor="text1"/>
-          <w:sz w:val="28"/>
-          <w:szCs w:val="28"/>
-        </w:rPr>
-        <w:t xml:space="preserve"> </w:t>
-      </w:r>
+        <w:t>pgvector</w:t>
+      </w:r>
+      <w:proofErr w:type="spellEnd"/>
+      <w:r>
+        <w:rPr>
+          <w:color w:val="000000" w:themeColor="text1"/>
+          <w:sz w:val="28"/>
+          <w:szCs w:val="28"/>
+        </w:rPr>
+        <w:t>/</w:t>
+      </w:r>
+      <w:proofErr w:type="spellStart"/>
       <w:r>
         <w:rPr>
           <w:color w:val="000000" w:themeColor="text1"/>
@@ -11591,126 +12196,48 @@
           <w:szCs w:val="28"/>
           <w:lang w:val="en-US"/>
         </w:rPr>
-        <w:t>online</w:t>
-      </w:r>
-      <w:r>
-        <w:rPr>
-          <w:color w:val="000000" w:themeColor="text1"/>
-          <w:sz w:val="28"/>
-          <w:szCs w:val="28"/>
-        </w:rPr>
-        <w:t xml:space="preserve">. [Электронный ресурс]. – </w:t>
-      </w:r>
-      <w:r>
-        <w:rPr>
-          <w:color w:val="000000" w:themeColor="text1"/>
-          <w:sz w:val="28"/>
-          <w:szCs w:val="28"/>
-          <w:lang w:val="en-US"/>
-        </w:rPr>
-        <w:t>URL</w:t>
-      </w:r>
-      <w:r>
-        <w:rPr>
-          <w:color w:val="000000" w:themeColor="text1"/>
-          <w:sz w:val="28"/>
-          <w:szCs w:val="28"/>
-        </w:rPr>
-        <w:t xml:space="preserve">: </w:t>
-      </w:r>
-      <w:hyperlink r:id="rId27" w:history="1">
-        <w:r>
-          <w:rPr>
-            <w:rStyle w:val="ad"/>
-            <w:sz w:val="28"/>
-            <w:szCs w:val="28"/>
-            <w:lang w:val="en-US"/>
-          </w:rPr>
-          <w:t>https</w:t>
-        </w:r>
-        <w:r>
-          <w:rPr>
-            <w:rStyle w:val="ad"/>
-            <w:sz w:val="28"/>
-            <w:szCs w:val="28"/>
-          </w:rPr>
-          <w:t>://</w:t>
-        </w:r>
-        <w:r>
-          <w:rPr>
-            <w:rStyle w:val="ad"/>
-            <w:sz w:val="28"/>
-            <w:szCs w:val="28"/>
-            <w:lang w:val="en-US"/>
-          </w:rPr>
-          <w:t>www</w:t>
-        </w:r>
-        <w:r>
-          <w:rPr>
-            <w:rStyle w:val="ad"/>
-            <w:sz w:val="28"/>
-            <w:szCs w:val="28"/>
-          </w:rPr>
-          <w:t>.</w:t>
-        </w:r>
-        <w:r>
-          <w:rPr>
-            <w:rStyle w:val="ad"/>
-            <w:sz w:val="28"/>
-            <w:szCs w:val="28"/>
-            <w:lang w:val="en-US"/>
-          </w:rPr>
-          <w:t>chess</w:t>
-        </w:r>
-        <w:r>
-          <w:rPr>
-            <w:rStyle w:val="ad"/>
-            <w:sz w:val="28"/>
-            <w:szCs w:val="28"/>
-          </w:rPr>
-          <w:t>.</w:t>
-        </w:r>
-        <w:r>
-          <w:rPr>
-            <w:rStyle w:val="ad"/>
-            <w:sz w:val="28"/>
-            <w:szCs w:val="28"/>
-            <w:lang w:val="en-US"/>
-          </w:rPr>
-          <w:t>com</w:t>
-        </w:r>
-      </w:hyperlink>
-      <w:r>
-        <w:rPr>
-          <w:color w:val="000000" w:themeColor="text1"/>
-          <w:sz w:val="28"/>
-          <w:szCs w:val="28"/>
-        </w:rPr>
-        <w:t xml:space="preserve"> </w:t>
-      </w:r>
-      <w:r>
-        <w:rPr>
-          <w:color w:val="000000" w:themeColor="text1"/>
-          <w:sz w:val="28"/>
-          <w:szCs w:val="28"/>
-        </w:rPr>
-        <w:t xml:space="preserve">(дата обращения: </w:t>
-      </w:r>
-      <w:r>
-        <w:rPr>
-          <w:color w:val="000000" w:themeColor="text1"/>
-          <w:sz w:val="28"/>
-          <w:szCs w:val="28"/>
-        </w:rPr>
-        <w:t>12.10.</w:t>
-      </w:r>
-      <w:r>
-        <w:rPr>
-          <w:color w:val="000000" w:themeColor="text1"/>
-          <w:sz w:val="28"/>
-          <w:szCs w:val="28"/>
-        </w:rPr>
-        <w:t>2025).</w:t>
+        <w:t>pgvector</w:t>
+      </w:r>
+      <w:proofErr w:type="spellEnd"/>
+      <w:r>
+        <w:rPr>
+          <w:color w:val="000000" w:themeColor="text1"/>
+          <w:sz w:val="28"/>
+          <w:szCs w:val="28"/>
+        </w:rPr>
+        <w:t xml:space="preserve"> (дата обращения: </w:t>
+      </w:r>
+      <w:r>
+        <w:rPr>
+          <w:color w:val="000000" w:themeColor="text1"/>
+          <w:sz w:val="28"/>
+          <w:szCs w:val="28"/>
+        </w:rPr>
+        <w:t>17</w:t>
+      </w:r>
+      <w:r>
+        <w:rPr>
+          <w:color w:val="000000" w:themeColor="text1"/>
+          <w:sz w:val="28"/>
+          <w:szCs w:val="28"/>
+        </w:rPr>
+        <w:t>.0</w:t>
+      </w:r>
+      <w:r>
+        <w:rPr>
+          <w:color w:val="000000" w:themeColor="text1"/>
+          <w:sz w:val="28"/>
+          <w:szCs w:val="28"/>
+        </w:rPr>
+        <w:t>1</w:t>
+      </w:r>
+      <w:r>
+        <w:rPr>
+          <w:color w:val="000000" w:themeColor="text1"/>
+          <w:sz w:val="28"/>
+          <w:szCs w:val="28"/>
+        </w:rPr>
+        <w:t>.2026).</w:t>
       </w:r>
     </w:p>
     <w:p>
@@ -11721,14 +12248,23 @@
           <w:numId w:val="8"/>
         </w:numPr>
         <w:spacing w:line="360" w:lineRule="auto"/>
-        <w:ind w:left="0" w:firstLine="720"/>
         <w:jc w:val="both"/>
         <w:rPr>
           <w:color w:val="000000" w:themeColor="text1"/>
           <w:sz w:val="28"/>
           <w:szCs w:val="28"/>
-        </w:rPr>
-      </w:pPr>
+          <w:lang w:val="en-US"/>
+        </w:rPr>
+      </w:pPr>
+      <w:r>
+        <w:rPr>
+          <w:color w:val="000000" w:themeColor="text1"/>
+          <w:sz w:val="28"/>
+          <w:szCs w:val="28"/>
+          <w:lang w:val="en-US"/>
+        </w:rPr>
+        <w:t xml:space="preserve">Reimers N., </w:t>
+      </w:r>
       <w:proofErr w:type="spellStart"/>
       <w:r>
         <w:rPr>
@@ -11737,7 +12273,7 @@
           <w:szCs w:val="28"/>
           <w:lang w:val="en-US"/>
         </w:rPr>
-        <w:t>Lichess</w:t>
+        <w:t>Gurevych</w:t>
       </w:r>
       <w:proofErr w:type="spellEnd"/>
       <w:r>
@@ -11745,155 +12281,9 @@
           <w:color w:val="000000" w:themeColor="text1"/>
           <w:sz w:val="28"/>
           <w:szCs w:val="28"/>
-        </w:rPr>
-        <w:t xml:space="preserve"> </w:t>
-      </w:r>
-      <w:r>
-        <w:rPr>
-          <w:color w:val="000000" w:themeColor="text1"/>
-          <w:sz w:val="28"/>
-          <w:szCs w:val="28"/>
           <w:lang w:val="en-US"/>
         </w:rPr>
-        <w:t>Free</w:t>
-      </w:r>
-      <w:r>
-        <w:rPr>
-          <w:color w:val="000000" w:themeColor="text1"/>
-          <w:sz w:val="28"/>
-          <w:szCs w:val="28"/>
-        </w:rPr>
-        <w:t xml:space="preserve"> </w:t>
-      </w:r>
-      <w:r>
-        <w:rPr>
-          <w:color w:val="000000" w:themeColor="text1"/>
-          <w:sz w:val="28"/>
-          <w:szCs w:val="28"/>
-          <w:lang w:val="en-US"/>
-        </w:rPr>
-        <w:t>Chess</w:t>
-      </w:r>
-      <w:r>
-        <w:rPr>
-          <w:color w:val="000000" w:themeColor="text1"/>
-          <w:sz w:val="28"/>
-          <w:szCs w:val="28"/>
-        </w:rPr>
-        <w:t xml:space="preserve"> </w:t>
-      </w:r>
-      <w:r>
-        <w:rPr>
-          <w:color w:val="000000" w:themeColor="text1"/>
-          <w:sz w:val="28"/>
-          <w:szCs w:val="28"/>
-          <w:lang w:val="en-US"/>
-        </w:rPr>
-        <w:t>Online</w:t>
-      </w:r>
-      <w:r>
-        <w:rPr>
-          <w:color w:val="000000" w:themeColor="text1"/>
-          <w:sz w:val="28"/>
-          <w:szCs w:val="28"/>
-        </w:rPr>
-        <w:t xml:space="preserve">. [Электронный ресурс]. – </w:t>
-      </w:r>
-      <w:r>
-        <w:rPr>
-          <w:color w:val="000000" w:themeColor="text1"/>
-          <w:sz w:val="28"/>
-          <w:szCs w:val="28"/>
-          <w:lang w:val="en-US"/>
-        </w:rPr>
-        <w:t>URL</w:t>
-      </w:r>
-      <w:r>
-        <w:rPr>
-          <w:color w:val="000000" w:themeColor="text1"/>
-          <w:sz w:val="28"/>
-          <w:szCs w:val="28"/>
-        </w:rPr>
-        <w:t xml:space="preserve">: </w:t>
-      </w:r>
-      <w:hyperlink r:id="rId28" w:history="1">
-        <w:r>
-          <w:rPr>
-            <w:rStyle w:val="ad"/>
-            <w:sz w:val="28"/>
-            <w:szCs w:val="28"/>
-            <w:lang w:val="en-US"/>
-          </w:rPr>
-          <w:t>https</w:t>
-        </w:r>
-        <w:r>
-          <w:rPr>
-            <w:rStyle w:val="ad"/>
-            <w:sz w:val="28"/>
-            <w:szCs w:val="28"/>
-          </w:rPr>
-          <w:t>://</w:t>
-        </w:r>
-        <w:proofErr w:type="spellStart"/>
-        <w:r>
-          <w:rPr>
-            <w:rStyle w:val="ad"/>
-            <w:sz w:val="28"/>
-            <w:szCs w:val="28"/>
-            <w:lang w:val="en-US"/>
-          </w:rPr>
-          <w:t>lichess</w:t>
-        </w:r>
-        <w:proofErr w:type="spellEnd"/>
-        <w:r>
-          <w:rPr>
-            <w:rStyle w:val="ad"/>
-            <w:sz w:val="28"/>
-            <w:szCs w:val="28"/>
-          </w:rPr>
-          <w:t>.</w:t>
-        </w:r>
-        <w:r>
-          <w:rPr>
-            <w:rStyle w:val="ad"/>
-            <w:sz w:val="28"/>
-            <w:szCs w:val="28"/>
-            <w:lang w:val="en-US"/>
-          </w:rPr>
-          <w:t>org</w:t>
-        </w:r>
-      </w:hyperlink>
-      <w:r>
-        <w:rPr>
-          <w:color w:val="000000" w:themeColor="text1"/>
-          <w:sz w:val="28"/>
-          <w:szCs w:val="28"/>
-        </w:rPr>
-        <w:t xml:space="preserve"> </w:t>
-      </w:r>
-      <w:r>
-        <w:rPr>
-          <w:color w:val="000000" w:themeColor="text1"/>
-          <w:sz w:val="28"/>
-          <w:szCs w:val="28"/>
-        </w:rPr>
-        <w:t xml:space="preserve">(дата обращения: </w:t>
-      </w:r>
-      <w:r>
-        <w:rPr>
-          <w:color w:val="000000" w:themeColor="text1"/>
-          <w:sz w:val="28"/>
-          <w:szCs w:val="28"/>
-        </w:rPr>
-        <w:t>12.10.</w:t>
-      </w:r>
-      <w:r>
-        <w:rPr>
-          <w:color w:val="000000" w:themeColor="text1"/>
-          <w:sz w:val="28"/>
-          <w:szCs w:val="28"/>
-        </w:rPr>
-        <w:t>2025).</w:t>
+        <w:t xml:space="preserve"> I. Sentence-BERT: Sentence Embeddings using Siamese BERT-Networks // Proceedings of the 2019 Conference on Empirical Methods in Natural Language Processing. – 2019. – P. 3982–3992.</w:t>
       </w:r>
     </w:p>
     <w:p>
@@ -11904,61 +12294,198 @@
           <w:numId w:val="8"/>
         </w:numPr>
         <w:spacing w:line="360" w:lineRule="auto"/>
-        <w:ind w:left="0" w:firstLine="720"/>
         <w:jc w:val="both"/>
         <w:rPr>
           <w:color w:val="000000" w:themeColor="text1"/>
           <w:sz w:val="28"/>
           <w:szCs w:val="28"/>
-        </w:rPr>
-      </w:pPr>
-      <w:r>
-        <w:rPr>
-          <w:sz w:val="28"/>
-          <w:szCs w:val="28"/>
-        </w:rPr>
-        <w:t xml:space="preserve">Михайлова, И. В. </w:t>
+          <w:lang w:val="en-US"/>
+        </w:rPr>
+      </w:pPr>
+      <w:r>
+        <w:rPr>
+          <w:color w:val="000000" w:themeColor="text1"/>
+          <w:sz w:val="28"/>
+          <w:szCs w:val="28"/>
+          <w:lang w:val="en-US"/>
+        </w:rPr>
+        <w:t xml:space="preserve">Kula M. </w:t>
       </w:r>
       <w:proofErr w:type="spellStart"/>
       <w:r>
         <w:rPr>
-          <w:sz w:val="28"/>
-          <w:szCs w:val="28"/>
-        </w:rPr>
-        <w:t>Alphazero</w:t>
+          <w:color w:val="000000" w:themeColor="text1"/>
+          <w:sz w:val="28"/>
+          <w:szCs w:val="28"/>
+          <w:lang w:val="en-US"/>
+        </w:rPr>
+        <w:t>LightFM</w:t>
       </w:r>
       <w:proofErr w:type="spellEnd"/>
       <w:r>
         <w:rPr>
-          <w:sz w:val="28"/>
-          <w:szCs w:val="28"/>
-        </w:rPr>
-        <w:t xml:space="preserve"> как мейнстрим эволюции шахматного спорта / И. В. Михайлова, А. З. Ахметов, М. А. Петрова // Теория и практика физической культуры. – 2020. – № 5. – С. 103-104. – EDN ROAKQQ.</w:t>
-      </w:r>
-      <w:r>
-        <w:rPr>
-          <w:color w:val="000000" w:themeColor="text1"/>
-          <w:sz w:val="28"/>
-          <w:szCs w:val="28"/>
-        </w:rPr>
-        <w:t xml:space="preserve"> (дата обращения: 1</w:t>
-      </w:r>
-      <w:r>
-        <w:rPr>
           <w:color w:val="000000" w:themeColor="text1"/>
           <w:sz w:val="28"/>
           <w:szCs w:val="28"/>
           <w:lang w:val="en-US"/>
         </w:rPr>
-        <w:t>4</w:t>
-      </w:r>
-      <w:r>
-        <w:rPr>
-          <w:color w:val="000000" w:themeColor="text1"/>
-          <w:sz w:val="28"/>
-          <w:szCs w:val="28"/>
-        </w:rPr>
-        <w:t>.10.2025)</w:t>
+        <w:t>: A Python Library for Hybrid Recommendations [</w:t>
+      </w:r>
+      <w:proofErr w:type="spellStart"/>
+      <w:r>
+        <w:rPr>
+          <w:color w:val="000000" w:themeColor="text1"/>
+          <w:sz w:val="28"/>
+          <w:szCs w:val="28"/>
+          <w:lang w:val="en-US"/>
+        </w:rPr>
+        <w:t>Электронный</w:t>
+      </w:r>
+      <w:proofErr w:type="spellEnd"/>
+      <w:r>
+        <w:rPr>
+          <w:color w:val="000000" w:themeColor="text1"/>
+          <w:sz w:val="28"/>
+          <w:szCs w:val="28"/>
+          <w:lang w:val="en-US"/>
+        </w:rPr>
+        <w:t xml:space="preserve"> </w:t>
+      </w:r>
+      <w:proofErr w:type="spellStart"/>
+      <w:r>
+        <w:rPr>
+          <w:color w:val="000000" w:themeColor="text1"/>
+          <w:sz w:val="28"/>
+          <w:szCs w:val="28"/>
+          <w:lang w:val="en-US"/>
+        </w:rPr>
+        <w:t>ресурс</w:t>
+      </w:r>
+      <w:proofErr w:type="spellEnd"/>
+      <w:r>
+        <w:rPr>
+          <w:color w:val="000000" w:themeColor="text1"/>
+          <w:sz w:val="28"/>
+          <w:szCs w:val="28"/>
+          <w:lang w:val="en-US"/>
+        </w:rPr>
+        <w:t xml:space="preserve">]. – </w:t>
+      </w:r>
+      <w:proofErr w:type="spellStart"/>
+      <w:r>
+        <w:rPr>
+          <w:color w:val="000000" w:themeColor="text1"/>
+          <w:sz w:val="28"/>
+          <w:szCs w:val="28"/>
+          <w:lang w:val="en-US"/>
+        </w:rPr>
+        <w:t>Режим</w:t>
+      </w:r>
+      <w:proofErr w:type="spellEnd"/>
+      <w:r>
+        <w:rPr>
+          <w:color w:val="000000" w:themeColor="text1"/>
+          <w:sz w:val="28"/>
+          <w:szCs w:val="28"/>
+          <w:lang w:val="en-US"/>
+        </w:rPr>
+        <w:t xml:space="preserve"> </w:t>
+      </w:r>
+      <w:proofErr w:type="spellStart"/>
+      <w:r>
+        <w:rPr>
+          <w:color w:val="000000" w:themeColor="text1"/>
+          <w:sz w:val="28"/>
+          <w:szCs w:val="28"/>
+          <w:lang w:val="en-US"/>
+        </w:rPr>
+        <w:t>доступа</w:t>
+      </w:r>
+      <w:proofErr w:type="spellEnd"/>
+      <w:r>
+        <w:rPr>
+          <w:color w:val="000000" w:themeColor="text1"/>
+          <w:sz w:val="28"/>
+          <w:szCs w:val="28"/>
+          <w:lang w:val="en-US"/>
+        </w:rPr>
+        <w:t>: https://github.com/lyst/lightfm (</w:t>
+      </w:r>
+      <w:proofErr w:type="spellStart"/>
+      <w:r>
+        <w:rPr>
+          <w:color w:val="000000" w:themeColor="text1"/>
+          <w:sz w:val="28"/>
+          <w:szCs w:val="28"/>
+          <w:lang w:val="en-US"/>
+        </w:rPr>
+        <w:t>дата</w:t>
+      </w:r>
+      <w:proofErr w:type="spellEnd"/>
+      <w:r>
+        <w:rPr>
+          <w:color w:val="000000" w:themeColor="text1"/>
+          <w:sz w:val="28"/>
+          <w:szCs w:val="28"/>
+          <w:lang w:val="en-US"/>
+        </w:rPr>
+        <w:t xml:space="preserve"> </w:t>
+      </w:r>
+      <w:proofErr w:type="spellStart"/>
+      <w:r>
+        <w:rPr>
+          <w:color w:val="000000" w:themeColor="text1"/>
+          <w:sz w:val="28"/>
+          <w:szCs w:val="28"/>
+          <w:lang w:val="en-US"/>
+        </w:rPr>
+        <w:t>обращения</w:t>
+      </w:r>
+      <w:proofErr w:type="spellEnd"/>
+      <w:r>
+        <w:rPr>
+          <w:color w:val="000000" w:themeColor="text1"/>
+          <w:sz w:val="28"/>
+          <w:szCs w:val="28"/>
+          <w:lang w:val="en-US"/>
+        </w:rPr>
+        <w:t xml:space="preserve">: </w:t>
+      </w:r>
+      <w:r>
+        <w:rPr>
+          <w:color w:val="000000" w:themeColor="text1"/>
+          <w:sz w:val="28"/>
+          <w:szCs w:val="28"/>
+          <w:lang w:val="en-US"/>
+        </w:rPr>
+        <w:t>03</w:t>
+      </w:r>
+      <w:r>
+        <w:rPr>
+          <w:color w:val="000000" w:themeColor="text1"/>
+          <w:sz w:val="28"/>
+          <w:szCs w:val="28"/>
+          <w:lang w:val="en-US"/>
+        </w:rPr>
+        <w:t>.0</w:t>
+      </w:r>
+      <w:r>
+        <w:rPr>
+          <w:color w:val="000000" w:themeColor="text1"/>
+          <w:sz w:val="28"/>
+          <w:szCs w:val="28"/>
+          <w:lang w:val="en-US"/>
+        </w:rPr>
+        <w:t>2</w:t>
+      </w:r>
+      <w:r>
+        <w:rPr>
+          <w:color w:val="000000" w:themeColor="text1"/>
+          <w:sz w:val="28"/>
+          <w:szCs w:val="28"/>
+          <w:lang w:val="en-US"/>
+        </w:rPr>
+        <w:t>.2026).</w:t>
       </w:r>
     </w:p>
     <w:p>
@@ -11969,14 +12496,23 @@
           <w:numId w:val="8"/>
         </w:numPr>
         <w:spacing w:line="360" w:lineRule="auto"/>
-        <w:ind w:left="0" w:firstLine="720"/>
         <w:jc w:val="both"/>
         <w:rPr>
           <w:color w:val="000000" w:themeColor="text1"/>
           <w:sz w:val="28"/>
           <w:szCs w:val="28"/>
-        </w:rPr>
-      </w:pPr>
+          <w:lang w:val="en-US"/>
+        </w:rPr>
+      </w:pPr>
+      <w:r>
+        <w:rPr>
+          <w:color w:val="000000" w:themeColor="text1"/>
+          <w:sz w:val="28"/>
+          <w:szCs w:val="28"/>
+          <w:lang w:val="en-US"/>
+        </w:rPr>
+        <w:t xml:space="preserve">Jones M., Bradley J., </w:t>
+      </w:r>
       <w:proofErr w:type="spellStart"/>
       <w:r>
         <w:rPr>
@@ -11985,7 +12521,7 @@
           <w:szCs w:val="28"/>
           <w:lang w:val="en-US"/>
         </w:rPr>
-        <w:t>DeepChess</w:t>
+        <w:t>Sakimura</w:t>
       </w:r>
       <w:proofErr w:type="spellEnd"/>
       <w:r>
@@ -11995,8 +12531,9 @@
           <w:szCs w:val="28"/>
           <w:lang w:val="en-US"/>
         </w:rPr>
-        <w:t>: End-to-End Deep Neural Network for Automatic Learning in Chess</w:t>
-      </w:r>
+        <w:t xml:space="preserve"> N. JSON Web Token (JWT</w:t>
+      </w:r>
+      <w:proofErr w:type="gramStart"/>
       <w:r>
         <w:rPr>
           <w:color w:val="000000" w:themeColor="text1"/>
@@ -12004,16 +12541,9 @@
           <w:szCs w:val="28"/>
           <w:lang w:val="en-US"/>
         </w:rPr>
-        <w:t xml:space="preserve">. </w:t>
-      </w:r>
-      <w:r>
-        <w:rPr>
-          <w:color w:val="000000" w:themeColor="text1"/>
-          <w:sz w:val="28"/>
-          <w:szCs w:val="28"/>
-        </w:rPr>
-        <w:t xml:space="preserve">[Электронный ресурс]. – </w:t>
-      </w:r>
+        <w:t>) :</w:t>
+      </w:r>
+      <w:proofErr w:type="gramEnd"/>
       <w:r>
         <w:rPr>
           <w:color w:val="000000" w:themeColor="text1"/>
@@ -12021,334 +12551,163 @@
           <w:szCs w:val="28"/>
           <w:lang w:val="en-US"/>
         </w:rPr>
-        <w:t>URL</w:t>
-      </w:r>
-      <w:r>
-        <w:rPr>
-          <w:color w:val="000000" w:themeColor="text1"/>
-          <w:sz w:val="28"/>
-          <w:szCs w:val="28"/>
+        <w:t xml:space="preserve"> RFC 7519 [</w:t>
+      </w:r>
+      <w:proofErr w:type="spellStart"/>
+      <w:r>
+        <w:rPr>
+          <w:color w:val="000000" w:themeColor="text1"/>
+          <w:sz w:val="28"/>
+          <w:szCs w:val="28"/>
+          <w:lang w:val="en-US"/>
+        </w:rPr>
+        <w:t>Электронный</w:t>
+      </w:r>
+      <w:proofErr w:type="spellEnd"/>
+      <w:r>
+        <w:rPr>
+          <w:color w:val="000000" w:themeColor="text1"/>
+          <w:sz w:val="28"/>
+          <w:szCs w:val="28"/>
+          <w:lang w:val="en-US"/>
+        </w:rPr>
+        <w:t xml:space="preserve"> </w:t>
+      </w:r>
+      <w:proofErr w:type="spellStart"/>
+      <w:r>
+        <w:rPr>
+          <w:color w:val="000000" w:themeColor="text1"/>
+          <w:sz w:val="28"/>
+          <w:szCs w:val="28"/>
+          <w:lang w:val="en-US"/>
+        </w:rPr>
+        <w:t>ресурс</w:t>
+      </w:r>
+      <w:proofErr w:type="spellEnd"/>
+      <w:r>
+        <w:rPr>
+          <w:color w:val="000000" w:themeColor="text1"/>
+          <w:sz w:val="28"/>
+          <w:szCs w:val="28"/>
+          <w:lang w:val="en-US"/>
+        </w:rPr>
+        <w:t xml:space="preserve">]. – IETF, 2015. – </w:t>
+      </w:r>
+      <w:proofErr w:type="spellStart"/>
+      <w:r>
+        <w:rPr>
+          <w:color w:val="000000" w:themeColor="text1"/>
+          <w:sz w:val="28"/>
+          <w:szCs w:val="28"/>
+          <w:lang w:val="en-US"/>
+        </w:rPr>
+        <w:t>Режим</w:t>
+      </w:r>
+      <w:proofErr w:type="spellEnd"/>
+      <w:r>
+        <w:rPr>
+          <w:color w:val="000000" w:themeColor="text1"/>
+          <w:sz w:val="28"/>
+          <w:szCs w:val="28"/>
+          <w:lang w:val="en-US"/>
+        </w:rPr>
+        <w:t xml:space="preserve"> </w:t>
+      </w:r>
+      <w:proofErr w:type="spellStart"/>
+      <w:r>
+        <w:rPr>
+          <w:color w:val="000000" w:themeColor="text1"/>
+          <w:sz w:val="28"/>
+          <w:szCs w:val="28"/>
+          <w:lang w:val="en-US"/>
+        </w:rPr>
+        <w:t>доступа</w:t>
+      </w:r>
+      <w:proofErr w:type="spellEnd"/>
+      <w:r>
+        <w:rPr>
+          <w:color w:val="000000" w:themeColor="text1"/>
+          <w:sz w:val="28"/>
+          <w:szCs w:val="28"/>
+          <w:lang w:val="en-US"/>
+        </w:rPr>
+        <w:t>: https://datatracker.ietf.org/doc/html/rfc7519 (</w:t>
+      </w:r>
+      <w:proofErr w:type="spellStart"/>
+      <w:r>
+        <w:rPr>
+          <w:color w:val="000000" w:themeColor="text1"/>
+          <w:sz w:val="28"/>
+          <w:szCs w:val="28"/>
+          <w:lang w:val="en-US"/>
+        </w:rPr>
+        <w:t>дата</w:t>
+      </w:r>
+      <w:proofErr w:type="spellEnd"/>
+      <w:r>
+        <w:rPr>
+          <w:color w:val="000000" w:themeColor="text1"/>
+          <w:sz w:val="28"/>
+          <w:szCs w:val="28"/>
+          <w:lang w:val="en-US"/>
+        </w:rPr>
+        <w:t xml:space="preserve"> </w:t>
+      </w:r>
+      <w:proofErr w:type="spellStart"/>
+      <w:r>
+        <w:rPr>
+          <w:color w:val="000000" w:themeColor="text1"/>
+          <w:sz w:val="28"/>
+          <w:szCs w:val="28"/>
+          <w:lang w:val="en-US"/>
+        </w:rPr>
+        <w:t>обращения</w:t>
+      </w:r>
+      <w:proofErr w:type="spellEnd"/>
+      <w:r>
+        <w:rPr>
+          <w:color w:val="000000" w:themeColor="text1"/>
+          <w:sz w:val="28"/>
+          <w:szCs w:val="28"/>
+          <w:lang w:val="en-US"/>
         </w:rPr>
         <w:t xml:space="preserve">: </w:t>
       </w:r>
-      <w:hyperlink r:id="rId29" w:history="1">
-        <w:r>
-          <w:rPr>
-            <w:rStyle w:val="ad"/>
-            <w:sz w:val="28"/>
-            <w:szCs w:val="28"/>
-            <w:lang w:val="en-US"/>
-          </w:rPr>
-          <w:t>https</w:t>
-        </w:r>
-        <w:r>
-          <w:rPr>
-            <w:rStyle w:val="ad"/>
-            <w:sz w:val="28"/>
-            <w:szCs w:val="28"/>
-          </w:rPr>
-          <w:t>://</w:t>
-        </w:r>
-        <w:r>
-          <w:rPr>
-            <w:rStyle w:val="ad"/>
-            <w:sz w:val="28"/>
-            <w:szCs w:val="28"/>
-            <w:lang w:val="en-US"/>
-          </w:rPr>
-          <w:t>www</w:t>
-        </w:r>
-        <w:r>
-          <w:rPr>
-            <w:rStyle w:val="ad"/>
-            <w:sz w:val="28"/>
-            <w:szCs w:val="28"/>
-          </w:rPr>
-          <w:t>.</w:t>
-        </w:r>
-        <w:proofErr w:type="spellStart"/>
-        <w:r>
-          <w:rPr>
-            <w:rStyle w:val="ad"/>
-            <w:sz w:val="28"/>
-            <w:szCs w:val="28"/>
-            <w:lang w:val="en-US"/>
-          </w:rPr>
-          <w:t>researchgate</w:t>
-        </w:r>
-        <w:proofErr w:type="spellEnd"/>
-        <w:r>
-          <w:rPr>
-            <w:rStyle w:val="ad"/>
-            <w:sz w:val="28"/>
-            <w:szCs w:val="28"/>
-          </w:rPr>
-          <w:t>.</w:t>
-        </w:r>
-        <w:r>
-          <w:rPr>
-            <w:rStyle w:val="ad"/>
-            <w:sz w:val="28"/>
-            <w:szCs w:val="28"/>
-            <w:lang w:val="en-US"/>
-          </w:rPr>
-          <w:t>net</w:t>
-        </w:r>
-        <w:r>
-          <w:rPr>
-            <w:rStyle w:val="ad"/>
-            <w:sz w:val="28"/>
-            <w:szCs w:val="28"/>
-          </w:rPr>
-          <w:t>/</w:t>
-        </w:r>
-        <w:r>
-          <w:rPr>
-            <w:rStyle w:val="ad"/>
-            <w:sz w:val="28"/>
-            <w:szCs w:val="28"/>
-            <w:lang w:val="en-US"/>
-          </w:rPr>
-          <w:t>publication</w:t>
-        </w:r>
-        <w:r>
-          <w:rPr>
-            <w:rStyle w:val="ad"/>
-            <w:sz w:val="28"/>
-            <w:szCs w:val="28"/>
-          </w:rPr>
-          <w:t>/306081185_</w:t>
-        </w:r>
-        <w:proofErr w:type="spellStart"/>
-        <w:r>
-          <w:rPr>
-            <w:rStyle w:val="ad"/>
-            <w:sz w:val="28"/>
-            <w:szCs w:val="28"/>
-            <w:lang w:val="en-US"/>
-          </w:rPr>
-          <w:t>DeepChess</w:t>
-        </w:r>
-        <w:proofErr w:type="spellEnd"/>
-        <w:r>
-          <w:rPr>
-            <w:rStyle w:val="ad"/>
-            <w:sz w:val="28"/>
-            <w:szCs w:val="28"/>
-          </w:rPr>
-          <w:t>_</w:t>
-        </w:r>
-        <w:r>
-          <w:rPr>
-            <w:rStyle w:val="ad"/>
-            <w:sz w:val="28"/>
-            <w:szCs w:val="28"/>
-            <w:lang w:val="en-US"/>
-          </w:rPr>
-          <w:t>End</w:t>
-        </w:r>
-        <w:r>
-          <w:rPr>
-            <w:rStyle w:val="ad"/>
-            <w:sz w:val="28"/>
-            <w:szCs w:val="28"/>
-          </w:rPr>
-          <w:t>-</w:t>
-        </w:r>
-        <w:r>
-          <w:rPr>
-            <w:rStyle w:val="ad"/>
-            <w:sz w:val="28"/>
-            <w:szCs w:val="28"/>
-            <w:lang w:val="en-US"/>
-          </w:rPr>
-          <w:t>to</w:t>
-        </w:r>
-        <w:r>
-          <w:rPr>
-            <w:rStyle w:val="ad"/>
-            <w:sz w:val="28"/>
-            <w:szCs w:val="28"/>
-          </w:rPr>
-          <w:t>-</w:t>
-        </w:r>
-        <w:r>
-          <w:rPr>
-            <w:rStyle w:val="ad"/>
-            <w:sz w:val="28"/>
-            <w:szCs w:val="28"/>
-            <w:lang w:val="en-US"/>
-          </w:rPr>
-          <w:t>End</w:t>
-        </w:r>
-        <w:r>
-          <w:rPr>
-            <w:rStyle w:val="ad"/>
-            <w:sz w:val="28"/>
-            <w:szCs w:val="28"/>
-          </w:rPr>
-          <w:t>_</w:t>
-        </w:r>
-        <w:r>
-          <w:rPr>
-            <w:rStyle w:val="ad"/>
-            <w:sz w:val="28"/>
-            <w:szCs w:val="28"/>
-            <w:lang w:val="en-US"/>
-          </w:rPr>
-          <w:t>Deep</w:t>
-        </w:r>
-        <w:r>
-          <w:rPr>
-            <w:rStyle w:val="ad"/>
-            <w:sz w:val="28"/>
-            <w:szCs w:val="28"/>
-          </w:rPr>
-          <w:t>_</w:t>
-        </w:r>
-        <w:r>
-          <w:rPr>
-            <w:rStyle w:val="ad"/>
-            <w:sz w:val="28"/>
-            <w:szCs w:val="28"/>
-            <w:lang w:val="en-US"/>
-          </w:rPr>
-          <w:t>Neural</w:t>
-        </w:r>
-        <w:r>
-          <w:rPr>
-            <w:rStyle w:val="ad"/>
-            <w:sz w:val="28"/>
-            <w:szCs w:val="28"/>
-          </w:rPr>
-          <w:t>_</w:t>
-        </w:r>
-        <w:r>
-          <w:rPr>
-            <w:rStyle w:val="ad"/>
-            <w:sz w:val="28"/>
-            <w:szCs w:val="28"/>
-            <w:lang w:val="en-US"/>
-          </w:rPr>
-          <w:t>Network</w:t>
-        </w:r>
-        <w:r>
-          <w:rPr>
-            <w:rStyle w:val="ad"/>
-            <w:sz w:val="28"/>
-            <w:szCs w:val="28"/>
-          </w:rPr>
-          <w:t>_</w:t>
-        </w:r>
-        <w:r>
-          <w:rPr>
-            <w:rStyle w:val="ad"/>
-            <w:sz w:val="28"/>
-            <w:szCs w:val="28"/>
-            <w:lang w:val="en-US"/>
-          </w:rPr>
-          <w:t>for</w:t>
-        </w:r>
-        <w:r>
-          <w:rPr>
-            <w:rStyle w:val="ad"/>
-            <w:sz w:val="28"/>
-            <w:szCs w:val="28"/>
-          </w:rPr>
-          <w:t>_</w:t>
-        </w:r>
-        <w:r>
-          <w:rPr>
-            <w:rStyle w:val="ad"/>
-            <w:sz w:val="28"/>
-            <w:szCs w:val="28"/>
-            <w:lang w:val="en-US"/>
-          </w:rPr>
-          <w:t>Automatic</w:t>
-        </w:r>
-        <w:r>
-          <w:rPr>
-            <w:rStyle w:val="ad"/>
-            <w:sz w:val="28"/>
-            <w:szCs w:val="28"/>
-          </w:rPr>
-          <w:t>_</w:t>
-        </w:r>
-        <w:r>
-          <w:rPr>
-            <w:rStyle w:val="ad"/>
-            <w:sz w:val="28"/>
-            <w:szCs w:val="28"/>
-            <w:lang w:val="en-US"/>
-          </w:rPr>
-          <w:t>Learning</w:t>
-        </w:r>
-        <w:r>
-          <w:rPr>
-            <w:rStyle w:val="ad"/>
-            <w:sz w:val="28"/>
-            <w:szCs w:val="28"/>
-          </w:rPr>
-          <w:t>_</w:t>
-        </w:r>
-        <w:r>
-          <w:rPr>
-            <w:rStyle w:val="ad"/>
-            <w:sz w:val="28"/>
-            <w:szCs w:val="28"/>
-            <w:lang w:val="en-US"/>
-          </w:rPr>
-          <w:t>in</w:t>
-        </w:r>
-        <w:r>
-          <w:rPr>
-            <w:rStyle w:val="ad"/>
-            <w:sz w:val="28"/>
-            <w:szCs w:val="28"/>
-          </w:rPr>
-          <w:t>_</w:t>
-        </w:r>
-        <w:r>
-          <w:rPr>
-            <w:rStyle w:val="ad"/>
-            <w:sz w:val="28"/>
-            <w:szCs w:val="28"/>
-            <w:lang w:val="en-US"/>
-          </w:rPr>
-          <w:t>Chess</w:t>
-        </w:r>
-      </w:hyperlink>
-      <w:r>
-        <w:rPr>
-          <w:color w:val="000000" w:themeColor="text1"/>
-          <w:sz w:val="28"/>
-          <w:szCs w:val="28"/>
-        </w:rPr>
-        <w:t xml:space="preserve"> </w:t>
-      </w:r>
-      <w:r>
-        <w:rPr>
-          <w:color w:val="000000" w:themeColor="text1"/>
-          <w:sz w:val="28"/>
-          <w:szCs w:val="28"/>
-        </w:rPr>
-        <w:t>(дата обращения: 1</w:t>
-      </w:r>
-      <w:r>
-        <w:rPr>
-          <w:color w:val="000000" w:themeColor="text1"/>
-          <w:sz w:val="28"/>
-          <w:szCs w:val="28"/>
-        </w:rPr>
-        <w:t>5</w:t>
-      </w:r>
-      <w:r>
-        <w:rPr>
-          <w:color w:val="000000" w:themeColor="text1"/>
-          <w:sz w:val="28"/>
-          <w:szCs w:val="28"/>
-        </w:rPr>
-        <w:t>.10.2025)</w:t>
+      <w:r>
+        <w:rPr>
+          <w:color w:val="000000" w:themeColor="text1"/>
+          <w:sz w:val="28"/>
+          <w:szCs w:val="28"/>
+          <w:lang w:val="en-US"/>
+        </w:rPr>
+        <w:t>15</w:t>
+      </w:r>
+      <w:r>
+        <w:rPr>
+          <w:color w:val="000000" w:themeColor="text1"/>
+          <w:sz w:val="28"/>
+          <w:szCs w:val="28"/>
+          <w:lang w:val="en-US"/>
+        </w:rPr>
+        <w:t>.0</w:t>
+      </w:r>
+      <w:r>
+        <w:rPr>
+          <w:color w:val="000000" w:themeColor="text1"/>
+          <w:sz w:val="28"/>
+          <w:szCs w:val="28"/>
+          <w:lang w:val="en-US"/>
+        </w:rPr>
+        <w:t>3</w:t>
+      </w:r>
+      <w:r>
+        <w:rPr>
+          <w:color w:val="000000" w:themeColor="text1"/>
+          <w:sz w:val="28"/>
+          <w:szCs w:val="28"/>
+          <w:lang w:val="en-US"/>
+        </w:rPr>
+        <w:t>.2026).</w:t>
       </w:r>
     </w:p>
     <w:p>
@@ -12359,7 +12718,6 @@
           <w:numId w:val="8"/>
         </w:numPr>
         <w:spacing w:line="360" w:lineRule="auto"/>
-        <w:ind w:left="0" w:firstLine="720"/>
         <w:jc w:val="both"/>
         <w:rPr>
           <w:color w:val="000000" w:themeColor="text1"/>
@@ -12367,6 +12725,24 @@
           <w:szCs w:val="28"/>
         </w:rPr>
       </w:pPr>
+      <w:proofErr w:type="spellStart"/>
+      <w:r>
+        <w:rPr>
+          <w:color w:val="000000" w:themeColor="text1"/>
+          <w:sz w:val="28"/>
+          <w:szCs w:val="28"/>
+        </w:rPr>
+        <w:t>Маккинни</w:t>
+      </w:r>
+      <w:proofErr w:type="spellEnd"/>
+      <w:r>
+        <w:rPr>
+          <w:color w:val="000000" w:themeColor="text1"/>
+          <w:sz w:val="28"/>
+          <w:szCs w:val="28"/>
+        </w:rPr>
+        <w:t xml:space="preserve"> У. </w:t>
+      </w:r>
       <w:r>
         <w:rPr>
           <w:color w:val="000000" w:themeColor="text1"/>
@@ -12374,7 +12750,15 @@
           <w:szCs w:val="28"/>
           <w:lang w:val="en-US"/>
         </w:rPr>
-        <w:t>Mastering Chess with a Transformer Model.</w:t>
+        <w:t>Python</w:t>
+      </w:r>
+      <w:r>
+        <w:rPr>
+          <w:color w:val="000000" w:themeColor="text1"/>
+          <w:sz w:val="28"/>
+          <w:szCs w:val="28"/>
+        </w:rPr>
+        <w:t xml:space="preserve"> для анализа данных: работа с </w:t>
       </w:r>
       <w:r>
         <w:rPr>
@@ -12383,7 +12767,15 @@
           <w:szCs w:val="28"/>
           <w:lang w:val="en-US"/>
         </w:rPr>
-        <w:t xml:space="preserve"> </w:t>
+        <w:t>pandas</w:t>
+      </w:r>
+      <w:r>
+        <w:rPr>
+          <w:color w:val="000000" w:themeColor="text1"/>
+          <w:sz w:val="28"/>
+          <w:szCs w:val="28"/>
+        </w:rPr>
+        <w:t xml:space="preserve">, </w:t>
       </w:r>
       <w:r>
         <w:rPr>
@@ -12392,16 +12784,17 @@
           <w:szCs w:val="28"/>
           <w:lang w:val="en-US"/>
         </w:rPr>
-        <w:t xml:space="preserve"> </w:t>
-      </w:r>
-      <w:r>
-        <w:rPr>
-          <w:color w:val="000000" w:themeColor="text1"/>
-          <w:sz w:val="28"/>
-          <w:szCs w:val="28"/>
-        </w:rPr>
-        <w:t xml:space="preserve">[Электронный ресурс]. – </w:t>
-      </w:r>
+        <w:t>NumPy</w:t>
+      </w:r>
+      <w:r>
+        <w:rPr>
+          <w:color w:val="000000" w:themeColor="text1"/>
+          <w:sz w:val="28"/>
+          <w:szCs w:val="28"/>
+        </w:rPr>
+        <w:t xml:space="preserve"> и </w:t>
+      </w:r>
+      <w:proofErr w:type="spellStart"/>
       <w:r>
         <w:rPr>
           <w:color w:val="000000" w:themeColor="text1"/>
@@ -12409,57 +12802,34 @@
           <w:szCs w:val="28"/>
           <w:lang w:val="en-US"/>
         </w:rPr>
-        <w:t>URL</w:t>
-      </w:r>
-      <w:r>
-        <w:rPr>
-          <w:color w:val="000000" w:themeColor="text1"/>
-          <w:sz w:val="28"/>
-          <w:szCs w:val="28"/>
-        </w:rPr>
-        <w:t xml:space="preserve">: </w:t>
-      </w:r>
-      <w:hyperlink r:id="rId30" w:history="1">
-        <w:r>
-          <w:rPr>
-            <w:rStyle w:val="ad"/>
-            <w:sz w:val="28"/>
-            <w:szCs w:val="28"/>
-          </w:rPr>
-          <w:t>https://arxiv.org/abs/2409.12272</w:t>
-        </w:r>
-      </w:hyperlink>
-      <w:r>
-        <w:rPr>
-          <w:color w:val="000000" w:themeColor="text1"/>
-          <w:sz w:val="28"/>
-          <w:szCs w:val="28"/>
-        </w:rPr>
-        <w:t xml:space="preserve"> </w:t>
-      </w:r>
-      <w:r>
-        <w:rPr>
-          <w:color w:val="000000" w:themeColor="text1"/>
-          <w:sz w:val="28"/>
-          <w:szCs w:val="28"/>
-        </w:rPr>
-        <w:t>(дата обращения: 1</w:t>
-      </w:r>
-      <w:r>
-        <w:rPr>
-          <w:color w:val="000000" w:themeColor="text1"/>
-          <w:sz w:val="28"/>
-          <w:szCs w:val="28"/>
-        </w:rPr>
-        <w:t>5</w:t>
-      </w:r>
-      <w:r>
-        <w:rPr>
-          <w:color w:val="000000" w:themeColor="text1"/>
-          <w:sz w:val="28"/>
-          <w:szCs w:val="28"/>
-        </w:rPr>
-        <w:t>.10.2025)</w:t>
+        <w:t>Jupyter</w:t>
+      </w:r>
+      <w:proofErr w:type="spellEnd"/>
+      <w:r>
+        <w:rPr>
+          <w:color w:val="000000" w:themeColor="text1"/>
+          <w:sz w:val="28"/>
+          <w:szCs w:val="28"/>
+        </w:rPr>
+        <w:t xml:space="preserve">. – 2-е изд. – </w:t>
+      </w:r>
+      <w:proofErr w:type="gramStart"/>
+      <w:r>
+        <w:rPr>
+          <w:color w:val="000000" w:themeColor="text1"/>
+          <w:sz w:val="28"/>
+          <w:szCs w:val="28"/>
+        </w:rPr>
+        <w:t>М. :</w:t>
+      </w:r>
+      <w:proofErr w:type="gramEnd"/>
+      <w:r>
+        <w:rPr>
+          <w:color w:val="000000" w:themeColor="text1"/>
+          <w:sz w:val="28"/>
+          <w:szCs w:val="28"/>
+        </w:rPr>
+        <w:t xml:space="preserve"> ДМК Пресс, 2022. – 960 с.</w:t>
       </w:r>
     </w:p>
     <w:p>
@@ -12469,112 +12839,51 @@
           <w:ilvl w:val="0"/>
           <w:numId w:val="8"/>
         </w:numPr>
+        <w:jc w:val="both"/>
+        <w:rPr>
+          <w:color w:val="000000" w:themeColor="text1"/>
+          <w:sz w:val="28"/>
+          <w:szCs w:val="28"/>
+        </w:rPr>
+      </w:pPr>
+      <w:r>
+        <w:rPr>
+          <w:color w:val="000000" w:themeColor="text1"/>
+          <w:sz w:val="28"/>
+          <w:szCs w:val="28"/>
+        </w:rPr>
+        <w:t>Рассадин А. В. Проектирование веб-приложений: архитектура, безопасность, масштабирование. – СПб</w:t>
+      </w:r>
+      <w:proofErr w:type="gramStart"/>
+      <w:r>
+        <w:rPr>
+          <w:color w:val="000000" w:themeColor="text1"/>
+          <w:sz w:val="28"/>
+          <w:szCs w:val="28"/>
+        </w:rPr>
+        <w:t>. :</w:t>
+      </w:r>
+      <w:proofErr w:type="gramEnd"/>
+      <w:r>
+        <w:rPr>
+          <w:color w:val="000000" w:themeColor="text1"/>
+          <w:sz w:val="28"/>
+          <w:szCs w:val="28"/>
+        </w:rPr>
+        <w:t xml:space="preserve"> Питер, 2023. – 384 с.</w:t>
+      </w:r>
+    </w:p>
+    <w:p>
+      <w:pPr>
         <w:spacing w:line="360" w:lineRule="auto"/>
-        <w:ind w:left="0" w:firstLine="720"/>
+        <w:ind w:left="360"/>
         <w:jc w:val="both"/>
         <w:rPr>
           <w:color w:val="000000" w:themeColor="text1"/>
           <w:sz w:val="28"/>
           <w:szCs w:val="28"/>
-          <w:lang w:val="en-US"/>
-        </w:rPr>
-      </w:pPr>
-      <w:r>
-        <w:rPr>
-          <w:color w:val="000000" w:themeColor="text1"/>
-          <w:sz w:val="28"/>
-          <w:szCs w:val="28"/>
-          <w:lang w:val="en-US"/>
-        </w:rPr>
-        <w:t>McIlroy-Young R., Kleinberg J., Narayanan A.</w:t>
-      </w:r>
-      <w:r>
-        <w:rPr>
-          <w:color w:val="000000" w:themeColor="text1"/>
-          <w:sz w:val="28"/>
-          <w:szCs w:val="28"/>
-          <w:lang w:val="en-US"/>
-        </w:rPr>
-        <w:br/>
-        <w:t xml:space="preserve">Aligning Superhuman AI with Human Behavior: Chess as a Model System // </w:t>
-      </w:r>
-      <w:r>
-        <w:rPr>
-          <w:i/>
-          <w:iCs/>
-          <w:color w:val="000000" w:themeColor="text1"/>
-          <w:sz w:val="28"/>
-          <w:szCs w:val="28"/>
-          <w:lang w:val="en-US"/>
-        </w:rPr>
-        <w:t>Proceedings of the ACM Conference on Fairness, Accountability, and Transparency (</w:t>
-      </w:r>
-      <w:proofErr w:type="spellStart"/>
-      <w:r>
-        <w:rPr>
-          <w:i/>
-          <w:iCs/>
-          <w:color w:val="000000" w:themeColor="text1"/>
-          <w:sz w:val="28"/>
-          <w:szCs w:val="28"/>
-          <w:lang w:val="en-US"/>
-        </w:rPr>
-        <w:t>FAccT</w:t>
-      </w:r>
-      <w:proofErr w:type="spellEnd"/>
-      <w:r>
-        <w:rPr>
-          <w:i/>
-          <w:iCs/>
-          <w:color w:val="000000" w:themeColor="text1"/>
-          <w:sz w:val="28"/>
-          <w:szCs w:val="28"/>
-          <w:lang w:val="en-US"/>
-        </w:rPr>
-        <w:t>)</w:t>
-      </w:r>
-      <w:r>
-        <w:rPr>
-          <w:color w:val="000000" w:themeColor="text1"/>
-          <w:sz w:val="28"/>
-          <w:szCs w:val="28"/>
-          <w:lang w:val="en-US"/>
-        </w:rPr>
-        <w:t>. – 2020. – P. 427–436.</w:t>
-      </w:r>
-      <w:r>
-        <w:rPr>
-          <w:color w:val="000000" w:themeColor="text1"/>
-          <w:sz w:val="28"/>
-          <w:szCs w:val="28"/>
-          <w:lang w:val="en-US"/>
-        </w:rPr>
-        <w:t xml:space="preserve"> </w:t>
-      </w:r>
-      <w:r>
-        <w:rPr>
-          <w:color w:val="000000" w:themeColor="text1"/>
-          <w:sz w:val="28"/>
-          <w:szCs w:val="28"/>
-        </w:rPr>
-        <w:t>(дата обращения: 1</w:t>
-      </w:r>
-      <w:r>
-        <w:rPr>
-          <w:color w:val="000000" w:themeColor="text1"/>
-          <w:sz w:val="28"/>
-          <w:szCs w:val="28"/>
-        </w:rPr>
-        <w:t>7</w:t>
-      </w:r>
-      <w:r>
-        <w:rPr>
-          <w:color w:val="000000" w:themeColor="text1"/>
-          <w:sz w:val="28"/>
-          <w:szCs w:val="28"/>
-        </w:rPr>
-        <w:t>.10.2025)</w:t>
-      </w:r>
+        </w:rPr>
+      </w:pPr>
     </w:p>
     <w:sectPr>
       <w:pgSz w:w="11906" w:h="16838"/>
@@ -14105,6 +14414,119 @@
     </w:lvl>
   </w:abstractNum>
   <w:abstractNum w:abstractNumId="13" w15:restartNumberingAfterBreak="0">
+    <w:nsid w:val="2F28554A"/>
+    <w:multiLevelType w:val="hybridMultilevel"/>
+    <w:tmpl w:val="7F6E0EAA"/>
+    <w:lvl w:ilvl="0" w:tplc="04190001">
+      <w:start w:val="1"/>
+      <w:numFmt w:val="bullet"/>
+      <w:lvlText w:val=""/>
+      <w:lvlJc w:val="left"/>
+      <w:pPr>
+        <w:ind w:left="1429" w:hanging="360"/>
+      </w:pPr>
+      <w:rPr>
+        <w:rFonts w:ascii="Symbol" w:hAnsi="Symbol" w:hint="default"/>
+      </w:rPr>
+    </w:lvl>
+    <w:lvl w:ilvl="1" w:tplc="04190003" w:tentative="1">
+      <w:start w:val="1"/>
+      <w:numFmt w:val="bullet"/>
+      <w:lvlText w:val="o"/>
+      <w:lvlJc w:val="left"/>
+      <w:pPr>
+        <w:ind w:left="2149" w:hanging="360"/>
+      </w:pPr>
+      <w:rPr>
+        <w:rFonts w:ascii="Courier New" w:hAnsi="Courier New" w:cs="Courier New" w:hint="default"/>
+      </w:rPr>
+    </w:lvl>
+    <w:lvl w:ilvl="2" w:tplc="04190005" w:tentative="1">
+      <w:start w:val="1"/>
+      <w:numFmt w:val="bullet"/>
+      <w:lvlText w:val=""/>
+      <w:lvlJc w:val="left"/>
+      <w:pPr>
+        <w:ind w:left="2869" w:hanging="360"/>
+      </w:pPr>
+      <w:rPr>
+        <w:rFonts w:ascii="Wingdings" w:hAnsi="Wingdings" w:hint="default"/>
+      </w:rPr>
+    </w:lvl>
+    <w:lvl w:ilvl="3" w:tplc="04190001" w:tentative="1">
+      <w:start w:val="1"/>
+      <w:numFmt w:val="bullet"/>
+      <w:lvlText w:val=""/>
+      <w:lvlJc w:val="left"/>
+      <w:pPr>
+        <w:ind w:left="3589" w:hanging="360"/>
+      </w:pPr>
+      <w:rPr>
+        <w:rFonts w:ascii="Symbol" w:hAnsi="Symbol" w:hint="default"/>
+      </w:rPr>
+    </w:lvl>
+    <w:lvl w:ilvl="4" w:tplc="04190003" w:tentative="1">
+      <w:start w:val="1"/>
+      <w:numFmt w:val="bullet"/>
+      <w:lvlText w:val="o"/>
+      <w:lvlJc w:val="left"/>
+      <w:pPr>
+        <w:ind w:left="4309" w:hanging="360"/>
+      </w:pPr>
+      <w:rPr>
+        <w:rFonts w:ascii="Courier New" w:hAnsi="Courier New" w:cs="Courier New" w:hint="default"/>
+      </w:rPr>
+    </w:lvl>
+    <w:lvl w:ilvl="5" w:tplc="04190005" w:tentative="1">
+      <w:start w:val="1"/>
+      <w:numFmt w:val="bullet"/>
+      <w:lvlText w:val=""/>
+      <w:lvlJc w:val="left"/>
+      <w:pPr>
+        <w:ind w:left="5029" w:hanging="360"/>
+      </w:pPr>
+      <w:rPr>
+        <w:rFonts w:ascii="Wingdings" w:hAnsi="Wingdings" w:hint="default"/>
+      </w:rPr>
+    </w:lvl>
+    <w:lvl w:ilvl="6" w:tplc="04190001" w:tentative="1">
+      <w:start w:val="1"/>
+      <w:numFmt w:val="bullet"/>
+      <w:lvlText w:val=""/>
+      <w:lvlJc w:val="left"/>
+      <w:pPr>
+        <w:ind w:left="5749" w:hanging="360"/>
+      </w:pPr>
+      <w:rPr>
+        <w:rFonts w:ascii="Symbol" w:hAnsi="Symbol" w:hint="default"/>
+      </w:rPr>
+    </w:lvl>
+    <w:lvl w:ilvl="7" w:tplc="04190003" w:tentative="1">
+      <w:start w:val="1"/>
+      <w:numFmt w:val="bullet"/>
+      <w:lvlText w:val="o"/>
+      <w:lvlJc w:val="left"/>
+      <w:pPr>
+        <w:ind w:left="6469" w:hanging="360"/>
+      </w:pPr>
+      <w:rPr>
+        <w:rFonts w:ascii="Courier New" w:hAnsi="Courier New" w:cs="Courier New" w:hint="default"/>
+      </w:rPr>
+    </w:lvl>
+    <w:lvl w:ilvl="8" w:tplc="04190005" w:tentative="1">
+      <w:start w:val="1"/>
+      <w:numFmt w:val="bullet"/>
+      <w:lvlText w:val=""/>
+      <w:lvlJc w:val="left"/>
+      <w:pPr>
+        <w:ind w:left="7189" w:hanging="360"/>
+      </w:pPr>
+      <w:rPr>
+        <w:rFonts w:ascii="Wingdings" w:hAnsi="Wingdings" w:hint="default"/>
+      </w:rPr>
+    </w:lvl>
+  </w:abstractNum>
+  <w:abstractNum w:abstractNumId="14" w15:restartNumberingAfterBreak="0">
     <w:nsid w:val="328C54AD"/>
     <w:multiLevelType w:val="multilevel"/>
     <w:tmpl w:val="749CFE92"/>
@@ -14253,7 +14675,7 @@
       </w:rPr>
     </w:lvl>
   </w:abstractNum>
-  <w:abstractNum w:abstractNumId="14" w15:restartNumberingAfterBreak="0">
+  <w:abstractNum w:abstractNumId="15" w15:restartNumberingAfterBreak="0">
     <w:nsid w:val="34BE080D"/>
     <w:multiLevelType w:val="multilevel"/>
     <w:tmpl w:val="12A485EC"/>
@@ -14366,7 +14788,7 @@
       </w:rPr>
     </w:lvl>
   </w:abstractNum>
-  <w:abstractNum w:abstractNumId="15" w15:restartNumberingAfterBreak="0">
+  <w:abstractNum w:abstractNumId="16" w15:restartNumberingAfterBreak="0">
     <w:nsid w:val="36342071"/>
     <w:multiLevelType w:val="multilevel"/>
     <w:tmpl w:val="76D67066"/>
@@ -14515,7 +14937,120 @@
       </w:rPr>
     </w:lvl>
   </w:abstractNum>
-  <w:abstractNum w:abstractNumId="16" w15:restartNumberingAfterBreak="0">
+  <w:abstractNum w:abstractNumId="17" w15:restartNumberingAfterBreak="0">
+    <w:nsid w:val="42707794"/>
+    <w:multiLevelType w:val="hybridMultilevel"/>
+    <w:tmpl w:val="641C1838"/>
+    <w:lvl w:ilvl="0" w:tplc="04190001">
+      <w:start w:val="1"/>
+      <w:numFmt w:val="bullet"/>
+      <w:lvlText w:val=""/>
+      <w:lvlJc w:val="left"/>
+      <w:pPr>
+        <w:ind w:left="1493" w:hanging="360"/>
+      </w:pPr>
+      <w:rPr>
+        <w:rFonts w:ascii="Symbol" w:hAnsi="Symbol" w:hint="default"/>
+      </w:rPr>
+    </w:lvl>
+    <w:lvl w:ilvl="1" w:tplc="04190003" w:tentative="1">
+      <w:start w:val="1"/>
+      <w:numFmt w:val="bullet"/>
+      <w:lvlText w:val="o"/>
+      <w:lvlJc w:val="left"/>
+      <w:pPr>
+        <w:ind w:left="2213" w:hanging="360"/>
+      </w:pPr>
+      <w:rPr>
+        <w:rFonts w:ascii="Courier New" w:hAnsi="Courier New" w:cs="Courier New" w:hint="default"/>
+      </w:rPr>
+    </w:lvl>
+    <w:lvl w:ilvl="2" w:tplc="04190005" w:tentative="1">
+      <w:start w:val="1"/>
+      <w:numFmt w:val="bullet"/>
+      <w:lvlText w:val=""/>
+      <w:lvlJc w:val="left"/>
+      <w:pPr>
+        <w:ind w:left="2933" w:hanging="360"/>
+      </w:pPr>
+      <w:rPr>
+        <w:rFonts w:ascii="Wingdings" w:hAnsi="Wingdings" w:hint="default"/>
+      </w:rPr>
+    </w:lvl>
+    <w:lvl w:ilvl="3" w:tplc="04190001" w:tentative="1">
+      <w:start w:val="1"/>
+      <w:numFmt w:val="bullet"/>
+      <w:lvlText w:val=""/>
+      <w:lvlJc w:val="left"/>
+      <w:pPr>
+        <w:ind w:left="3653" w:hanging="360"/>
+      </w:pPr>
+      <w:rPr>
+        <w:rFonts w:ascii="Symbol" w:hAnsi="Symbol" w:hint="default"/>
+      </w:rPr>
+    </w:lvl>
+    <w:lvl w:ilvl="4" w:tplc="04190003" w:tentative="1">
+      <w:start w:val="1"/>
+      <w:numFmt w:val="bullet"/>
+      <w:lvlText w:val="o"/>
+      <w:lvlJc w:val="left"/>
+      <w:pPr>
+        <w:ind w:left="4373" w:hanging="360"/>
+      </w:pPr>
+      <w:rPr>
+        <w:rFonts w:ascii="Courier New" w:hAnsi="Courier New" w:cs="Courier New" w:hint="default"/>
+      </w:rPr>
+    </w:lvl>
+    <w:lvl w:ilvl="5" w:tplc="04190005" w:tentative="1">
+      <w:start w:val="1"/>
+      <w:numFmt w:val="bullet"/>
+      <w:lvlText w:val=""/>
+      <w:lvlJc w:val="left"/>
+      <w:pPr>
+        <w:ind w:left="5093" w:hanging="360"/>
+      </w:pPr>
+      <w:rPr>
+        <w:rFonts w:ascii="Wingdings" w:hAnsi="Wingdings" w:hint="default"/>
+      </w:rPr>
+    </w:lvl>
+    <w:lvl w:ilvl="6" w:tplc="04190001" w:tentative="1">
+      <w:start w:val="1"/>
+      <w:numFmt w:val="bullet"/>
+      <w:lvlText w:val=""/>
+      <w:lvlJc w:val="left"/>
+      <w:pPr>
+        <w:ind w:left="5813" w:hanging="360"/>
+      </w:pPr>
+      <w:rPr>
+        <w:rFonts w:ascii="Symbol" w:hAnsi="Symbol" w:hint="default"/>
+      </w:rPr>
+    </w:lvl>
+    <w:lvl w:ilvl="7" w:tplc="04190003" w:tentative="1">
+      <w:start w:val="1"/>
+      <w:numFmt w:val="bullet"/>
+      <w:lvlText w:val="o"/>
+      <w:lvlJc w:val="left"/>
+      <w:pPr>
+        <w:ind w:left="6533" w:hanging="360"/>
+      </w:pPr>
+      <w:rPr>
+        <w:rFonts w:ascii="Courier New" w:hAnsi="Courier New" w:cs="Courier New" w:hint="default"/>
+      </w:rPr>
+    </w:lvl>
+    <w:lvl w:ilvl="8" w:tplc="04190005" w:tentative="1">
+      <w:start w:val="1"/>
+      <w:numFmt w:val="bullet"/>
+      <w:lvlText w:val=""/>
+      <w:lvlJc w:val="left"/>
+      <w:pPr>
+        <w:ind w:left="7253" w:hanging="360"/>
+      </w:pPr>
+      <w:rPr>
+        <w:rFonts w:ascii="Wingdings" w:hAnsi="Wingdings" w:hint="default"/>
+      </w:rPr>
+    </w:lvl>
+  </w:abstractNum>
+  <w:abstractNum w:abstractNumId="18" w15:restartNumberingAfterBreak="0">
     <w:nsid w:val="45FF1A18"/>
     <w:multiLevelType w:val="hybridMultilevel"/>
     <w:tmpl w:val="837A7BFA"/>
@@ -14601,7 +15136,7 @@
       </w:pPr>
     </w:lvl>
   </w:abstractNum>
-  <w:abstractNum w:abstractNumId="17" w15:restartNumberingAfterBreak="0">
+  <w:abstractNum w:abstractNumId="19" w15:restartNumberingAfterBreak="0">
     <w:nsid w:val="4880215A"/>
     <w:multiLevelType w:val="multilevel"/>
     <w:tmpl w:val="734E06A0"/>
@@ -14714,7 +15249,7 @@
       </w:pPr>
     </w:lvl>
   </w:abstractNum>
-  <w:abstractNum w:abstractNumId="18" w15:restartNumberingAfterBreak="0">
+  <w:abstractNum w:abstractNumId="20" w15:restartNumberingAfterBreak="0">
     <w:nsid w:val="4C121805"/>
     <w:multiLevelType w:val="hybridMultilevel"/>
     <w:tmpl w:val="54D26234"/>
@@ -14854,7 +15389,7 @@
       </w:rPr>
     </w:lvl>
   </w:abstractNum>
-  <w:abstractNum w:abstractNumId="19" w15:restartNumberingAfterBreak="0">
+  <w:abstractNum w:abstractNumId="21" w15:restartNumberingAfterBreak="0">
     <w:nsid w:val="4DB3001A"/>
     <w:multiLevelType w:val="hybridMultilevel"/>
     <w:tmpl w:val="1D5E1842"/>
@@ -14967,7 +15502,7 @@
       </w:rPr>
     </w:lvl>
   </w:abstractNum>
-  <w:abstractNum w:abstractNumId="20" w15:restartNumberingAfterBreak="0">
+  <w:abstractNum w:abstractNumId="22" w15:restartNumberingAfterBreak="0">
     <w:nsid w:val="524C055A"/>
     <w:multiLevelType w:val="multilevel"/>
     <w:tmpl w:val="133E9ED2"/>
@@ -15116,7 +15651,7 @@
       </w:rPr>
     </w:lvl>
   </w:abstractNum>
-  <w:abstractNum w:abstractNumId="21" w15:restartNumberingAfterBreak="0">
+  <w:abstractNum w:abstractNumId="23" w15:restartNumberingAfterBreak="0">
     <w:nsid w:val="59671474"/>
     <w:multiLevelType w:val="hybridMultilevel"/>
     <w:tmpl w:val="9E7A5DA8"/>
@@ -15256,7 +15791,7 @@
       </w:rPr>
     </w:lvl>
   </w:abstractNum>
-  <w:abstractNum w:abstractNumId="22" w15:restartNumberingAfterBreak="0">
+  <w:abstractNum w:abstractNumId="24" w15:restartNumberingAfterBreak="0">
     <w:nsid w:val="5EA22799"/>
     <w:multiLevelType w:val="multilevel"/>
     <w:tmpl w:val="0419001F"/>
@@ -15342,7 +15877,7 @@
       </w:pPr>
     </w:lvl>
   </w:abstractNum>
-  <w:abstractNum w:abstractNumId="23" w15:restartNumberingAfterBreak="0">
+  <w:abstractNum w:abstractNumId="25" w15:restartNumberingAfterBreak="0">
     <w:nsid w:val="63BD0685"/>
     <w:multiLevelType w:val="hybridMultilevel"/>
     <w:tmpl w:val="27904B1A"/>
@@ -15455,7 +15990,7 @@
       </w:rPr>
     </w:lvl>
   </w:abstractNum>
-  <w:abstractNum w:abstractNumId="24" w15:restartNumberingAfterBreak="0">
+  <w:abstractNum w:abstractNumId="26" w15:restartNumberingAfterBreak="0">
     <w:nsid w:val="6A7018E7"/>
     <w:multiLevelType w:val="multilevel"/>
     <w:tmpl w:val="F4924002"/>
@@ -15604,7 +16139,7 @@
       </w:rPr>
     </w:lvl>
   </w:abstractNum>
-  <w:abstractNum w:abstractNumId="25" w15:restartNumberingAfterBreak="0">
+  <w:abstractNum w:abstractNumId="27" w15:restartNumberingAfterBreak="0">
     <w:nsid w:val="72502D27"/>
     <w:multiLevelType w:val="multilevel"/>
     <w:tmpl w:val="D6ECDD2C"/>
@@ -15753,7 +16288,7 @@
       </w:rPr>
     </w:lvl>
   </w:abstractNum>
-  <w:abstractNum w:abstractNumId="26" w15:restartNumberingAfterBreak="0">
+  <w:abstractNum w:abstractNumId="28" w15:restartNumberingAfterBreak="0">
     <w:nsid w:val="79450B8F"/>
     <w:multiLevelType w:val="multilevel"/>
     <w:tmpl w:val="2DBAB27E"/>
@@ -15866,7 +16401,7 @@
       </w:pPr>
     </w:lvl>
   </w:abstractNum>
-  <w:abstractNum w:abstractNumId="27" w15:restartNumberingAfterBreak="0">
+  <w:abstractNum w:abstractNumId="29" w15:restartNumberingAfterBreak="0">
     <w:nsid w:val="7ACB09C9"/>
     <w:multiLevelType w:val="multilevel"/>
     <w:tmpl w:val="3AE00C7C"/>
@@ -16015,7 +16550,7 @@
       </w:rPr>
     </w:lvl>
   </w:abstractNum>
-  <w:abstractNum w:abstractNumId="28" w15:restartNumberingAfterBreak="0">
+  <w:abstractNum w:abstractNumId="30" w15:restartNumberingAfterBreak="0">
     <w:nsid w:val="7C355816"/>
     <w:multiLevelType w:val="multilevel"/>
     <w:tmpl w:val="80A81278"/>
@@ -16135,7 +16670,7 @@
       </w:rPr>
     </w:lvl>
   </w:abstractNum>
-  <w:abstractNum w:abstractNumId="29" w15:restartNumberingAfterBreak="0">
+  <w:abstractNum w:abstractNumId="31" w15:restartNumberingAfterBreak="0">
     <w:nsid w:val="7F181D98"/>
     <w:multiLevelType w:val="multilevel"/>
     <w:tmpl w:val="289671D8"/>
@@ -16291,19 +16826,19 @@
     <w:abstractNumId w:val="8"/>
   </w:num>
   <w:num w:numId="3">
-    <w:abstractNumId w:val="13"/>
+    <w:abstractNumId w:val="14"/>
   </w:num>
   <w:num w:numId="4">
+    <w:abstractNumId w:val="26"/>
+  </w:num>
+  <w:num w:numId="5">
     <w:abstractNumId w:val="24"/>
   </w:num>
-  <w:num w:numId="5">
+  <w:num w:numId="6">
     <w:abstractNumId w:val="22"/>
   </w:num>
-  <w:num w:numId="6">
-    <w:abstractNumId w:val="20"/>
-  </w:num>
   <w:num w:numId="7">
-    <w:abstractNumId w:val="16"/>
+    <w:abstractNumId w:val="18"/>
   </w:num>
   <w:num w:numId="8">
     <w:abstractNumId w:val="3"/>
@@ -16318,22 +16853,22 @@
     <w:abstractNumId w:val="9"/>
   </w:num>
   <w:num w:numId="12">
-    <w:abstractNumId w:val="23"/>
+    <w:abstractNumId w:val="25"/>
   </w:num>
   <w:num w:numId="13">
-    <w:abstractNumId w:val="25"/>
+    <w:abstractNumId w:val="27"/>
   </w:num>
   <w:num w:numId="14">
     <w:abstractNumId w:val="1"/>
   </w:num>
   <w:num w:numId="15">
-    <w:abstractNumId w:val="15"/>
+    <w:abstractNumId w:val="16"/>
   </w:num>
   <w:num w:numId="16">
-    <w:abstractNumId w:val="29"/>
+    <w:abstractNumId w:val="31"/>
   </w:num>
   <w:num w:numId="17">
-    <w:abstractNumId w:val="27"/>
+    <w:abstractNumId w:val="29"/>
   </w:num>
   <w:num w:numId="18">
     <w:abstractNumId w:val="7"/>
@@ -16345,22 +16880,22 @@
     <w:abstractNumId w:val="2"/>
   </w:num>
   <w:num w:numId="21">
-    <w:abstractNumId w:val="26"/>
+    <w:abstractNumId w:val="28"/>
   </w:num>
   <w:num w:numId="22">
-    <w:abstractNumId w:val="17"/>
+    <w:abstractNumId w:val="19"/>
   </w:num>
   <w:num w:numId="23">
-    <w:abstractNumId w:val="14"/>
+    <w:abstractNumId w:val="15"/>
   </w:num>
   <w:num w:numId="24">
-    <w:abstractNumId w:val="28"/>
+    <w:abstractNumId w:val="30"/>
   </w:num>
   <w:num w:numId="25">
-    <w:abstractNumId w:val="18"/>
+    <w:abstractNumId w:val="20"/>
   </w:num>
   <w:num w:numId="26">
-    <w:abstractNumId w:val="21"/>
+    <w:abstractNumId w:val="23"/>
   </w:num>
   <w:num w:numId="27">
     <w:abstractNumId w:val="11"/>
@@ -16369,22 +16904,19 @@
     <w:abstractNumId w:val="4"/>
   </w:num>
   <w:num w:numId="29">
-    <w:abstractNumId w:val="19"/>
+    <w:abstractNumId w:val="21"/>
   </w:num>
   <w:num w:numId="30">
-    <w:abstractNumId w:val="21"/>
-    <w:lvlOverride w:ilvl="0"/>
-    <w:lvlOverride w:ilvl="1"/>
-    <w:lvlOverride w:ilvl="2"/>
-    <w:lvlOverride w:ilvl="3"/>
-    <w:lvlOverride w:ilvl="4"/>
-    <w:lvlOverride w:ilvl="5"/>
-    <w:lvlOverride w:ilvl="6"/>
-    <w:lvlOverride w:ilvl="7"/>
-    <w:lvlOverride w:ilvl="8"/>
+    <w:abstractNumId w:val="23"/>
   </w:num>
   <w:num w:numId="31">
     <w:abstractNumId w:val="12"/>
+  </w:num>
+  <w:num w:numId="32">
+    <w:abstractNumId w:val="13"/>
+  </w:num>
+  <w:num w:numId="33">
+    <w:abstractNumId w:val="17"/>
   </w:num>
 </w:numbering>
 </file>
@@ -16812,6 +17344,7 @@
     <w:name w:val="heading 2"/>
     <w:basedOn w:val="a"/>
     <w:next w:val="a"/>
+    <w:link w:val="20"/>
     <w:uiPriority w:val="9"/>
     <w:unhideWhenUsed/>
     <w:qFormat/>
@@ -17124,7 +17657,7 @@
       <w:spacing w:after="100"/>
     </w:pPr>
   </w:style>
-  <w:style w:type="paragraph" w:styleId="20">
+  <w:style w:type="paragraph" w:styleId="21">
     <w:name w:val="toc 2"/>
     <w:basedOn w:val="a"/>
     <w:next w:val="a"/>
@@ -17136,6 +17669,19 @@
       <w:spacing w:after="100"/>
       <w:ind w:left="200"/>
     </w:pPr>
+  </w:style>
+  <w:style w:type="character" w:customStyle="1" w:styleId="20">
+    <w:name w:val="Заголовок 2 Знак"/>
+    <w:basedOn w:val="a0"/>
+    <w:link w:val="2"/>
+    <w:uiPriority w:val="9"/>
+    <w:rsid w:val="00A93484"/>
+    <w:rPr>
+      <w:rFonts w:ascii="Luxi Sans" w:eastAsia="HONOR black body" w:hAnsi="Luxi Sans"/>
+      <w:b/>
+      <w:sz w:val="32"/>
+      <w:lang w:val="ru-RU"/>
+    </w:rPr>
   </w:style>
 </w:styles>
 </file>
